--- a/book/4-template-process.docx
+++ b/book/4-template-process.docx
@@ -1,6 +1,6 @@
 
 <file path=word/document.xml><?xml version="1.0" encoding="utf-8"?>
-<w:document xmlns:wpc="http://schemas.microsoft.com/office/word/2010/wordprocessingCanvas" xmlns:cx="http://schemas.microsoft.com/office/drawing/2014/chartex" xmlns:cx1="http://schemas.microsoft.com/office/drawing/2015/9/8/chartex" xmlns:cx2="http://schemas.microsoft.com/office/drawing/2015/10/21/chartex" xmlns:cx3="http://schemas.microsoft.com/office/drawing/2016/5/9/chartex" xmlns:cx4="http://schemas.microsoft.com/office/drawing/2016/5/10/chartex" xmlns:cx5="http://schemas.microsoft.com/office/drawing/2016/5/11/chartex" xmlns:cx6="http://schemas.microsoft.com/office/drawing/2016/5/12/chartex" xmlns:cx7="http://schemas.microsoft.com/office/drawing/2016/5/13/chartex" xmlns:cx8="http://schemas.microsoft.com/office/drawing/2016/5/14/chartex" xmlns:mc="http://schemas.openxmlformats.org/markup-compatibility/2006" xmlns:aink="http://schemas.microsoft.com/office/drawing/2016/ink" xmlns:am3d="http://schemas.microsoft.com/office/drawing/2017/model3d" xmlns:o="urn:schemas-microsoft-com:office:office" xmlns:oel="http://schemas.microsoft.com/office/2019/extlst" xmlns:r="http://schemas.openxmlformats.org/officeDocument/2006/relationships" xmlns:m="http://schemas.openxmlformats.org/officeDocument/2006/math" xmlns:v="urn:schemas-microsoft-com:vml" xmlns:wp14="http://schemas.microsoft.com/office/word/2010/wordprocessingDrawing" xmlns:wp="http://schemas.openxmlformats.org/drawingml/2006/wordprocessingDrawing" xmlns:w10="urn:schemas-microsoft-com:office:word" xmlns:w="http://schemas.openxmlformats.org/wordprocessingml/2006/main" xmlns:w14="http://schemas.microsoft.com/office/word/2010/wordml" xmlns:w15="http://schemas.microsoft.com/office/word/2012/wordml" xmlns:w16cei="http://schemas.microsoft.com/office/word/2026/wordml/cei" xmlns:w16cex="http://schemas.microsoft.com/office/word/2018/wordml/cex" xmlns:w16cid="http://schemas.microsoft.com/office/word/2016/wordml/cid" xmlns:w16="http://schemas.microsoft.com/office/word/2018/wordml" xmlns:w16du="http://schemas.microsoft.com/office/word/2023/wordml/word16du" xmlns:w16sdtdh="http://schemas.microsoft.com/office/word/2020/wordml/sdtdatahash" xmlns:w16sdtfl="http://schemas.microsoft.com/office/word/2024/wordml/sdtformatlock" xmlns:w16se="http://schemas.microsoft.com/office/word/2015/wordml/symex" xmlns:wpg="http://schemas.microsoft.com/office/word/2010/wordprocessingGroup" xmlns:wpi="http://schemas.microsoft.com/office/word/2010/wordprocessingInk" xmlns:wne="http://schemas.microsoft.com/office/word/2006/wordml" xmlns:wps="http://schemas.microsoft.com/office/word/2010/wordprocessingShape" mc:Ignorable="w14 w15 w16se w16cid w16 w16cex w16sdtdh w16sdtfl w16du wp14">
+<w:document xmlns:wpc="http://schemas.microsoft.com/office/word/2010/wordprocessingCanvas" xmlns:cx="http://schemas.microsoft.com/office/drawing/2014/chartex" xmlns:cx1="http://schemas.microsoft.com/office/drawing/2015/9/8/chartex" xmlns:cx2="http://schemas.microsoft.com/office/drawing/2015/10/21/chartex" xmlns:cx3="http://schemas.microsoft.com/office/drawing/2016/5/9/chartex" xmlns:cx4="http://schemas.microsoft.com/office/drawing/2016/5/10/chartex" xmlns:cx5="http://schemas.microsoft.com/office/drawing/2016/5/11/chartex" xmlns:cx6="http://schemas.microsoft.com/office/drawing/2016/5/12/chartex" xmlns:cx7="http://schemas.microsoft.com/office/drawing/2016/5/13/chartex" xmlns:cx8="http://schemas.microsoft.com/office/drawing/2016/5/14/chartex" xmlns:mc="http://schemas.openxmlformats.org/markup-compatibility/2006" xmlns:aink="http://schemas.microsoft.com/office/drawing/2016/ink" xmlns:am3d="http://schemas.microsoft.com/office/drawing/2017/model3d" xmlns:o="urn:schemas-microsoft-com:office:office" xmlns:oel="http://schemas.microsoft.com/office/2019/extlst" xmlns:r="http://schemas.openxmlformats.org/officeDocument/2006/relationships" xmlns:m="http://schemas.openxmlformats.org/officeDocument/2006/math" xmlns:v="urn:schemas-microsoft-com:vml" xmlns:wp14="http://schemas.microsoft.com/office/word/2010/wordprocessingDrawing" xmlns:wp="http://schemas.openxmlformats.org/drawingml/2006/wordprocessingDrawing" xmlns:w10="urn:schemas-microsoft-com:office:word" xmlns:w="http://schemas.openxmlformats.org/wordprocessingml/2006/main" xmlns:w14="http://schemas.microsoft.com/office/word/2010/wordml" xmlns:w15="http://schemas.microsoft.com/office/word/2012/wordml" xmlns:w16cex="http://schemas.microsoft.com/office/word/2018/wordml/cex" xmlns:w16cid="http://schemas.microsoft.com/office/word/2016/wordml/cid" xmlns:w16="http://schemas.microsoft.com/office/word/2018/wordml" xmlns:w16du="http://schemas.microsoft.com/office/word/2023/wordml/word16du" xmlns:w16sdtdh="http://schemas.microsoft.com/office/word/2020/wordml/sdtdatahash" xmlns:w16sdtfl="http://schemas.microsoft.com/office/word/2024/wordml/sdtformatlock" xmlns:w16se="http://schemas.microsoft.com/office/word/2015/wordml/symex" xmlns:wpg="http://schemas.microsoft.com/office/word/2010/wordprocessingGroup" xmlns:wpi="http://schemas.microsoft.com/office/word/2010/wordprocessingInk" xmlns:wne="http://schemas.microsoft.com/office/word/2006/wordml" xmlns:wps="http://schemas.microsoft.com/office/word/2010/wordprocessingShape" mc:Ignorable="w14 w15 w16se w16cid w16 w16cex w16sdtdh w16sdtfl w16du wp14">
   <w:body>
     <w:p>
       <w:pPr>
@@ -34,7 +34,7 @@
         </w:rPr>
         <w:t xml:space="preserve">Related to </w:t>
       </w:r>
-      <w:hyperlink w:history="1" r:id="rId9">
+      <w:hyperlink r:id="rId9" w:history="1">
         <w:r>
           <w:rPr>
             <w:rStyle w:val="Hyperlink"/>
@@ -42,132 +42,186 @@
           </w:rPr>
           <w:t>Chapter 4 of the thesis guide</w:t>
         </w:r>
+      </w:hyperlink>
+      <w:r>
+        <w:rPr>
+          <w:lang w:val="en-US"/>
+        </w:rPr>
+        <w:t>.</w:t>
+      </w:r>
+      <w:r>
+        <w:rPr>
+          <w:lang w:val="en-US"/>
+        </w:rPr>
+        <w:t xml:space="preserve"> </w:t>
+      </w:r>
+    </w:p>
+    <w:p>
+      <w:pPr>
+        <w:rPr>
+          <w:lang w:val="en-US"/>
+        </w:rPr>
+      </w:pPr>
+      <w:r>
+        <w:rPr>
+          <w:lang w:val="en-US"/>
+        </w:rPr>
+        <w:t>You can use th</w:t>
+      </w:r>
+      <w:r>
+        <w:rPr>
+          <w:lang w:val="en-US"/>
+        </w:rPr>
+        <w:t xml:space="preserve">is </w:t>
+      </w:r>
+      <w:r>
+        <w:rPr>
+          <w:lang w:val="en-US"/>
+        </w:rPr>
+        <w:t xml:space="preserve">template to </w:t>
+      </w:r>
+      <w:r>
+        <w:rPr>
+          <w:lang w:val="en-US"/>
+        </w:rPr>
+        <w:t xml:space="preserve">support you as you start reading, </w:t>
+      </w:r>
+      <w:proofErr w:type="spellStart"/>
+      <w:r>
+        <w:rPr>
+          <w:lang w:val="en-US"/>
+        </w:rPr>
+        <w:t>summari</w:t>
+      </w:r>
+      <w:r>
+        <w:rPr>
+          <w:lang w:val="en-US"/>
+        </w:rPr>
+        <w:t>s</w:t>
+      </w:r>
+      <w:r>
+        <w:rPr>
+          <w:lang w:val="en-US"/>
+        </w:rPr>
+        <w:t>ing</w:t>
+      </w:r>
+      <w:proofErr w:type="spellEnd"/>
+      <w:r>
+        <w:rPr>
+          <w:lang w:val="en-US"/>
+        </w:rPr>
+        <w:t xml:space="preserve"> and synthesizing your sources. </w:t>
+      </w:r>
+      <w:r>
+        <w:rPr>
+          <w:lang w:val="en-US"/>
+        </w:rPr>
+        <w:t>You can f</w:t>
+      </w:r>
+      <w:r>
+        <w:rPr>
+          <w:lang w:val="en-US"/>
+        </w:rPr>
+        <w:t>ill out the template</w:t>
+      </w:r>
+      <w:r>
+        <w:rPr>
+          <w:lang w:val="en-US"/>
+        </w:rPr>
+        <w:t xml:space="preserve"> as is, </w:t>
+      </w:r>
+      <w:r>
+        <w:rPr>
+          <w:lang w:val="en-US"/>
+        </w:rPr>
+        <w:t>or copy sections you deem relevant into your own workflow</w:t>
+      </w:r>
+      <w:r>
+        <w:rPr>
+          <w:lang w:val="en-US"/>
+        </w:rPr>
+        <w:t>.</w:t>
+      </w:r>
+    </w:p>
+    <w:p>
+      <w:pPr>
+        <w:pStyle w:val="Heading1"/>
+        <w:rPr>
+          <w:lang w:val="en-US"/>
+        </w:rPr>
+      </w:pPr>
+      <w:r>
+        <w:rPr>
+          <w:lang w:val="en-US"/>
+        </w:rPr>
+        <w:t>4</w:t>
+      </w:r>
+      <w:r>
+        <w:rPr>
+          <w:lang w:val="en-US"/>
+        </w:rPr>
+        <w:t>a.</w:t>
+      </w:r>
+      <w:r>
+        <w:rPr>
+          <w:lang w:val="en-US"/>
+        </w:rPr>
+        <w:t xml:space="preserve"> Reading</w:t>
+      </w:r>
+      <w:r>
+        <w:rPr>
+          <w:lang w:val="en-US"/>
+        </w:rPr>
+        <w:t xml:space="preserve"> </w:t>
+      </w:r>
+    </w:p>
+    <w:p>
+      <w:pPr>
+        <w:rPr>
+          <w:lang w:val="en-US"/>
+        </w:rPr>
+      </w:pPr>
+      <w:r>
+        <w:rPr>
+          <w:lang w:val="en-US"/>
+        </w:rPr>
+        <w:t xml:space="preserve">Related to </w:t>
+      </w:r>
+      <w:hyperlink r:id="rId10" w:history="1">
         <w:r>
           <w:rPr>
             <w:rStyle w:val="Hyperlink"/>
             <w:lang w:val="en-US"/>
           </w:rPr>
-          <w:t>.</w:t>
+          <w:t>C</w:t>
+        </w:r>
+        <w:r>
+          <w:rPr>
+            <w:rStyle w:val="Hyperlink"/>
+            <w:lang w:val="en-US"/>
+          </w:rPr>
+          <w:t>hapter 4</w:t>
+        </w:r>
+        <w:r>
+          <w:rPr>
+            <w:rStyle w:val="Hyperlink"/>
+            <w:lang w:val="en-US"/>
+          </w:rPr>
+          <w:t>a</w:t>
+        </w:r>
+        <w:r>
+          <w:rPr>
+            <w:rStyle w:val="Hyperlink"/>
+            <w:lang w:val="en-US"/>
+          </w:rPr>
+          <w:t xml:space="preserve"> of the thesis guide</w:t>
         </w:r>
       </w:hyperlink>
       <w:r>
         <w:rPr>
           <w:lang w:val="en-US"/>
         </w:rPr>
-        <w:t xml:space="preserve"> </w:t>
-      </w:r>
-    </w:p>
-    <w:p>
-      <w:pPr>
-        <w:rPr>
-          <w:lang w:val="en-US"/>
-        </w:rPr>
-      </w:pPr>
-      <w:r>
-        <w:rPr>
-          <w:lang w:val="en-US"/>
-        </w:rPr>
-        <w:t>You can use th</w:t>
-      </w:r>
-      <w:r>
-        <w:rPr>
-          <w:lang w:val="en-US"/>
-        </w:rPr>
-        <w:t xml:space="preserve">is </w:t>
-      </w:r>
-      <w:r>
-        <w:rPr>
-          <w:lang w:val="en-US"/>
-        </w:rPr>
-        <w:t xml:space="preserve">template to </w:t>
-      </w:r>
-      <w:r>
-        <w:rPr>
-          <w:lang w:val="en-US"/>
-        </w:rPr>
-        <w:t xml:space="preserve">support you as you start reading, </w:t>
-      </w:r>
-      <w:proofErr w:type="spellStart"/>
-      <w:r>
-        <w:rPr>
-          <w:lang w:val="en-US"/>
-        </w:rPr>
-        <w:t>summari</w:t>
-      </w:r>
-      <w:r>
-        <w:rPr>
-          <w:lang w:val="en-US"/>
-        </w:rPr>
-        <w:t>s</w:t>
-      </w:r>
-      <w:r>
-        <w:rPr>
-          <w:lang w:val="en-US"/>
-        </w:rPr>
-        <w:t>ing</w:t>
-      </w:r>
-      <w:proofErr w:type="spellEnd"/>
-      <w:r>
-        <w:rPr>
-          <w:lang w:val="en-US"/>
-        </w:rPr>
-        <w:t xml:space="preserve"> and synthesizing your sources. </w:t>
-      </w:r>
-      <w:r>
-        <w:rPr>
-          <w:lang w:val="en-US"/>
-        </w:rPr>
-        <w:t>You can f</w:t>
-      </w:r>
-      <w:r>
-        <w:rPr>
-          <w:lang w:val="en-US"/>
-        </w:rPr>
-        <w:t>ill out the template</w:t>
-      </w:r>
-      <w:r>
-        <w:rPr>
-          <w:lang w:val="en-US"/>
-        </w:rPr>
-        <w:t xml:space="preserve"> as is, </w:t>
-      </w:r>
-      <w:r>
-        <w:rPr>
-          <w:lang w:val="en-US"/>
-        </w:rPr>
-        <w:t>or copy sections you deem relevant into your own workflow</w:t>
-      </w:r>
-      <w:r>
-        <w:rPr>
-          <w:lang w:val="en-US"/>
-        </w:rPr>
         <w:t>.</w:t>
-      </w:r>
-    </w:p>
-    <w:p>
-      <w:pPr>
-        <w:pStyle w:val="Heading1"/>
-        <w:rPr>
-          <w:lang w:val="en-US"/>
-        </w:rPr>
-      </w:pPr>
-      <w:r>
-        <w:rPr>
-          <w:lang w:val="en-US"/>
-        </w:rPr>
-        <w:t>4</w:t>
-      </w:r>
-      <w:r>
-        <w:rPr>
-          <w:lang w:val="en-US"/>
-        </w:rPr>
-        <w:t>a.</w:t>
-      </w:r>
-      <w:r>
-        <w:rPr>
-          <w:lang w:val="en-US"/>
-        </w:rPr>
-        <w:t xml:space="preserve"> Reading</w:t>
       </w:r>
       <w:r>
         <w:rPr>
@@ -381,6 +435,7 @@
             <w:pPr>
               <w:rPr>
                 <w:b/>
+                <w:lang w:val="en-US"/>
               </w:rPr>
             </w:pPr>
           </w:p>
@@ -801,7 +856,7 @@
         <w:pStyle w:val="ListParagraph"/>
         <w:numPr>
           <w:ilvl w:val="0"/>
-          <w:numId w:val="2"/>
+          <w:numId w:val="5"/>
         </w:numPr>
         <w:rPr>
           <w:lang w:val="en-US"/>
@@ -837,7 +892,7 @@
         <w:pStyle w:val="ListParagraph"/>
         <w:numPr>
           <w:ilvl w:val="0"/>
-          <w:numId w:val="2"/>
+          <w:numId w:val="5"/>
         </w:numPr>
         <w:rPr>
           <w:lang w:val="en-US"/>
@@ -847,6 +902,7 @@
         <w:rPr>
           <w:lang w:val="en-US"/>
         </w:rPr>
+        <w:lastRenderedPageBreak/>
         <w:t xml:space="preserve">What type of information you need first (foundational, specific research, recent developments) </w:t>
       </w:r>
       <w:r>
@@ -861,7 +917,7 @@
         <w:pStyle w:val="ListParagraph"/>
         <w:numPr>
           <w:ilvl w:val="0"/>
-          <w:numId w:val="2"/>
+          <w:numId w:val="5"/>
         </w:numPr>
         <w:rPr>
           <w:lang w:val="en-US"/>
@@ -871,7 +927,6 @@
         <w:rPr>
           <w:lang w:val="en-US"/>
         </w:rPr>
-        <w:lastRenderedPageBreak/>
         <w:t xml:space="preserve">Which </w:t>
       </w:r>
       <w:r>
@@ -910,7 +965,7 @@
         <w:pStyle w:val="ListParagraph"/>
         <w:numPr>
           <w:ilvl w:val="0"/>
-          <w:numId w:val="2"/>
+          <w:numId w:val="5"/>
         </w:numPr>
         <w:rPr>
           <w:lang w:val="en-US"/>
@@ -1438,7 +1493,7 @@
         <w:pStyle w:val="ListParagraph"/>
         <w:numPr>
           <w:ilvl w:val="0"/>
-          <w:numId w:val="30"/>
+          <w:numId w:val="33"/>
         </w:numPr>
         <w:rPr>
           <w:lang w:val="en-US"/>
@@ -1456,7 +1511,7 @@
         <w:pStyle w:val="ListParagraph"/>
         <w:numPr>
           <w:ilvl w:val="0"/>
-          <w:numId w:val="30"/>
+          <w:numId w:val="33"/>
         </w:numPr>
         <w:rPr>
           <w:lang w:val="en-US"/>
@@ -1466,6 +1521,7 @@
         <w:rPr>
           <w:lang w:val="en-US"/>
         </w:rPr>
+        <w:lastRenderedPageBreak/>
         <w:t>Is this in line with my knowledge or does it contradict any knowledge I already have?</w:t>
       </w:r>
     </w:p>
@@ -1474,7 +1530,7 @@
         <w:pStyle w:val="ListParagraph"/>
         <w:numPr>
           <w:ilvl w:val="0"/>
-          <w:numId w:val="30"/>
+          <w:numId w:val="33"/>
         </w:numPr>
         <w:rPr>
           <w:lang w:val="en-US"/>
@@ -1484,7 +1540,6 @@
         <w:rPr>
           <w:lang w:val="en-US"/>
         </w:rPr>
-        <w:lastRenderedPageBreak/>
         <w:t>Is the method well explained and justified?</w:t>
       </w:r>
     </w:p>
@@ -1493,7 +1548,7 @@
         <w:pStyle w:val="ListParagraph"/>
         <w:numPr>
           <w:ilvl w:val="0"/>
-          <w:numId w:val="30"/>
+          <w:numId w:val="33"/>
         </w:numPr>
         <w:rPr>
           <w:lang w:val="en-US"/>
@@ -1511,7 +1566,7 @@
         <w:pStyle w:val="ListParagraph"/>
         <w:numPr>
           <w:ilvl w:val="0"/>
-          <w:numId w:val="30"/>
+          <w:numId w:val="33"/>
         </w:numPr>
         <w:rPr>
           <w:lang w:val="en-US"/>
@@ -1529,7 +1584,7 @@
         <w:pStyle w:val="ListParagraph"/>
         <w:numPr>
           <w:ilvl w:val="0"/>
-          <w:numId w:val="30"/>
+          <w:numId w:val="33"/>
         </w:numPr>
         <w:rPr>
           <w:lang w:val="en-US"/>
@@ -1567,7 +1622,7 @@
         <w:pStyle w:val="ListParagraph"/>
         <w:numPr>
           <w:ilvl w:val="0"/>
-          <w:numId w:val="31"/>
+          <w:numId w:val="34"/>
         </w:numPr>
       </w:pPr>
       <w:r>
@@ -1592,7 +1647,7 @@
         <w:pStyle w:val="ListParagraph"/>
         <w:numPr>
           <w:ilvl w:val="0"/>
-          <w:numId w:val="31"/>
+          <w:numId w:val="34"/>
         </w:numPr>
       </w:pPr>
       <w:r>
@@ -1604,7 +1659,7 @@
         <w:pStyle w:val="ListParagraph"/>
         <w:numPr>
           <w:ilvl w:val="0"/>
-          <w:numId w:val="31"/>
+          <w:numId w:val="34"/>
         </w:numPr>
       </w:pPr>
       <w:r>
@@ -1621,7 +1676,7 @@
         <w:pStyle w:val="ListParagraph"/>
         <w:numPr>
           <w:ilvl w:val="0"/>
-          <w:numId w:val="31"/>
+          <w:numId w:val="34"/>
         </w:numPr>
       </w:pPr>
       <w:proofErr w:type="spellStart"/>
@@ -1670,7 +1725,7 @@
         <w:pStyle w:val="ListParagraph"/>
         <w:numPr>
           <w:ilvl w:val="0"/>
-          <w:numId w:val="31"/>
+          <w:numId w:val="34"/>
         </w:numPr>
         <w:rPr>
           <w:lang w:val="en-US"/>
@@ -1688,7 +1743,7 @@
         <w:pStyle w:val="ListParagraph"/>
         <w:numPr>
           <w:ilvl w:val="0"/>
-          <w:numId w:val="31"/>
+          <w:numId w:val="34"/>
         </w:numPr>
       </w:pPr>
       <w:r>
@@ -1705,7 +1760,7 @@
         <w:pStyle w:val="ListParagraph"/>
         <w:numPr>
           <w:ilvl w:val="0"/>
-          <w:numId w:val="31"/>
+          <w:numId w:val="34"/>
         </w:numPr>
       </w:pPr>
       <w:proofErr w:type="spellStart"/>
@@ -1800,7 +1855,7 @@
       <w:pPr>
         <w:numPr>
           <w:ilvl w:val="0"/>
-          <w:numId w:val="20"/>
+          <w:numId w:val="23"/>
         </w:numPr>
         <w:rPr>
           <w:lang w:val="en-US"/>
@@ -1835,7 +1890,7 @@
       <w:pPr>
         <w:numPr>
           <w:ilvl w:val="0"/>
-          <w:numId w:val="20"/>
+          <w:numId w:val="23"/>
         </w:numPr>
         <w:rPr>
           <w:lang w:val="en-US"/>
@@ -1888,7 +1943,7 @@
       <w:pPr>
         <w:numPr>
           <w:ilvl w:val="0"/>
-          <w:numId w:val="20"/>
+          <w:numId w:val="23"/>
         </w:numPr>
         <w:rPr>
           <w:lang w:val="en-US"/>
@@ -1977,87 +2032,121 @@
         <w:rPr>
           <w:lang w:val="en-US"/>
         </w:rPr>
-        <w:t xml:space="preserve">You can use this template to </w:t>
-      </w:r>
-      <w:proofErr w:type="spellStart"/>
-      <w:r>
-        <w:rPr>
-          <w:lang w:val="en-US"/>
-        </w:rPr>
-        <w:t>summari</w:t>
-      </w:r>
-      <w:r>
-        <w:rPr>
-          <w:lang w:val="en-US"/>
-        </w:rPr>
-        <w:t>s</w:t>
-      </w:r>
-      <w:r>
-        <w:rPr>
-          <w:lang w:val="en-US"/>
-        </w:rPr>
-        <w:t>e</w:t>
-      </w:r>
-      <w:proofErr w:type="spellEnd"/>
+        <w:t xml:space="preserve">Related to </w:t>
+      </w:r>
+      <w:hyperlink r:id="rId11" w:history="1">
+        <w:r>
+          <w:rPr>
+            <w:rStyle w:val="Hyperlink"/>
+            <w:lang w:val="en-US"/>
+          </w:rPr>
+          <w:t>Chapter 4b of the thesis guide</w:t>
+        </w:r>
+      </w:hyperlink>
+      <w:r>
+        <w:rPr>
+          <w:lang w:val="en-US"/>
+        </w:rPr>
+        <w:t>.</w:t>
+      </w:r>
       <w:r>
         <w:rPr>
           <w:lang w:val="en-US"/>
         </w:rPr>
         <w:t xml:space="preserve"> </w:t>
-      </w:r>
-      <w:r>
-        <w:rPr>
-          <w:lang w:val="en-US"/>
-        </w:rPr>
-        <w:t>a source</w:t>
-      </w:r>
-      <w:r>
-        <w:rPr>
-          <w:lang w:val="en-US"/>
-        </w:rPr>
-        <w:t xml:space="preserve"> that is highly relevant for your project. </w:t>
       </w:r>
     </w:p>
     <w:p>
       <w:pPr>
-        <w:pStyle w:val="Heading2"/>
-        <w:rPr>
-          <w:lang w:val="en-US"/>
-        </w:rPr>
-      </w:pPr>
-      <w:r>
-        <w:rPr>
-          <w:lang w:val="en-US"/>
-        </w:rPr>
-        <w:t>Cho</w:t>
-      </w:r>
-      <w:r>
-        <w:rPr>
-          <w:lang w:val="en-US"/>
-        </w:rPr>
-        <w:t>ose a</w:t>
-      </w:r>
-      <w:r>
-        <w:rPr>
-          <w:lang w:val="en-US"/>
-        </w:rPr>
-        <w:t xml:space="preserve"> Summary Format</w:t>
-      </w:r>
-      <w:r>
-        <w:rPr>
-          <w:lang w:val="en-US"/>
-        </w:rPr>
-        <w:t>/tool</w:t>
-      </w:r>
+        <w:rPr>
+          <w:lang w:val="en-US"/>
+        </w:rPr>
+      </w:pPr>
+      <w:r>
+        <w:rPr>
+          <w:lang w:val="en-US"/>
+        </w:rPr>
+        <w:t xml:space="preserve">You can use this template to </w:t>
+      </w:r>
+      <w:proofErr w:type="spellStart"/>
+      <w:r>
+        <w:rPr>
+          <w:lang w:val="en-US"/>
+        </w:rPr>
+        <w:t>summari</w:t>
+      </w:r>
+      <w:r>
+        <w:rPr>
+          <w:lang w:val="en-US"/>
+        </w:rPr>
+        <w:t>s</w:t>
+      </w:r>
+      <w:r>
+        <w:rPr>
+          <w:lang w:val="en-US"/>
+        </w:rPr>
+        <w:t>e</w:t>
+      </w:r>
+      <w:proofErr w:type="spellEnd"/>
       <w:r>
         <w:rPr>
           <w:lang w:val="en-US"/>
         </w:rPr>
         <w:t xml:space="preserve"> </w:t>
+      </w:r>
+      <w:r>
+        <w:rPr>
+          <w:lang w:val="en-US"/>
+        </w:rPr>
+        <w:t>a source</w:t>
+      </w:r>
+      <w:r>
+        <w:rPr>
+          <w:lang w:val="en-US"/>
+        </w:rPr>
+        <w:t xml:space="preserve"> that is highly relevant for your project. </w:t>
       </w:r>
     </w:p>
     <w:p>
       <w:pPr>
+        <w:pStyle w:val="Heading2"/>
+        <w:rPr>
+          <w:lang w:val="en-US"/>
+        </w:rPr>
+      </w:pPr>
+      <w:r>
+        <w:rPr>
+          <w:lang w:val="en-US"/>
+        </w:rPr>
+        <w:t>Cho</w:t>
+      </w:r>
+      <w:r>
+        <w:rPr>
+          <w:lang w:val="en-US"/>
+        </w:rPr>
+        <w:t>ose a</w:t>
+      </w:r>
+      <w:r>
+        <w:rPr>
+          <w:lang w:val="en-US"/>
+        </w:rPr>
+        <w:t xml:space="preserve"> Summary Format</w:t>
+      </w:r>
+      <w:r>
+        <w:rPr>
+          <w:lang w:val="en-US"/>
+        </w:rPr>
+        <w:t>/tool</w:t>
+      </w:r>
+      <w:r>
+        <w:rPr>
+          <w:lang w:val="en-US"/>
+        </w:rPr>
+        <w:t xml:space="preserve"> </w:t>
+      </w:r>
+    </w:p>
+    <w:p>
+      <w:pPr>
         <w:rPr>
           <w:lang w:val="en-US"/>
         </w:rPr>
@@ -2080,7 +2169,7 @@
         </w:rPr>
         <w:t xml:space="preserve">different summary types </w:t>
       </w:r>
-      <w:hyperlink w:history="1" r:id="rId10">
+      <w:hyperlink r:id="rId12" w:anchor="step-2-choose-a-summary-format" w:history="1">
         <w:r>
           <w:rPr>
             <w:rStyle w:val="Hyperlink"/>
@@ -2121,7 +2210,7 @@
         <w:pStyle w:val="ListParagraph"/>
         <w:numPr>
           <w:ilvl w:val="0"/>
-          <w:numId w:val="33"/>
+          <w:numId w:val="3"/>
         </w:numPr>
         <w:spacing w:line="279" w:lineRule="auto"/>
         <w:rPr>
@@ -2140,13 +2229,11 @@
         <w:pStyle w:val="ListParagraph"/>
         <w:numPr>
           <w:ilvl w:val="0"/>
-          <w:numId w:val="33"/>
+          <w:numId w:val="3"/>
         </w:numPr>
         <w:spacing w:line="279" w:lineRule="auto"/>
-        <w:rPr/>
-      </w:pPr>
-      <w:r>
-        <w:rPr/>
+      </w:pPr>
+      <w:r>
         <w:t>Topic / Research Question</w:t>
       </w:r>
     </w:p>
@@ -2155,22 +2242,12 @@
         <w:pStyle w:val="ListParagraph"/>
         <w:numPr>
           <w:ilvl w:val="0"/>
-          <w:numId w:val="33"/>
+          <w:numId w:val="3"/>
         </w:numPr>
         <w:spacing w:line="279" w:lineRule="auto"/>
-        <w:rPr/>
-      </w:pPr>
-      <w:r>
-        <w:rPr/>
-        <w:t>Methods</w:t>
-      </w:r>
-      <w:r>
-        <w:rPr/>
-        <w:t xml:space="preserve"> </w:t>
-      </w:r>
-      <w:r>
-        <w:rPr/>
-        <w:t>used</w:t>
+      </w:pPr>
+      <w:r>
+        <w:t>Methods used</w:t>
       </w:r>
     </w:p>
     <w:p>
@@ -2178,22 +2255,12 @@
         <w:pStyle w:val="ListParagraph"/>
         <w:numPr>
           <w:ilvl w:val="0"/>
-          <w:numId w:val="33"/>
+          <w:numId w:val="3"/>
         </w:numPr>
         <w:spacing w:line="279" w:lineRule="auto"/>
-        <w:rPr/>
-      </w:pPr>
-      <w:r>
-        <w:rPr/>
-        <w:t>Main</w:t>
-      </w:r>
-      <w:r>
-        <w:rPr/>
-        <w:t xml:space="preserve"> </w:t>
-      </w:r>
-      <w:r>
-        <w:rPr/>
-        <w:t>results</w:t>
+      </w:pPr>
+      <w:r>
+        <w:t>Main results</w:t>
       </w:r>
     </w:p>
     <w:p>
@@ -2201,30 +2268,12 @@
         <w:pStyle w:val="ListParagraph"/>
         <w:numPr>
           <w:ilvl w:val="0"/>
-          <w:numId w:val="33"/>
+          <w:numId w:val="3"/>
         </w:numPr>
         <w:spacing w:line="279" w:lineRule="auto"/>
-        <w:rPr/>
-      </w:pPr>
-      <w:r>
-        <w:rPr/>
-        <w:t xml:space="preserve">Connection </w:t>
-      </w:r>
-      <w:r>
-        <w:rPr/>
-        <w:t>to</w:t>
-      </w:r>
-      <w:r>
-        <w:rPr/>
-        <w:t xml:space="preserve"> </w:t>
-      </w:r>
-      <w:r>
-        <w:rPr/>
-        <w:t>previous</w:t>
-      </w:r>
-      <w:r>
-        <w:rPr/>
-        <w:t xml:space="preserve"> studies</w:t>
+      </w:pPr>
+      <w:r>
+        <w:t>Connection to previous studies</w:t>
       </w:r>
     </w:p>
     <w:p>
@@ -2232,30 +2281,12 @@
         <w:pStyle w:val="ListParagraph"/>
         <w:numPr>
           <w:ilvl w:val="0"/>
-          <w:numId w:val="33"/>
+          <w:numId w:val="3"/>
         </w:numPr>
         <w:spacing w:line="279" w:lineRule="auto"/>
-        <w:rPr/>
-      </w:pPr>
-      <w:r>
-        <w:rPr/>
-        <w:t>Limitations</w:t>
-      </w:r>
-      <w:r>
-        <w:rPr/>
-        <w:t xml:space="preserve"> of </w:t>
-      </w:r>
-      <w:r>
-        <w:rPr/>
-        <w:t>the</w:t>
-      </w:r>
-      <w:r>
-        <w:rPr/>
-        <w:t xml:space="preserve"> </w:t>
-      </w:r>
-      <w:r>
-        <w:rPr/>
-        <w:t>study</w:t>
+      </w:pPr>
+      <w:r>
+        <w:t>Limitations of the study</w:t>
       </w:r>
     </w:p>
     <w:p>
@@ -2263,30 +2294,12 @@
         <w:pStyle w:val="ListParagraph"/>
         <w:numPr>
           <w:ilvl w:val="0"/>
-          <w:numId w:val="33"/>
+          <w:numId w:val="3"/>
         </w:numPr>
         <w:spacing w:line="279" w:lineRule="auto"/>
-        <w:rPr/>
-      </w:pPr>
-      <w:r>
-        <w:rPr/>
-        <w:t>Implications</w:t>
-      </w:r>
-      <w:r>
-        <w:rPr/>
-        <w:t xml:space="preserve"> of </w:t>
-      </w:r>
-      <w:r>
-        <w:rPr/>
-        <w:t>the</w:t>
-      </w:r>
-      <w:r>
-        <w:rPr/>
-        <w:t xml:space="preserve"> </w:t>
-      </w:r>
-      <w:r>
-        <w:rPr/>
-        <w:t>findings</w:t>
+      </w:pPr>
+      <w:r>
+        <w:t>Implications of the findings</w:t>
       </w:r>
     </w:p>
     <w:p>
@@ -2307,6 +2320,40 @@
         <w:t>Synthesise</w:t>
       </w:r>
       <w:proofErr w:type="spellEnd"/>
+    </w:p>
+    <w:p>
+      <w:pPr>
+        <w:rPr>
+          <w:lang w:val="en-US"/>
+        </w:rPr>
+      </w:pPr>
+      <w:r>
+        <w:rPr>
+          <w:lang w:val="en-US"/>
+        </w:rPr>
+        <w:t xml:space="preserve">Related to </w:t>
+      </w:r>
+      <w:hyperlink r:id="rId13" w:history="1">
+        <w:r>
+          <w:rPr>
+            <w:rStyle w:val="Hyperlink"/>
+            <w:lang w:val="en-US"/>
+          </w:rPr>
+          <w:t>Chapter 4c of the thesis guide</w:t>
+        </w:r>
+      </w:hyperlink>
+      <w:r>
+        <w:rPr>
+          <w:lang w:val="en-US"/>
+        </w:rPr>
+        <w:t>.</w:t>
+      </w:r>
+      <w:r>
+        <w:rPr>
+          <w:lang w:val="en-US"/>
+        </w:rPr>
+        <w:t xml:space="preserve"> </w:t>
+      </w:r>
     </w:p>
     <w:p>
       <w:pPr>
@@ -2367,7 +2414,7 @@
         <w:pStyle w:val="ListParagraph"/>
         <w:numPr>
           <w:ilvl w:val="0"/>
-          <w:numId w:val="34"/>
+          <w:numId w:val="2"/>
         </w:numPr>
         <w:rPr>
           <w:lang w:val="en-US"/>
@@ -2385,7 +2432,7 @@
         <w:pStyle w:val="ListParagraph"/>
         <w:numPr>
           <w:ilvl w:val="0"/>
-          <w:numId w:val="34"/>
+          <w:numId w:val="2"/>
         </w:numPr>
         <w:rPr>
           <w:lang w:val="en-US"/>
@@ -3119,13 +3166,13 @@
         </w:rPr>
         <w:t>(</w:t>
       </w:r>
-      <w:hyperlink w:history="1" r:id="rId11">
+      <w:hyperlink r:id="rId14" w:anchor="step-2-decide-what-lens-to-focus-on" w:history="1">
         <w:r>
           <w:rPr>
             <w:rStyle w:val="Hyperlink"/>
             <w:lang w:val="en-US"/>
           </w:rPr>
-          <w:t>4c</w:t>
+          <w:t>Chapter 4c</w:t>
         </w:r>
       </w:hyperlink>
       <w:r>
@@ -3193,7 +3240,7 @@
         <w:pStyle w:val="ListParagraph"/>
         <w:numPr>
           <w:ilvl w:val="0"/>
-          <w:numId w:val="35"/>
+          <w:numId w:val="1"/>
         </w:numPr>
         <w:rPr>
           <w:lang w:val="en-US"/>
@@ -3229,7 +3276,7 @@
         <w:pStyle w:val="ListParagraph"/>
         <w:numPr>
           <w:ilvl w:val="0"/>
-          <w:numId w:val="35"/>
+          <w:numId w:val="1"/>
         </w:numPr>
         <w:rPr>
           <w:lang w:val="en-US"/>
@@ -3239,13 +3286,7 @@
         <w:rPr>
           <w:lang w:val="en-US"/>
         </w:rPr>
-        <w:t>Important topics in my fiel</w:t>
-      </w:r>
-      <w:r>
-        <w:rPr>
-          <w:lang w:val="en-US"/>
-        </w:rPr>
-        <w:t>d</w:t>
+        <w:t>Important topics in my field</w:t>
       </w:r>
     </w:p>
     <w:p>
@@ -3253,7 +3294,7 @@
         <w:pStyle w:val="ListParagraph"/>
         <w:numPr>
           <w:ilvl w:val="0"/>
-          <w:numId w:val="35"/>
+          <w:numId w:val="1"/>
         </w:numPr>
         <w:rPr>
           <w:lang w:val="en-US"/>
@@ -3263,13 +3304,7 @@
         <w:rPr>
           <w:lang w:val="en-US"/>
         </w:rPr>
-        <w:t>Different discussions going on i</w:t>
-      </w:r>
-      <w:r>
-        <w:rPr>
-          <w:lang w:val="en-US"/>
-        </w:rPr>
-        <w:t>n my field</w:t>
+        <w:t>Different discussions going on in my field</w:t>
       </w:r>
     </w:p>
     <w:p>
@@ -3277,7 +3312,7 @@
         <w:pStyle w:val="ListParagraph"/>
         <w:numPr>
           <w:ilvl w:val="0"/>
-          <w:numId w:val="35"/>
+          <w:numId w:val="1"/>
         </w:numPr>
         <w:rPr>
           <w:lang w:val="en-US"/>
@@ -3287,13 +3322,7 @@
         <w:rPr>
           <w:lang w:val="en-US"/>
         </w:rPr>
-        <w:t xml:space="preserve">Presenting the development of my </w:t>
-      </w:r>
-      <w:r>
-        <w:rPr>
-          <w:lang w:val="en-US"/>
-        </w:rPr>
-        <w:t>topic</w:t>
+        <w:t>Presenting the development of my topic</w:t>
       </w:r>
     </w:p>
     <w:p>
@@ -3301,28 +3330,11 @@
         <w:pStyle w:val="ListParagraph"/>
         <w:numPr>
           <w:ilvl w:val="0"/>
-          <w:numId w:val="35"/>
+          <w:numId w:val="1"/>
         </w:numPr>
-        <w:rPr>
-          <w:strike w:val="0"/>
-          <w:dstrike w:val="0"/>
-          <w:sz w:val="24"/>
-          <w:szCs w:val="24"/>
-        </w:rPr>
-      </w:pPr>
-      <w:r>
-        <w:rPr>
-          <w:strike w:val="0"/>
-          <w:dstrike w:val="0"/>
-        </w:rPr>
-        <w:t>Other</w:t>
-      </w:r>
-      <w:r>
-        <w:rPr>
-          <w:strike w:val="0"/>
-          <w:dstrike w:val="0"/>
-        </w:rPr>
-        <w:t>:__________</w:t>
+      </w:pPr>
+      <w:r>
+        <w:t>Other:__________</w:t>
       </w:r>
     </w:p>
     <w:p/>
@@ -3330,7 +3342,7 @@
     <w:p>
       <w:pPr>
         <w:sectPr>
-          <w:pgSz w:w="11906" w:h="16838" w:orient="portrait"/>
+          <w:pgSz w:w="11906" w:h="16838"/>
           <w:pgMar w:top="1440" w:right="1440" w:bottom="1440" w:left="1440" w:header="708" w:footer="708" w:gutter="0"/>
           <w:cols w:space="708"/>
           <w:docGrid w:linePitch="360"/>
@@ -4146,7 +4158,7 @@
         </w:rPr>
         <w:t xml:space="preserve">dapted from </w:t>
       </w:r>
-      <w:hyperlink w:history="1" r:id="rId12">
+      <w:hyperlink r:id="rId15" w:history="1">
         <w:r>
           <w:rPr>
             <w:rStyle w:val="Hyperlink"/>
@@ -4161,7 +4173,7 @@
         </w:rPr>
         <w:t xml:space="preserve"> from </w:t>
       </w:r>
-      <w:hyperlink w:history="1" r:id="rId13">
+      <w:hyperlink r:id="rId16" w:history="1">
         <w:r>
           <w:rPr>
             <w:rStyle w:val="Hyperlink"/>
@@ -4204,11 +4216,20 @@
         </w:rPr>
         <w:t xml:space="preserve"> is licensed under </w:t>
       </w:r>
-      <w:r>
-        <w:rPr>
-          <w:lang w:val="en-US"/>
-        </w:rPr>
-        <w:t xml:space="preserve">CC-BY-NC </w:t>
+      <w:hyperlink r:id="rId17" w:history="1">
+        <w:r>
+          <w:rPr>
+            <w:rStyle w:val="Hyperlink"/>
+            <w:lang w:val="en-US"/>
+          </w:rPr>
+          <w:t>CC-BY-NC</w:t>
+        </w:r>
+      </w:hyperlink>
+      <w:r>
+        <w:rPr>
+          <w:lang w:val="en-US"/>
+        </w:rPr>
+        <w:t xml:space="preserve"> </w:t>
       </w:r>
     </w:p>
     <w:sectPr>
@@ -4222,343 +4243,7 @@
 </file>
 
 <file path=word/numbering.xml><?xml version="1.0" encoding="utf-8"?>
-<w:numbering xmlns:wpc="http://schemas.microsoft.com/office/word/2010/wordprocessingCanvas" xmlns:cx="http://schemas.microsoft.com/office/drawing/2014/chartex" xmlns:cx1="http://schemas.microsoft.com/office/drawing/2015/9/8/chartex" xmlns:cx2="http://schemas.microsoft.com/office/drawing/2015/10/21/chartex" xmlns:cx3="http://schemas.microsoft.com/office/drawing/2016/5/9/chartex" xmlns:cx4="http://schemas.microsoft.com/office/drawing/2016/5/10/chartex" xmlns:cx5="http://schemas.microsoft.com/office/drawing/2016/5/11/chartex" xmlns:cx6="http://schemas.microsoft.com/office/drawing/2016/5/12/chartex" xmlns:cx7="http://schemas.microsoft.com/office/drawing/2016/5/13/chartex" xmlns:cx8="http://schemas.microsoft.com/office/drawing/2016/5/14/chartex" xmlns:mc="http://schemas.openxmlformats.org/markup-compatibility/2006" xmlns:aink="http://schemas.microsoft.com/office/drawing/2016/ink" xmlns:am3d="http://schemas.microsoft.com/office/drawing/2017/model3d" xmlns:o="urn:schemas-microsoft-com:office:office" xmlns:oel="http://schemas.microsoft.com/office/2019/extlst" xmlns:r="http://schemas.openxmlformats.org/officeDocument/2006/relationships" xmlns:m="http://schemas.openxmlformats.org/officeDocument/2006/math" xmlns:v="urn:schemas-microsoft-com:vml" xmlns:wp14="http://schemas.microsoft.com/office/word/2010/wordprocessingDrawing" xmlns:wp="http://schemas.openxmlformats.org/drawingml/2006/wordprocessingDrawing" xmlns:w10="urn:schemas-microsoft-com:office:word" xmlns:w="http://schemas.openxmlformats.org/wordprocessingml/2006/main" xmlns:w14="http://schemas.microsoft.com/office/word/2010/wordml" xmlns:w15="http://schemas.microsoft.com/office/word/2012/wordml" xmlns:w16cei="http://schemas.microsoft.com/office/word/2026/wordml/cei" xmlns:w16cex="http://schemas.microsoft.com/office/word/2018/wordml/cex" xmlns:w16cid="http://schemas.microsoft.com/office/word/2016/wordml/cid" xmlns:w16="http://schemas.microsoft.com/office/word/2018/wordml" xmlns:w16du="http://schemas.microsoft.com/office/word/2023/wordml/word16du" xmlns:w16sdtdh="http://schemas.microsoft.com/office/word/2020/wordml/sdtdatahash" xmlns:w16sdtfl="http://schemas.microsoft.com/office/word/2024/wordml/sdtformatlock" xmlns:w16se="http://schemas.microsoft.com/office/word/2015/wordml/symex" xmlns:wpg="http://schemas.microsoft.com/office/word/2010/wordprocessingGroup" xmlns:wpi="http://schemas.microsoft.com/office/word/2010/wordprocessingInk" xmlns:wne="http://schemas.microsoft.com/office/word/2006/wordml" xmlns:wps="http://schemas.microsoft.com/office/word/2010/wordprocessingShape" mc:Ignorable="w14 w15 w16se w16cid w16 w16cex w16sdtdh w16sdtfl w16du wp14">
-  <w:abstractNum xmlns:w="http://schemas.openxmlformats.org/wordprocessingml/2006/main" w:abstractNumId="34">
-    <w:nsid w:val="549c9c8c"/>
-    <w:multiLevelType xmlns:w="http://schemas.openxmlformats.org/wordprocessingml/2006/main" w:val="hybridMultilevel"/>
-    <w:lvl xmlns:w="http://schemas.openxmlformats.org/wordprocessingml/2006/main" w:ilvl="0">
-      <w:start w:val="1"/>
-      <w:numFmt w:val="bullet"/>
-      <w:lvlText w:val=""/>
-      <w:lvlJc w:val="left"/>
-      <w:pPr>
-        <w:ind w:left="720" w:hanging="360"/>
-      </w:pPr>
-      <w:rPr>
-        <w:rFonts w:hint="default" w:ascii="Wingdings" w:hAnsi="Wingdings"/>
-      </w:rPr>
-    </w:lvl>
-    <w:lvl xmlns:w="http://schemas.openxmlformats.org/wordprocessingml/2006/main" w:ilvl="1">
-      <w:start w:val="1"/>
-      <w:numFmt w:val="bullet"/>
-      <w:lvlText w:val=""/>
-      <w:lvlJc w:val="left"/>
-      <w:pPr>
-        <w:ind w:left="1440" w:hanging="360"/>
-      </w:pPr>
-      <w:rPr>
-        <w:rFonts w:hint="default" w:ascii="Wingdings" w:hAnsi="Wingdings"/>
-      </w:rPr>
-    </w:lvl>
-    <w:lvl xmlns:w="http://schemas.openxmlformats.org/wordprocessingml/2006/main" w:ilvl="2">
-      <w:start w:val="1"/>
-      <w:numFmt w:val="bullet"/>
-      <w:lvlText w:val=""/>
-      <w:lvlJc w:val="left"/>
-      <w:pPr>
-        <w:ind w:left="2160" w:hanging="360"/>
-      </w:pPr>
-      <w:rPr>
-        <w:rFonts w:hint="default" w:ascii="Wingdings" w:hAnsi="Wingdings"/>
-      </w:rPr>
-    </w:lvl>
-    <w:lvl xmlns:w="http://schemas.openxmlformats.org/wordprocessingml/2006/main" w:ilvl="3">
-      <w:start w:val="1"/>
-      <w:numFmt w:val="bullet"/>
-      <w:lvlText w:val=""/>
-      <w:lvlJc w:val="left"/>
-      <w:pPr>
-        <w:ind w:left="2880" w:hanging="360"/>
-      </w:pPr>
-      <w:rPr>
-        <w:rFonts w:hint="default" w:ascii="Wingdings" w:hAnsi="Wingdings"/>
-      </w:rPr>
-    </w:lvl>
-    <w:lvl xmlns:w="http://schemas.openxmlformats.org/wordprocessingml/2006/main" w:ilvl="4">
-      <w:start w:val="1"/>
-      <w:numFmt w:val="bullet"/>
-      <w:lvlText w:val=""/>
-      <w:lvlJc w:val="left"/>
-      <w:pPr>
-        <w:ind w:left="3600" w:hanging="360"/>
-      </w:pPr>
-      <w:rPr>
-        <w:rFonts w:hint="default" w:ascii="Wingdings" w:hAnsi="Wingdings"/>
-      </w:rPr>
-    </w:lvl>
-    <w:lvl xmlns:w="http://schemas.openxmlformats.org/wordprocessingml/2006/main" w:ilvl="5">
-      <w:start w:val="1"/>
-      <w:numFmt w:val="bullet"/>
-      <w:lvlText w:val=""/>
-      <w:lvlJc w:val="left"/>
-      <w:pPr>
-        <w:ind w:left="4320" w:hanging="360"/>
-      </w:pPr>
-      <w:rPr>
-        <w:rFonts w:hint="default" w:ascii="Wingdings" w:hAnsi="Wingdings"/>
-      </w:rPr>
-    </w:lvl>
-    <w:lvl xmlns:w="http://schemas.openxmlformats.org/wordprocessingml/2006/main" w:ilvl="6">
-      <w:start w:val="1"/>
-      <w:numFmt w:val="bullet"/>
-      <w:lvlText w:val=""/>
-      <w:lvlJc w:val="left"/>
-      <w:pPr>
-        <w:ind w:left="5040" w:hanging="360"/>
-      </w:pPr>
-      <w:rPr>
-        <w:rFonts w:hint="default" w:ascii="Wingdings" w:hAnsi="Wingdings"/>
-      </w:rPr>
-    </w:lvl>
-    <w:lvl xmlns:w="http://schemas.openxmlformats.org/wordprocessingml/2006/main" w:ilvl="7">
-      <w:start w:val="1"/>
-      <w:numFmt w:val="bullet"/>
-      <w:lvlText w:val=""/>
-      <w:lvlJc w:val="left"/>
-      <w:pPr>
-        <w:ind w:left="5760" w:hanging="360"/>
-      </w:pPr>
-      <w:rPr>
-        <w:rFonts w:hint="default" w:ascii="Wingdings" w:hAnsi="Wingdings"/>
-      </w:rPr>
-    </w:lvl>
-    <w:lvl xmlns:w="http://schemas.openxmlformats.org/wordprocessingml/2006/main" w:ilvl="8">
-      <w:start w:val="1"/>
-      <w:numFmt w:val="bullet"/>
-      <w:lvlText w:val=""/>
-      <w:lvlJc w:val="left"/>
-      <w:pPr>
-        <w:ind w:left="6480" w:hanging="360"/>
-      </w:pPr>
-      <w:rPr>
-        <w:rFonts w:hint="default" w:ascii="Wingdings" w:hAnsi="Wingdings"/>
-      </w:rPr>
-    </w:lvl>
-  </w:abstractNum>
-  <w:abstractNum xmlns:w="http://schemas.openxmlformats.org/wordprocessingml/2006/main" w:abstractNumId="33">
-    <w:nsid w:val="4b18e526"/>
-    <w:multiLevelType xmlns:w="http://schemas.openxmlformats.org/wordprocessingml/2006/main" w:val="hybridMultilevel"/>
-    <w:lvl xmlns:w="http://schemas.openxmlformats.org/wordprocessingml/2006/main" w:ilvl="0">
-      <w:start w:val="1"/>
-      <w:numFmt w:val="bullet"/>
-      <w:lvlText w:val=""/>
-      <w:lvlJc w:val="left"/>
-      <w:pPr>
-        <w:ind w:left="720" w:hanging="360"/>
-      </w:pPr>
-      <w:rPr>
-        <w:rFonts w:hint="default" w:ascii="Wingdings" w:hAnsi="Wingdings"/>
-      </w:rPr>
-    </w:lvl>
-    <w:lvl xmlns:w="http://schemas.openxmlformats.org/wordprocessingml/2006/main" w:ilvl="1">
-      <w:start w:val="1"/>
-      <w:numFmt w:val="bullet"/>
-      <w:lvlText w:val=""/>
-      <w:lvlJc w:val="left"/>
-      <w:pPr>
-        <w:ind w:left="1440" w:hanging="360"/>
-      </w:pPr>
-      <w:rPr>
-        <w:rFonts w:hint="default" w:ascii="Wingdings" w:hAnsi="Wingdings"/>
-      </w:rPr>
-    </w:lvl>
-    <w:lvl xmlns:w="http://schemas.openxmlformats.org/wordprocessingml/2006/main" w:ilvl="2">
-      <w:start w:val="1"/>
-      <w:numFmt w:val="bullet"/>
-      <w:lvlText w:val=""/>
-      <w:lvlJc w:val="left"/>
-      <w:pPr>
-        <w:ind w:left="2160" w:hanging="360"/>
-      </w:pPr>
-      <w:rPr>
-        <w:rFonts w:hint="default" w:ascii="Wingdings" w:hAnsi="Wingdings"/>
-      </w:rPr>
-    </w:lvl>
-    <w:lvl xmlns:w="http://schemas.openxmlformats.org/wordprocessingml/2006/main" w:ilvl="3">
-      <w:start w:val="1"/>
-      <w:numFmt w:val="bullet"/>
-      <w:lvlText w:val=""/>
-      <w:lvlJc w:val="left"/>
-      <w:pPr>
-        <w:ind w:left="2880" w:hanging="360"/>
-      </w:pPr>
-      <w:rPr>
-        <w:rFonts w:hint="default" w:ascii="Wingdings" w:hAnsi="Wingdings"/>
-      </w:rPr>
-    </w:lvl>
-    <w:lvl xmlns:w="http://schemas.openxmlformats.org/wordprocessingml/2006/main" w:ilvl="4">
-      <w:start w:val="1"/>
-      <w:numFmt w:val="bullet"/>
-      <w:lvlText w:val=""/>
-      <w:lvlJc w:val="left"/>
-      <w:pPr>
-        <w:ind w:left="3600" w:hanging="360"/>
-      </w:pPr>
-      <w:rPr>
-        <w:rFonts w:hint="default" w:ascii="Wingdings" w:hAnsi="Wingdings"/>
-      </w:rPr>
-    </w:lvl>
-    <w:lvl xmlns:w="http://schemas.openxmlformats.org/wordprocessingml/2006/main" w:ilvl="5">
-      <w:start w:val="1"/>
-      <w:numFmt w:val="bullet"/>
-      <w:lvlText w:val=""/>
-      <w:lvlJc w:val="left"/>
-      <w:pPr>
-        <w:ind w:left="4320" w:hanging="360"/>
-      </w:pPr>
-      <w:rPr>
-        <w:rFonts w:hint="default" w:ascii="Wingdings" w:hAnsi="Wingdings"/>
-      </w:rPr>
-    </w:lvl>
-    <w:lvl xmlns:w="http://schemas.openxmlformats.org/wordprocessingml/2006/main" w:ilvl="6">
-      <w:start w:val="1"/>
-      <w:numFmt w:val="bullet"/>
-      <w:lvlText w:val=""/>
-      <w:lvlJc w:val="left"/>
-      <w:pPr>
-        <w:ind w:left="5040" w:hanging="360"/>
-      </w:pPr>
-      <w:rPr>
-        <w:rFonts w:hint="default" w:ascii="Wingdings" w:hAnsi="Wingdings"/>
-      </w:rPr>
-    </w:lvl>
-    <w:lvl xmlns:w="http://schemas.openxmlformats.org/wordprocessingml/2006/main" w:ilvl="7">
-      <w:start w:val="1"/>
-      <w:numFmt w:val="bullet"/>
-      <w:lvlText w:val=""/>
-      <w:lvlJc w:val="left"/>
-      <w:pPr>
-        <w:ind w:left="5760" w:hanging="360"/>
-      </w:pPr>
-      <w:rPr>
-        <w:rFonts w:hint="default" w:ascii="Wingdings" w:hAnsi="Wingdings"/>
-      </w:rPr>
-    </w:lvl>
-    <w:lvl xmlns:w="http://schemas.openxmlformats.org/wordprocessingml/2006/main" w:ilvl="8">
-      <w:start w:val="1"/>
-      <w:numFmt w:val="bullet"/>
-      <w:lvlText w:val=""/>
-      <w:lvlJc w:val="left"/>
-      <w:pPr>
-        <w:ind w:left="6480" w:hanging="360"/>
-      </w:pPr>
-      <w:rPr>
-        <w:rFonts w:hint="default" w:ascii="Wingdings" w:hAnsi="Wingdings"/>
-      </w:rPr>
-    </w:lvl>
-  </w:abstractNum>
-  <w:abstractNum xmlns:w="http://schemas.openxmlformats.org/wordprocessingml/2006/main" w:abstractNumId="32">
-    <w:nsid w:val="4f3adbc9"/>
-    <w:multiLevelType xmlns:w="http://schemas.openxmlformats.org/wordprocessingml/2006/main" w:val="hybridMultilevel"/>
-    <w:lvl xmlns:w="http://schemas.openxmlformats.org/wordprocessingml/2006/main" w:ilvl="0">
-      <w:start w:val="1"/>
-      <w:numFmt w:val="bullet"/>
-      <w:lvlText w:val=""/>
-      <w:lvlJc w:val="left"/>
-      <w:pPr>
-        <w:ind w:left="720" w:hanging="360"/>
-      </w:pPr>
-      <w:rPr>
-        <w:rFonts w:hint="default" w:ascii="Wingdings" w:hAnsi="Wingdings"/>
-      </w:rPr>
-    </w:lvl>
-    <w:lvl xmlns:w="http://schemas.openxmlformats.org/wordprocessingml/2006/main" w:ilvl="1">
-      <w:start w:val="1"/>
-      <w:numFmt w:val="bullet"/>
-      <w:lvlText w:val=""/>
-      <w:lvlJc w:val="left"/>
-      <w:pPr>
-        <w:ind w:left="1440" w:hanging="360"/>
-      </w:pPr>
-      <w:rPr>
-        <w:rFonts w:hint="default" w:ascii="Wingdings" w:hAnsi="Wingdings"/>
-      </w:rPr>
-    </w:lvl>
-    <w:lvl xmlns:w="http://schemas.openxmlformats.org/wordprocessingml/2006/main" w:ilvl="2">
-      <w:start w:val="1"/>
-      <w:numFmt w:val="bullet"/>
-      <w:lvlText w:val=""/>
-      <w:lvlJc w:val="left"/>
-      <w:pPr>
-        <w:ind w:left="2160" w:hanging="360"/>
-      </w:pPr>
-      <w:rPr>
-        <w:rFonts w:hint="default" w:ascii="Wingdings" w:hAnsi="Wingdings"/>
-      </w:rPr>
-    </w:lvl>
-    <w:lvl xmlns:w="http://schemas.openxmlformats.org/wordprocessingml/2006/main" w:ilvl="3">
-      <w:start w:val="1"/>
-      <w:numFmt w:val="bullet"/>
-      <w:lvlText w:val=""/>
-      <w:lvlJc w:val="left"/>
-      <w:pPr>
-        <w:ind w:left="2880" w:hanging="360"/>
-      </w:pPr>
-      <w:rPr>
-        <w:rFonts w:hint="default" w:ascii="Wingdings" w:hAnsi="Wingdings"/>
-      </w:rPr>
-    </w:lvl>
-    <w:lvl xmlns:w="http://schemas.openxmlformats.org/wordprocessingml/2006/main" w:ilvl="4">
-      <w:start w:val="1"/>
-      <w:numFmt w:val="bullet"/>
-      <w:lvlText w:val=""/>
-      <w:lvlJc w:val="left"/>
-      <w:pPr>
-        <w:ind w:left="3600" w:hanging="360"/>
-      </w:pPr>
-      <w:rPr>
-        <w:rFonts w:hint="default" w:ascii="Wingdings" w:hAnsi="Wingdings"/>
-      </w:rPr>
-    </w:lvl>
-    <w:lvl xmlns:w="http://schemas.openxmlformats.org/wordprocessingml/2006/main" w:ilvl="5">
-      <w:start w:val="1"/>
-      <w:numFmt w:val="bullet"/>
-      <w:lvlText w:val=""/>
-      <w:lvlJc w:val="left"/>
-      <w:pPr>
-        <w:ind w:left="4320" w:hanging="360"/>
-      </w:pPr>
-      <w:rPr>
-        <w:rFonts w:hint="default" w:ascii="Wingdings" w:hAnsi="Wingdings"/>
-      </w:rPr>
-    </w:lvl>
-    <w:lvl xmlns:w="http://schemas.openxmlformats.org/wordprocessingml/2006/main" w:ilvl="6">
-      <w:start w:val="1"/>
-      <w:numFmt w:val="bullet"/>
-      <w:lvlText w:val=""/>
-      <w:lvlJc w:val="left"/>
-      <w:pPr>
-        <w:ind w:left="5040" w:hanging="360"/>
-      </w:pPr>
-      <w:rPr>
-        <w:rFonts w:hint="default" w:ascii="Wingdings" w:hAnsi="Wingdings"/>
-      </w:rPr>
-    </w:lvl>
-    <w:lvl xmlns:w="http://schemas.openxmlformats.org/wordprocessingml/2006/main" w:ilvl="7">
-      <w:start w:val="1"/>
-      <w:numFmt w:val="bullet"/>
-      <w:lvlText w:val=""/>
-      <w:lvlJc w:val="left"/>
-      <w:pPr>
-        <w:ind w:left="5760" w:hanging="360"/>
-      </w:pPr>
-      <w:rPr>
-        <w:rFonts w:hint="default" w:ascii="Wingdings" w:hAnsi="Wingdings"/>
-      </w:rPr>
-    </w:lvl>
-    <w:lvl xmlns:w="http://schemas.openxmlformats.org/wordprocessingml/2006/main" w:ilvl="8">
-      <w:start w:val="1"/>
-      <w:numFmt w:val="bullet"/>
-      <w:lvlText w:val=""/>
-      <w:lvlJc w:val="left"/>
-      <w:pPr>
-        <w:ind w:left="6480" w:hanging="360"/>
-      </w:pPr>
-      <w:rPr>
-        <w:rFonts w:hint="default" w:ascii="Wingdings" w:hAnsi="Wingdings"/>
-      </w:rPr>
-    </w:lvl>
-  </w:abstractNum>
+<w:numbering xmlns:wpc="http://schemas.microsoft.com/office/word/2010/wordprocessingCanvas" xmlns:cx="http://schemas.microsoft.com/office/drawing/2014/chartex" xmlns:cx1="http://schemas.microsoft.com/office/drawing/2015/9/8/chartex" xmlns:cx2="http://schemas.microsoft.com/office/drawing/2015/10/21/chartex" xmlns:cx3="http://schemas.microsoft.com/office/drawing/2016/5/9/chartex" xmlns:cx4="http://schemas.microsoft.com/office/drawing/2016/5/10/chartex" xmlns:cx5="http://schemas.microsoft.com/office/drawing/2016/5/11/chartex" xmlns:cx6="http://schemas.microsoft.com/office/drawing/2016/5/12/chartex" xmlns:cx7="http://schemas.microsoft.com/office/drawing/2016/5/13/chartex" xmlns:cx8="http://schemas.microsoft.com/office/drawing/2016/5/14/chartex" xmlns:mc="http://schemas.openxmlformats.org/markup-compatibility/2006" xmlns:aink="http://schemas.microsoft.com/office/drawing/2016/ink" xmlns:am3d="http://schemas.microsoft.com/office/drawing/2017/model3d" xmlns:o="urn:schemas-microsoft-com:office:office" xmlns:oel="http://schemas.microsoft.com/office/2019/extlst" xmlns:r="http://schemas.openxmlformats.org/officeDocument/2006/relationships" xmlns:m="http://schemas.openxmlformats.org/officeDocument/2006/math" xmlns:v="urn:schemas-microsoft-com:vml" xmlns:wp14="http://schemas.microsoft.com/office/word/2010/wordprocessingDrawing" xmlns:wp="http://schemas.openxmlformats.org/drawingml/2006/wordprocessingDrawing" xmlns:w10="urn:schemas-microsoft-com:office:word" xmlns:w="http://schemas.openxmlformats.org/wordprocessingml/2006/main" xmlns:w14="http://schemas.microsoft.com/office/word/2010/wordml" xmlns:w15="http://schemas.microsoft.com/office/word/2012/wordml" xmlns:w16cex="http://schemas.microsoft.com/office/word/2018/wordml/cex" xmlns:w16cid="http://schemas.microsoft.com/office/word/2016/wordml/cid" xmlns:w16="http://schemas.microsoft.com/office/word/2018/wordml" xmlns:w16du="http://schemas.microsoft.com/office/word/2023/wordml/word16du" xmlns:w16sdtdh="http://schemas.microsoft.com/office/word/2020/wordml/sdtdatahash" xmlns:w16sdtfl="http://schemas.microsoft.com/office/word/2024/wordml/sdtformatlock" xmlns:w16se="http://schemas.microsoft.com/office/word/2015/wordml/symex" xmlns:wpg="http://schemas.microsoft.com/office/word/2010/wordprocessingGroup" xmlns:wpi="http://schemas.microsoft.com/office/word/2010/wordprocessingInk" xmlns:wne="http://schemas.microsoft.com/office/word/2006/wordml" xmlns:wps="http://schemas.microsoft.com/office/word/2010/wordprocessingShape" mc:Ignorable="w14 w15 w16se w16cid w16 w16cex w16sdtdh w16sdtfl w16du wp14">
   <w:abstractNum w:abstractNumId="0" w15:restartNumberingAfterBreak="0">
     <w:nsid w:val="00457244"/>
     <w:multiLevelType w:val="hybridMultilevel"/>
@@ -4572,7 +4257,7 @@
         <w:ind w:left="360" w:hanging="360"/>
       </w:pPr>
       <w:rPr>
-        <w:rFonts w:hint="default" w:ascii="Symbol" w:hAnsi="Symbol"/>
+        <w:rFonts w:ascii="Symbol" w:hAnsi="Symbol" w:hint="default"/>
       </w:rPr>
     </w:lvl>
     <w:lvl w:ilvl="1" w:tplc="04130003" w:tentative="1">
@@ -4584,7 +4269,7 @@
         <w:ind w:left="1080" w:hanging="360"/>
       </w:pPr>
       <w:rPr>
-        <w:rFonts w:hint="default" w:ascii="Courier New" w:hAnsi="Courier New" w:cs="Courier New"/>
+        <w:rFonts w:ascii="Courier New" w:hAnsi="Courier New" w:cs="Courier New" w:hint="default"/>
       </w:rPr>
     </w:lvl>
     <w:lvl w:ilvl="2" w:tplc="04130005" w:tentative="1">
@@ -4596,7 +4281,7 @@
         <w:ind w:left="1800" w:hanging="360"/>
       </w:pPr>
       <w:rPr>
-        <w:rFonts w:hint="default" w:ascii="Wingdings" w:hAnsi="Wingdings"/>
+        <w:rFonts w:ascii="Wingdings" w:hAnsi="Wingdings" w:hint="default"/>
       </w:rPr>
     </w:lvl>
     <w:lvl w:ilvl="3" w:tplc="04130001" w:tentative="1">
@@ -4608,7 +4293,7 @@
         <w:ind w:left="2520" w:hanging="360"/>
       </w:pPr>
       <w:rPr>
-        <w:rFonts w:hint="default" w:ascii="Symbol" w:hAnsi="Symbol"/>
+        <w:rFonts w:ascii="Symbol" w:hAnsi="Symbol" w:hint="default"/>
       </w:rPr>
     </w:lvl>
     <w:lvl w:ilvl="4" w:tplc="04130003" w:tentative="1">
@@ -4620,7 +4305,7 @@
         <w:ind w:left="3240" w:hanging="360"/>
       </w:pPr>
       <w:rPr>
-        <w:rFonts w:hint="default" w:ascii="Courier New" w:hAnsi="Courier New" w:cs="Courier New"/>
+        <w:rFonts w:ascii="Courier New" w:hAnsi="Courier New" w:cs="Courier New" w:hint="default"/>
       </w:rPr>
     </w:lvl>
     <w:lvl w:ilvl="5" w:tplc="04130005" w:tentative="1">
@@ -4632,7 +4317,7 @@
         <w:ind w:left="3960" w:hanging="360"/>
       </w:pPr>
       <w:rPr>
-        <w:rFonts w:hint="default" w:ascii="Wingdings" w:hAnsi="Wingdings"/>
+        <w:rFonts w:ascii="Wingdings" w:hAnsi="Wingdings" w:hint="default"/>
       </w:rPr>
     </w:lvl>
     <w:lvl w:ilvl="6" w:tplc="04130001" w:tentative="1">
@@ -4644,7 +4329,7 @@
         <w:ind w:left="4680" w:hanging="360"/>
       </w:pPr>
       <w:rPr>
-        <w:rFonts w:hint="default" w:ascii="Symbol" w:hAnsi="Symbol"/>
+        <w:rFonts w:ascii="Symbol" w:hAnsi="Symbol" w:hint="default"/>
       </w:rPr>
     </w:lvl>
     <w:lvl w:ilvl="7" w:tplc="04130003" w:tentative="1">
@@ -4656,7 +4341,7 @@
         <w:ind w:left="5400" w:hanging="360"/>
       </w:pPr>
       <w:rPr>
-        <w:rFonts w:hint="default" w:ascii="Courier New" w:hAnsi="Courier New" w:cs="Courier New"/>
+        <w:rFonts w:ascii="Courier New" w:hAnsi="Courier New" w:cs="Courier New" w:hint="default"/>
       </w:rPr>
     </w:lvl>
     <w:lvl w:ilvl="8" w:tplc="04130005" w:tentative="1">
@@ -4668,7 +4353,7 @@
         <w:ind w:left="6120" w:hanging="360"/>
       </w:pPr>
       <w:rPr>
-        <w:rFonts w:hint="default" w:ascii="Wingdings" w:hAnsi="Wingdings"/>
+        <w:rFonts w:ascii="Wingdings" w:hAnsi="Wingdings" w:hint="default"/>
       </w:rPr>
     </w:lvl>
   </w:abstractNum>
@@ -4685,7 +4370,7 @@
         <w:ind w:left="720" w:hanging="360"/>
       </w:pPr>
       <w:rPr>
-        <w:rFonts w:hint="default" w:ascii="Wingdings" w:hAnsi="Wingdings"/>
+        <w:rFonts w:ascii="Wingdings" w:hAnsi="Wingdings" w:hint="default"/>
       </w:rPr>
     </w:lvl>
     <w:lvl w:ilvl="1" w:tplc="C94CE95E">
@@ -4697,7 +4382,7 @@
         <w:ind w:left="1440" w:hanging="360"/>
       </w:pPr>
       <w:rPr>
-        <w:rFonts w:hint="default" w:ascii="Wingdings" w:hAnsi="Wingdings"/>
+        <w:rFonts w:ascii="Wingdings" w:hAnsi="Wingdings" w:hint="default"/>
       </w:rPr>
     </w:lvl>
     <w:lvl w:ilvl="2" w:tplc="FFFFFFFF" w:tentative="1">
@@ -4780,7 +4465,7 @@
         <w:ind w:left="720" w:hanging="360"/>
       </w:pPr>
       <w:rPr>
-        <w:rFonts w:hint="default" w:ascii="Times New Roman" w:hAnsi="Times New Roman"/>
+        <w:rFonts w:ascii="Times New Roman" w:hAnsi="Times New Roman" w:hint="default"/>
       </w:rPr>
     </w:lvl>
     <w:lvl w:ilvl="1" w:tplc="89F89308" w:tentative="1">
@@ -4795,7 +4480,7 @@
         <w:ind w:left="1440" w:hanging="360"/>
       </w:pPr>
       <w:rPr>
-        <w:rFonts w:hint="default" w:ascii="Times New Roman" w:hAnsi="Times New Roman"/>
+        <w:rFonts w:ascii="Times New Roman" w:hAnsi="Times New Roman" w:hint="default"/>
       </w:rPr>
     </w:lvl>
     <w:lvl w:ilvl="2" w:tplc="37787124" w:tentative="1">
@@ -4810,7 +4495,7 @@
         <w:ind w:left="2160" w:hanging="360"/>
       </w:pPr>
       <w:rPr>
-        <w:rFonts w:hint="default" w:ascii="Times New Roman" w:hAnsi="Times New Roman"/>
+        <w:rFonts w:ascii="Times New Roman" w:hAnsi="Times New Roman" w:hint="default"/>
       </w:rPr>
     </w:lvl>
     <w:lvl w:ilvl="3" w:tplc="058E5D72" w:tentative="1">
@@ -4825,7 +4510,7 @@
         <w:ind w:left="2880" w:hanging="360"/>
       </w:pPr>
       <w:rPr>
-        <w:rFonts w:hint="default" w:ascii="Times New Roman" w:hAnsi="Times New Roman"/>
+        <w:rFonts w:ascii="Times New Roman" w:hAnsi="Times New Roman" w:hint="default"/>
       </w:rPr>
     </w:lvl>
     <w:lvl w:ilvl="4" w:tplc="35E021F6" w:tentative="1">
@@ -4840,7 +4525,7 @@
         <w:ind w:left="3600" w:hanging="360"/>
       </w:pPr>
       <w:rPr>
-        <w:rFonts w:hint="default" w:ascii="Times New Roman" w:hAnsi="Times New Roman"/>
+        <w:rFonts w:ascii="Times New Roman" w:hAnsi="Times New Roman" w:hint="default"/>
       </w:rPr>
     </w:lvl>
     <w:lvl w:ilvl="5" w:tplc="671C0A48" w:tentative="1">
@@ -4855,7 +4540,7 @@
         <w:ind w:left="4320" w:hanging="360"/>
       </w:pPr>
       <w:rPr>
-        <w:rFonts w:hint="default" w:ascii="Times New Roman" w:hAnsi="Times New Roman"/>
+        <w:rFonts w:ascii="Times New Roman" w:hAnsi="Times New Roman" w:hint="default"/>
       </w:rPr>
     </w:lvl>
     <w:lvl w:ilvl="6" w:tplc="EC144EE4" w:tentative="1">
@@ -4870,7 +4555,7 @@
         <w:ind w:left="5040" w:hanging="360"/>
       </w:pPr>
       <w:rPr>
-        <w:rFonts w:hint="default" w:ascii="Times New Roman" w:hAnsi="Times New Roman"/>
+        <w:rFonts w:ascii="Times New Roman" w:hAnsi="Times New Roman" w:hint="default"/>
       </w:rPr>
     </w:lvl>
     <w:lvl w:ilvl="7" w:tplc="13503878" w:tentative="1">
@@ -4885,7 +4570,7 @@
         <w:ind w:left="5760" w:hanging="360"/>
       </w:pPr>
       <w:rPr>
-        <w:rFonts w:hint="default" w:ascii="Times New Roman" w:hAnsi="Times New Roman"/>
+        <w:rFonts w:ascii="Times New Roman" w:hAnsi="Times New Roman" w:hint="default"/>
       </w:rPr>
     </w:lvl>
     <w:lvl w:ilvl="8" w:tplc="9FAC0160" w:tentative="1">
@@ -4900,7 +4585,7 @@
         <w:ind w:left="6480" w:hanging="360"/>
       </w:pPr>
       <w:rPr>
-        <w:rFonts w:hint="default" w:ascii="Times New Roman" w:hAnsi="Times New Roman"/>
+        <w:rFonts w:ascii="Times New Roman" w:hAnsi="Times New Roman" w:hint="default"/>
       </w:rPr>
     </w:lvl>
   </w:abstractNum>
@@ -4920,7 +4605,7 @@
         <w:ind w:left="720" w:hanging="360"/>
       </w:pPr>
       <w:rPr>
-        <w:rFonts w:hint="default" w:ascii="Times New Roman" w:hAnsi="Times New Roman"/>
+        <w:rFonts w:ascii="Times New Roman" w:hAnsi="Times New Roman" w:hint="default"/>
       </w:rPr>
     </w:lvl>
     <w:lvl w:ilvl="1" w:tplc="213425F2" w:tentative="1">
@@ -4935,7 +4620,7 @@
         <w:ind w:left="1440" w:hanging="360"/>
       </w:pPr>
       <w:rPr>
-        <w:rFonts w:hint="default" w:ascii="Times New Roman" w:hAnsi="Times New Roman"/>
+        <w:rFonts w:ascii="Times New Roman" w:hAnsi="Times New Roman" w:hint="default"/>
       </w:rPr>
     </w:lvl>
     <w:lvl w:ilvl="2" w:tplc="0D223F7A" w:tentative="1">
@@ -4950,7 +4635,7 @@
         <w:ind w:left="2160" w:hanging="360"/>
       </w:pPr>
       <w:rPr>
-        <w:rFonts w:hint="default" w:ascii="Times New Roman" w:hAnsi="Times New Roman"/>
+        <w:rFonts w:ascii="Times New Roman" w:hAnsi="Times New Roman" w:hint="default"/>
       </w:rPr>
     </w:lvl>
     <w:lvl w:ilvl="3" w:tplc="95AA0694" w:tentative="1">
@@ -4965,7 +4650,7 @@
         <w:ind w:left="2880" w:hanging="360"/>
       </w:pPr>
       <w:rPr>
-        <w:rFonts w:hint="default" w:ascii="Times New Roman" w:hAnsi="Times New Roman"/>
+        <w:rFonts w:ascii="Times New Roman" w:hAnsi="Times New Roman" w:hint="default"/>
       </w:rPr>
     </w:lvl>
     <w:lvl w:ilvl="4" w:tplc="9F309D2C" w:tentative="1">
@@ -4980,7 +4665,7 @@
         <w:ind w:left="3600" w:hanging="360"/>
       </w:pPr>
       <w:rPr>
-        <w:rFonts w:hint="default" w:ascii="Times New Roman" w:hAnsi="Times New Roman"/>
+        <w:rFonts w:ascii="Times New Roman" w:hAnsi="Times New Roman" w:hint="default"/>
       </w:rPr>
     </w:lvl>
     <w:lvl w:ilvl="5" w:tplc="4740C0A4" w:tentative="1">
@@ -4995,7 +4680,7 @@
         <w:ind w:left="4320" w:hanging="360"/>
       </w:pPr>
       <w:rPr>
-        <w:rFonts w:hint="default" w:ascii="Times New Roman" w:hAnsi="Times New Roman"/>
+        <w:rFonts w:ascii="Times New Roman" w:hAnsi="Times New Roman" w:hint="default"/>
       </w:rPr>
     </w:lvl>
     <w:lvl w:ilvl="6" w:tplc="E7041EB2" w:tentative="1">
@@ -5010,7 +4695,7 @@
         <w:ind w:left="5040" w:hanging="360"/>
       </w:pPr>
       <w:rPr>
-        <w:rFonts w:hint="default" w:ascii="Times New Roman" w:hAnsi="Times New Roman"/>
+        <w:rFonts w:ascii="Times New Roman" w:hAnsi="Times New Roman" w:hint="default"/>
       </w:rPr>
     </w:lvl>
     <w:lvl w:ilvl="7" w:tplc="DD665562" w:tentative="1">
@@ -5025,7 +4710,7 @@
         <w:ind w:left="5760" w:hanging="360"/>
       </w:pPr>
       <w:rPr>
-        <w:rFonts w:hint="default" w:ascii="Times New Roman" w:hAnsi="Times New Roman"/>
+        <w:rFonts w:ascii="Times New Roman" w:hAnsi="Times New Roman" w:hint="default"/>
       </w:rPr>
     </w:lvl>
     <w:lvl w:ilvl="8" w:tplc="19BA5520" w:tentative="1">
@@ -5040,7 +4725,7 @@
         <w:ind w:left="6480" w:hanging="360"/>
       </w:pPr>
       <w:rPr>
-        <w:rFonts w:hint="default" w:ascii="Times New Roman" w:hAnsi="Times New Roman"/>
+        <w:rFonts w:ascii="Times New Roman" w:hAnsi="Times New Roman" w:hint="default"/>
       </w:rPr>
     </w:lvl>
   </w:abstractNum>
@@ -5057,7 +4742,7 @@
         <w:ind w:left="720" w:hanging="360"/>
       </w:pPr>
       <w:rPr>
-        <w:rFonts w:hint="default" w:ascii="Wingdings" w:hAnsi="Wingdings"/>
+        <w:rFonts w:ascii="Wingdings" w:hAnsi="Wingdings" w:hint="default"/>
       </w:rPr>
     </w:lvl>
     <w:lvl w:ilvl="1" w:tplc="04130003">
@@ -5069,7 +4754,7 @@
         <w:ind w:left="1440" w:hanging="360"/>
       </w:pPr>
       <w:rPr>
-        <w:rFonts w:hint="default" w:ascii="Courier New" w:hAnsi="Courier New" w:cs="Courier New"/>
+        <w:rFonts w:ascii="Courier New" w:hAnsi="Courier New" w:cs="Courier New" w:hint="default"/>
       </w:rPr>
     </w:lvl>
     <w:lvl w:ilvl="2" w:tplc="04130005" w:tentative="1">
@@ -5081,7 +4766,7 @@
         <w:ind w:left="2160" w:hanging="360"/>
       </w:pPr>
       <w:rPr>
-        <w:rFonts w:hint="default" w:ascii="Wingdings" w:hAnsi="Wingdings"/>
+        <w:rFonts w:ascii="Wingdings" w:hAnsi="Wingdings" w:hint="default"/>
       </w:rPr>
     </w:lvl>
     <w:lvl w:ilvl="3" w:tplc="04130001" w:tentative="1">
@@ -5093,7 +4778,7 @@
         <w:ind w:left="2880" w:hanging="360"/>
       </w:pPr>
       <w:rPr>
-        <w:rFonts w:hint="default" w:ascii="Symbol" w:hAnsi="Symbol"/>
+        <w:rFonts w:ascii="Symbol" w:hAnsi="Symbol" w:hint="default"/>
       </w:rPr>
     </w:lvl>
     <w:lvl w:ilvl="4" w:tplc="04130003" w:tentative="1">
@@ -5105,7 +4790,7 @@
         <w:ind w:left="3600" w:hanging="360"/>
       </w:pPr>
       <w:rPr>
-        <w:rFonts w:hint="default" w:ascii="Courier New" w:hAnsi="Courier New" w:cs="Courier New"/>
+        <w:rFonts w:ascii="Courier New" w:hAnsi="Courier New" w:cs="Courier New" w:hint="default"/>
       </w:rPr>
     </w:lvl>
     <w:lvl w:ilvl="5" w:tplc="04130005" w:tentative="1">
@@ -5117,7 +4802,7 @@
         <w:ind w:left="4320" w:hanging="360"/>
       </w:pPr>
       <w:rPr>
-        <w:rFonts w:hint="default" w:ascii="Wingdings" w:hAnsi="Wingdings"/>
+        <w:rFonts w:ascii="Wingdings" w:hAnsi="Wingdings" w:hint="default"/>
       </w:rPr>
     </w:lvl>
     <w:lvl w:ilvl="6" w:tplc="04130001" w:tentative="1">
@@ -5129,7 +4814,7 @@
         <w:ind w:left="5040" w:hanging="360"/>
       </w:pPr>
       <w:rPr>
-        <w:rFonts w:hint="default" w:ascii="Symbol" w:hAnsi="Symbol"/>
+        <w:rFonts w:ascii="Symbol" w:hAnsi="Symbol" w:hint="default"/>
       </w:rPr>
     </w:lvl>
     <w:lvl w:ilvl="7" w:tplc="04130003" w:tentative="1">
@@ -5141,7 +4826,7 @@
         <w:ind w:left="5760" w:hanging="360"/>
       </w:pPr>
       <w:rPr>
-        <w:rFonts w:hint="default" w:ascii="Courier New" w:hAnsi="Courier New" w:cs="Courier New"/>
+        <w:rFonts w:ascii="Courier New" w:hAnsi="Courier New" w:cs="Courier New" w:hint="default"/>
       </w:rPr>
     </w:lvl>
     <w:lvl w:ilvl="8" w:tplc="04130005" w:tentative="1">
@@ -5153,7 +4838,7 @@
         <w:ind w:left="6480" w:hanging="360"/>
       </w:pPr>
       <w:rPr>
-        <w:rFonts w:hint="default" w:ascii="Wingdings" w:hAnsi="Wingdings"/>
+        <w:rFonts w:ascii="Wingdings" w:hAnsi="Wingdings" w:hint="default"/>
       </w:rPr>
     </w:lvl>
   </w:abstractNum>
@@ -5170,7 +4855,7 @@
         <w:ind w:left="360" w:hanging="360"/>
       </w:pPr>
       <w:rPr>
-        <w:rFonts w:hint="default" w:ascii="Aptos" w:hAnsi="Aptos" w:eastAsiaTheme="minorHAnsi" w:cstheme="minorBidi"/>
+        <w:rFonts w:ascii="Aptos" w:eastAsiaTheme="minorHAnsi" w:hAnsi="Aptos" w:cstheme="minorBidi" w:hint="default"/>
       </w:rPr>
     </w:lvl>
     <w:lvl w:ilvl="1" w:tplc="FFFFFFFF" w:tentative="1">
@@ -5182,7 +4867,7 @@
         <w:ind w:left="1080" w:hanging="360"/>
       </w:pPr>
       <w:rPr>
-        <w:rFonts w:hint="default" w:ascii="Courier New" w:hAnsi="Courier New" w:cs="Courier New"/>
+        <w:rFonts w:ascii="Courier New" w:hAnsi="Courier New" w:cs="Courier New" w:hint="default"/>
       </w:rPr>
     </w:lvl>
     <w:lvl w:ilvl="2" w:tplc="FFFFFFFF" w:tentative="1">
@@ -5194,7 +4879,7 @@
         <w:ind w:left="1800" w:hanging="360"/>
       </w:pPr>
       <w:rPr>
-        <w:rFonts w:hint="default" w:ascii="Wingdings" w:hAnsi="Wingdings"/>
+        <w:rFonts w:ascii="Wingdings" w:hAnsi="Wingdings" w:hint="default"/>
       </w:rPr>
     </w:lvl>
     <w:lvl w:ilvl="3" w:tplc="FFFFFFFF" w:tentative="1">
@@ -5206,7 +4891,7 @@
         <w:ind w:left="2520" w:hanging="360"/>
       </w:pPr>
       <w:rPr>
-        <w:rFonts w:hint="default" w:ascii="Symbol" w:hAnsi="Symbol"/>
+        <w:rFonts w:ascii="Symbol" w:hAnsi="Symbol" w:hint="default"/>
       </w:rPr>
     </w:lvl>
     <w:lvl w:ilvl="4" w:tplc="FFFFFFFF" w:tentative="1">
@@ -5218,7 +4903,7 @@
         <w:ind w:left="3240" w:hanging="360"/>
       </w:pPr>
       <w:rPr>
-        <w:rFonts w:hint="default" w:ascii="Courier New" w:hAnsi="Courier New" w:cs="Courier New"/>
+        <w:rFonts w:ascii="Courier New" w:hAnsi="Courier New" w:cs="Courier New" w:hint="default"/>
       </w:rPr>
     </w:lvl>
     <w:lvl w:ilvl="5" w:tplc="FFFFFFFF" w:tentative="1">
@@ -5230,7 +4915,7 @@
         <w:ind w:left="3960" w:hanging="360"/>
       </w:pPr>
       <w:rPr>
-        <w:rFonts w:hint="default" w:ascii="Wingdings" w:hAnsi="Wingdings"/>
+        <w:rFonts w:ascii="Wingdings" w:hAnsi="Wingdings" w:hint="default"/>
       </w:rPr>
     </w:lvl>
     <w:lvl w:ilvl="6" w:tplc="FFFFFFFF" w:tentative="1">
@@ -5242,7 +4927,7 @@
         <w:ind w:left="4680" w:hanging="360"/>
       </w:pPr>
       <w:rPr>
-        <w:rFonts w:hint="default" w:ascii="Symbol" w:hAnsi="Symbol"/>
+        <w:rFonts w:ascii="Symbol" w:hAnsi="Symbol" w:hint="default"/>
       </w:rPr>
     </w:lvl>
     <w:lvl w:ilvl="7" w:tplc="FFFFFFFF" w:tentative="1">
@@ -5254,7 +4939,7 @@
         <w:ind w:left="5400" w:hanging="360"/>
       </w:pPr>
       <w:rPr>
-        <w:rFonts w:hint="default" w:ascii="Courier New" w:hAnsi="Courier New" w:cs="Courier New"/>
+        <w:rFonts w:ascii="Courier New" w:hAnsi="Courier New" w:cs="Courier New" w:hint="default"/>
       </w:rPr>
     </w:lvl>
     <w:lvl w:ilvl="8" w:tplc="FFFFFFFF" w:tentative="1">
@@ -5266,7 +4951,7 @@
         <w:ind w:left="6120" w:hanging="360"/>
       </w:pPr>
       <w:rPr>
-        <w:rFonts w:hint="default" w:ascii="Wingdings" w:hAnsi="Wingdings"/>
+        <w:rFonts w:ascii="Wingdings" w:hAnsi="Wingdings" w:hint="default"/>
       </w:rPr>
     </w:lvl>
   </w:abstractNum>
@@ -5286,7 +4971,7 @@
         <w:ind w:left="720" w:hanging="360"/>
       </w:pPr>
       <w:rPr>
-        <w:rFonts w:hint="default" w:ascii="Times New Roman" w:hAnsi="Times New Roman"/>
+        <w:rFonts w:ascii="Times New Roman" w:hAnsi="Times New Roman" w:hint="default"/>
       </w:rPr>
     </w:lvl>
     <w:lvl w:ilvl="1" w:tplc="609EE76A" w:tentative="1">
@@ -5301,7 +4986,7 @@
         <w:ind w:left="1440" w:hanging="360"/>
       </w:pPr>
       <w:rPr>
-        <w:rFonts w:hint="default" w:ascii="Times New Roman" w:hAnsi="Times New Roman"/>
+        <w:rFonts w:ascii="Times New Roman" w:hAnsi="Times New Roman" w:hint="default"/>
       </w:rPr>
     </w:lvl>
     <w:lvl w:ilvl="2" w:tplc="7AD842A2" w:tentative="1">
@@ -5316,7 +5001,7 @@
         <w:ind w:left="2160" w:hanging="360"/>
       </w:pPr>
       <w:rPr>
-        <w:rFonts w:hint="default" w:ascii="Times New Roman" w:hAnsi="Times New Roman"/>
+        <w:rFonts w:ascii="Times New Roman" w:hAnsi="Times New Roman" w:hint="default"/>
       </w:rPr>
     </w:lvl>
     <w:lvl w:ilvl="3" w:tplc="9A902A58" w:tentative="1">
@@ -5331,7 +5016,7 @@
         <w:ind w:left="2880" w:hanging="360"/>
       </w:pPr>
       <w:rPr>
-        <w:rFonts w:hint="default" w:ascii="Times New Roman" w:hAnsi="Times New Roman"/>
+        <w:rFonts w:ascii="Times New Roman" w:hAnsi="Times New Roman" w:hint="default"/>
       </w:rPr>
     </w:lvl>
     <w:lvl w:ilvl="4" w:tplc="C8EC8064" w:tentative="1">
@@ -5346,7 +5031,7 @@
         <w:ind w:left="3600" w:hanging="360"/>
       </w:pPr>
       <w:rPr>
-        <w:rFonts w:hint="default" w:ascii="Times New Roman" w:hAnsi="Times New Roman"/>
+        <w:rFonts w:ascii="Times New Roman" w:hAnsi="Times New Roman" w:hint="default"/>
       </w:rPr>
     </w:lvl>
     <w:lvl w:ilvl="5" w:tplc="1CB49DB6" w:tentative="1">
@@ -5361,7 +5046,7 @@
         <w:ind w:left="4320" w:hanging="360"/>
       </w:pPr>
       <w:rPr>
-        <w:rFonts w:hint="default" w:ascii="Times New Roman" w:hAnsi="Times New Roman"/>
+        <w:rFonts w:ascii="Times New Roman" w:hAnsi="Times New Roman" w:hint="default"/>
       </w:rPr>
     </w:lvl>
     <w:lvl w:ilvl="6" w:tplc="E7B4A942" w:tentative="1">
@@ -5376,7 +5061,7 @@
         <w:ind w:left="5040" w:hanging="360"/>
       </w:pPr>
       <w:rPr>
-        <w:rFonts w:hint="default" w:ascii="Times New Roman" w:hAnsi="Times New Roman"/>
+        <w:rFonts w:ascii="Times New Roman" w:hAnsi="Times New Roman" w:hint="default"/>
       </w:rPr>
     </w:lvl>
     <w:lvl w:ilvl="7" w:tplc="D5B40966" w:tentative="1">
@@ -5391,7 +5076,7 @@
         <w:ind w:left="5760" w:hanging="360"/>
       </w:pPr>
       <w:rPr>
-        <w:rFonts w:hint="default" w:ascii="Times New Roman" w:hAnsi="Times New Roman"/>
+        <w:rFonts w:ascii="Times New Roman" w:hAnsi="Times New Roman" w:hint="default"/>
       </w:rPr>
     </w:lvl>
     <w:lvl w:ilvl="8" w:tplc="DBB2E15C" w:tentative="1">
@@ -5406,7 +5091,7 @@
         <w:ind w:left="6480" w:hanging="360"/>
       </w:pPr>
       <w:rPr>
-        <w:rFonts w:hint="default" w:ascii="Times New Roman" w:hAnsi="Times New Roman"/>
+        <w:rFonts w:ascii="Times New Roman" w:hAnsi="Times New Roman" w:hint="default"/>
       </w:rPr>
     </w:lvl>
   </w:abstractNum>
@@ -5423,7 +5108,7 @@
         <w:ind w:left="720" w:hanging="360"/>
       </w:pPr>
       <w:rPr>
-        <w:rFonts w:hint="default" w:ascii="Wingdings" w:hAnsi="Wingdings"/>
+        <w:rFonts w:ascii="Wingdings" w:hAnsi="Wingdings" w:hint="default"/>
       </w:rPr>
     </w:lvl>
     <w:lvl w:ilvl="1" w:tplc="04130003">
@@ -5435,7 +5120,7 @@
         <w:ind w:left="1440" w:hanging="360"/>
       </w:pPr>
       <w:rPr>
-        <w:rFonts w:hint="default" w:ascii="Courier New" w:hAnsi="Courier New" w:cs="Courier New"/>
+        <w:rFonts w:ascii="Courier New" w:hAnsi="Courier New" w:cs="Courier New" w:hint="default"/>
       </w:rPr>
     </w:lvl>
     <w:lvl w:ilvl="2" w:tplc="04130005">
@@ -5447,7 +5132,7 @@
         <w:ind w:left="2160" w:hanging="360"/>
       </w:pPr>
       <w:rPr>
-        <w:rFonts w:hint="default" w:ascii="Wingdings" w:hAnsi="Wingdings"/>
+        <w:rFonts w:ascii="Wingdings" w:hAnsi="Wingdings" w:hint="default"/>
       </w:rPr>
     </w:lvl>
     <w:lvl w:ilvl="3" w:tplc="04130001" w:tentative="1">
@@ -5459,7 +5144,7 @@
         <w:ind w:left="2880" w:hanging="360"/>
       </w:pPr>
       <w:rPr>
-        <w:rFonts w:hint="default" w:ascii="Symbol" w:hAnsi="Symbol"/>
+        <w:rFonts w:ascii="Symbol" w:hAnsi="Symbol" w:hint="default"/>
       </w:rPr>
     </w:lvl>
     <w:lvl w:ilvl="4" w:tplc="04130003" w:tentative="1">
@@ -5471,7 +5156,7 @@
         <w:ind w:left="3600" w:hanging="360"/>
       </w:pPr>
       <w:rPr>
-        <w:rFonts w:hint="default" w:ascii="Courier New" w:hAnsi="Courier New" w:cs="Courier New"/>
+        <w:rFonts w:ascii="Courier New" w:hAnsi="Courier New" w:cs="Courier New" w:hint="default"/>
       </w:rPr>
     </w:lvl>
     <w:lvl w:ilvl="5" w:tplc="04130005" w:tentative="1">
@@ -5483,7 +5168,7 @@
         <w:ind w:left="4320" w:hanging="360"/>
       </w:pPr>
       <w:rPr>
-        <w:rFonts w:hint="default" w:ascii="Wingdings" w:hAnsi="Wingdings"/>
+        <w:rFonts w:ascii="Wingdings" w:hAnsi="Wingdings" w:hint="default"/>
       </w:rPr>
     </w:lvl>
     <w:lvl w:ilvl="6" w:tplc="04130001" w:tentative="1">
@@ -5495,7 +5180,7 @@
         <w:ind w:left="5040" w:hanging="360"/>
       </w:pPr>
       <w:rPr>
-        <w:rFonts w:hint="default" w:ascii="Symbol" w:hAnsi="Symbol"/>
+        <w:rFonts w:ascii="Symbol" w:hAnsi="Symbol" w:hint="default"/>
       </w:rPr>
     </w:lvl>
     <w:lvl w:ilvl="7" w:tplc="04130003" w:tentative="1">
@@ -5507,7 +5192,7 @@
         <w:ind w:left="5760" w:hanging="360"/>
       </w:pPr>
       <w:rPr>
-        <w:rFonts w:hint="default" w:ascii="Courier New" w:hAnsi="Courier New" w:cs="Courier New"/>
+        <w:rFonts w:ascii="Courier New" w:hAnsi="Courier New" w:cs="Courier New" w:hint="default"/>
       </w:rPr>
     </w:lvl>
     <w:lvl w:ilvl="8" w:tplc="04130005" w:tentative="1">
@@ -5519,7 +5204,7 @@
         <w:ind w:left="6480" w:hanging="360"/>
       </w:pPr>
       <w:rPr>
-        <w:rFonts w:hint="default" w:ascii="Wingdings" w:hAnsi="Wingdings"/>
+        <w:rFonts w:ascii="Wingdings" w:hAnsi="Wingdings" w:hint="default"/>
       </w:rPr>
     </w:lvl>
   </w:abstractNum>
@@ -5535,7 +5220,7 @@
         <w:ind w:left="720" w:hanging="360"/>
       </w:pPr>
       <w:rPr>
-        <w:rFonts w:hint="default" w:ascii="Aptos" w:hAnsi="Aptos" w:eastAsiaTheme="minorHAnsi" w:cstheme="minorBidi"/>
+        <w:rFonts w:ascii="Aptos" w:eastAsiaTheme="minorHAnsi" w:hAnsi="Aptos" w:cstheme="minorBidi" w:hint="default"/>
       </w:rPr>
     </w:lvl>
     <w:lvl w:ilvl="1" w:tplc="04130003">
@@ -5547,7 +5232,7 @@
         <w:ind w:left="1440" w:hanging="360"/>
       </w:pPr>
       <w:rPr>
-        <w:rFonts w:hint="default" w:ascii="Courier New" w:hAnsi="Courier New" w:cs="Courier New"/>
+        <w:rFonts w:ascii="Courier New" w:hAnsi="Courier New" w:cs="Courier New" w:hint="default"/>
       </w:rPr>
     </w:lvl>
     <w:lvl w:ilvl="2" w:tplc="04130005" w:tentative="1">
@@ -5559,7 +5244,7 @@
         <w:ind w:left="2160" w:hanging="360"/>
       </w:pPr>
       <w:rPr>
-        <w:rFonts w:hint="default" w:ascii="Wingdings" w:hAnsi="Wingdings"/>
+        <w:rFonts w:ascii="Wingdings" w:hAnsi="Wingdings" w:hint="default"/>
       </w:rPr>
     </w:lvl>
     <w:lvl w:ilvl="3" w:tplc="04130001" w:tentative="1">
@@ -5571,7 +5256,7 @@
         <w:ind w:left="2880" w:hanging="360"/>
       </w:pPr>
       <w:rPr>
-        <w:rFonts w:hint="default" w:ascii="Symbol" w:hAnsi="Symbol"/>
+        <w:rFonts w:ascii="Symbol" w:hAnsi="Symbol" w:hint="default"/>
       </w:rPr>
     </w:lvl>
     <w:lvl w:ilvl="4" w:tplc="04130003" w:tentative="1">
@@ -5583,7 +5268,7 @@
         <w:ind w:left="3600" w:hanging="360"/>
       </w:pPr>
       <w:rPr>
-        <w:rFonts w:hint="default" w:ascii="Courier New" w:hAnsi="Courier New" w:cs="Courier New"/>
+        <w:rFonts w:ascii="Courier New" w:hAnsi="Courier New" w:cs="Courier New" w:hint="default"/>
       </w:rPr>
     </w:lvl>
     <w:lvl w:ilvl="5" w:tplc="04130005" w:tentative="1">
@@ -5595,7 +5280,7 @@
         <w:ind w:left="4320" w:hanging="360"/>
       </w:pPr>
       <w:rPr>
-        <w:rFonts w:hint="default" w:ascii="Wingdings" w:hAnsi="Wingdings"/>
+        <w:rFonts w:ascii="Wingdings" w:hAnsi="Wingdings" w:hint="default"/>
       </w:rPr>
     </w:lvl>
     <w:lvl w:ilvl="6" w:tplc="04130001" w:tentative="1">
@@ -5607,7 +5292,7 @@
         <w:ind w:left="5040" w:hanging="360"/>
       </w:pPr>
       <w:rPr>
-        <w:rFonts w:hint="default" w:ascii="Symbol" w:hAnsi="Symbol"/>
+        <w:rFonts w:ascii="Symbol" w:hAnsi="Symbol" w:hint="default"/>
       </w:rPr>
     </w:lvl>
     <w:lvl w:ilvl="7" w:tplc="04130003" w:tentative="1">
@@ -5619,7 +5304,7 @@
         <w:ind w:left="5760" w:hanging="360"/>
       </w:pPr>
       <w:rPr>
-        <w:rFonts w:hint="default" w:ascii="Courier New" w:hAnsi="Courier New" w:cs="Courier New"/>
+        <w:rFonts w:ascii="Courier New" w:hAnsi="Courier New" w:cs="Courier New" w:hint="default"/>
       </w:rPr>
     </w:lvl>
     <w:lvl w:ilvl="8" w:tplc="04130005" w:tentative="1">
@@ -5631,7 +5316,7 @@
         <w:ind w:left="6480" w:hanging="360"/>
       </w:pPr>
       <w:rPr>
-        <w:rFonts w:hint="default" w:ascii="Wingdings" w:hAnsi="Wingdings"/>
+        <w:rFonts w:ascii="Wingdings" w:hAnsi="Wingdings" w:hint="default"/>
       </w:rPr>
     </w:lvl>
   </w:abstractNum>
@@ -5651,7 +5336,7 @@
         <w:ind w:left="720" w:hanging="360"/>
       </w:pPr>
       <w:rPr>
-        <w:rFonts w:hint="default" w:ascii="Symbol" w:hAnsi="Symbol"/>
+        <w:rFonts w:ascii="Symbol" w:hAnsi="Symbol" w:hint="default"/>
         <w:sz w:val="20"/>
       </w:rPr>
     </w:lvl>
@@ -5667,7 +5352,7 @@
         <w:ind w:left="1440" w:hanging="360"/>
       </w:pPr>
       <w:rPr>
-        <w:rFonts w:hint="default" w:ascii="Courier New" w:hAnsi="Courier New"/>
+        <w:rFonts w:ascii="Courier New" w:hAnsi="Courier New" w:hint="default"/>
         <w:sz w:val="20"/>
       </w:rPr>
     </w:lvl>
@@ -5683,7 +5368,7 @@
         <w:ind w:left="2160" w:hanging="360"/>
       </w:pPr>
       <w:rPr>
-        <w:rFonts w:hint="default" w:ascii="Wingdings" w:hAnsi="Wingdings"/>
+        <w:rFonts w:ascii="Wingdings" w:hAnsi="Wingdings" w:hint="default"/>
         <w:sz w:val="20"/>
       </w:rPr>
     </w:lvl>
@@ -5699,7 +5384,7 @@
         <w:ind w:left="2880" w:hanging="360"/>
       </w:pPr>
       <w:rPr>
-        <w:rFonts w:hint="default" w:ascii="Wingdings" w:hAnsi="Wingdings"/>
+        <w:rFonts w:ascii="Wingdings" w:hAnsi="Wingdings" w:hint="default"/>
         <w:sz w:val="20"/>
       </w:rPr>
     </w:lvl>
@@ -5715,7 +5400,7 @@
         <w:ind w:left="3600" w:hanging="360"/>
       </w:pPr>
       <w:rPr>
-        <w:rFonts w:hint="default" w:ascii="Wingdings" w:hAnsi="Wingdings"/>
+        <w:rFonts w:ascii="Wingdings" w:hAnsi="Wingdings" w:hint="default"/>
         <w:sz w:val="20"/>
       </w:rPr>
     </w:lvl>
@@ -5731,7 +5416,7 @@
         <w:ind w:left="4320" w:hanging="360"/>
       </w:pPr>
       <w:rPr>
-        <w:rFonts w:hint="default" w:ascii="Wingdings" w:hAnsi="Wingdings"/>
+        <w:rFonts w:ascii="Wingdings" w:hAnsi="Wingdings" w:hint="default"/>
         <w:sz w:val="20"/>
       </w:rPr>
     </w:lvl>
@@ -5747,7 +5432,7 @@
         <w:ind w:left="5040" w:hanging="360"/>
       </w:pPr>
       <w:rPr>
-        <w:rFonts w:hint="default" w:ascii="Wingdings" w:hAnsi="Wingdings"/>
+        <w:rFonts w:ascii="Wingdings" w:hAnsi="Wingdings" w:hint="default"/>
         <w:sz w:val="20"/>
       </w:rPr>
     </w:lvl>
@@ -5763,7 +5448,7 @@
         <w:ind w:left="5760" w:hanging="360"/>
       </w:pPr>
       <w:rPr>
-        <w:rFonts w:hint="default" w:ascii="Wingdings" w:hAnsi="Wingdings"/>
+        <w:rFonts w:ascii="Wingdings" w:hAnsi="Wingdings" w:hint="default"/>
         <w:sz w:val="20"/>
       </w:rPr>
     </w:lvl>
@@ -5779,7 +5464,7 @@
         <w:ind w:left="6480" w:hanging="360"/>
       </w:pPr>
       <w:rPr>
-        <w:rFonts w:hint="default" w:ascii="Wingdings" w:hAnsi="Wingdings"/>
+        <w:rFonts w:ascii="Wingdings" w:hAnsi="Wingdings" w:hint="default"/>
         <w:sz w:val="20"/>
       </w:rPr>
     </w:lvl>
@@ -5800,7 +5485,7 @@
         <w:ind w:left="720" w:hanging="360"/>
       </w:pPr>
       <w:rPr>
-        <w:rFonts w:hint="default" w:ascii="Wingdings" w:hAnsi="Wingdings"/>
+        <w:rFonts w:ascii="Wingdings" w:hAnsi="Wingdings" w:hint="default"/>
         <w:sz w:val="20"/>
       </w:rPr>
     </w:lvl>
@@ -5816,7 +5501,7 @@
         <w:ind w:left="1440" w:hanging="360"/>
       </w:pPr>
       <w:rPr>
-        <w:rFonts w:hint="default" w:ascii="Courier New" w:hAnsi="Courier New"/>
+        <w:rFonts w:ascii="Courier New" w:hAnsi="Courier New" w:hint="default"/>
         <w:sz w:val="20"/>
       </w:rPr>
     </w:lvl>
@@ -5832,7 +5517,7 @@
         <w:ind w:left="2160" w:hanging="360"/>
       </w:pPr>
       <w:rPr>
-        <w:rFonts w:hint="default" w:ascii="Wingdings" w:hAnsi="Wingdings"/>
+        <w:rFonts w:ascii="Wingdings" w:hAnsi="Wingdings" w:hint="default"/>
         <w:sz w:val="20"/>
       </w:rPr>
     </w:lvl>
@@ -5848,7 +5533,7 @@
         <w:ind w:left="2880" w:hanging="360"/>
       </w:pPr>
       <w:rPr>
-        <w:rFonts w:hint="default" w:ascii="Wingdings" w:hAnsi="Wingdings"/>
+        <w:rFonts w:ascii="Wingdings" w:hAnsi="Wingdings" w:hint="default"/>
         <w:sz w:val="20"/>
       </w:rPr>
     </w:lvl>
@@ -5864,7 +5549,7 @@
         <w:ind w:left="3600" w:hanging="360"/>
       </w:pPr>
       <w:rPr>
-        <w:rFonts w:hint="default" w:ascii="Wingdings" w:hAnsi="Wingdings"/>
+        <w:rFonts w:ascii="Wingdings" w:hAnsi="Wingdings" w:hint="default"/>
         <w:sz w:val="20"/>
       </w:rPr>
     </w:lvl>
@@ -5880,7 +5565,7 @@
         <w:ind w:left="4320" w:hanging="360"/>
       </w:pPr>
       <w:rPr>
-        <w:rFonts w:hint="default" w:ascii="Wingdings" w:hAnsi="Wingdings"/>
+        <w:rFonts w:ascii="Wingdings" w:hAnsi="Wingdings" w:hint="default"/>
         <w:sz w:val="20"/>
       </w:rPr>
     </w:lvl>
@@ -5896,7 +5581,7 @@
         <w:ind w:left="5040" w:hanging="360"/>
       </w:pPr>
       <w:rPr>
-        <w:rFonts w:hint="default" w:ascii="Wingdings" w:hAnsi="Wingdings"/>
+        <w:rFonts w:ascii="Wingdings" w:hAnsi="Wingdings" w:hint="default"/>
         <w:sz w:val="20"/>
       </w:rPr>
     </w:lvl>
@@ -5912,7 +5597,7 @@
         <w:ind w:left="5760" w:hanging="360"/>
       </w:pPr>
       <w:rPr>
-        <w:rFonts w:hint="default" w:ascii="Wingdings" w:hAnsi="Wingdings"/>
+        <w:rFonts w:ascii="Wingdings" w:hAnsi="Wingdings" w:hint="default"/>
         <w:sz w:val="20"/>
       </w:rPr>
     </w:lvl>
@@ -5928,7 +5613,7 @@
         <w:ind w:left="6480" w:hanging="360"/>
       </w:pPr>
       <w:rPr>
-        <w:rFonts w:hint="default" w:ascii="Wingdings" w:hAnsi="Wingdings"/>
+        <w:rFonts w:ascii="Wingdings" w:hAnsi="Wingdings" w:hint="default"/>
         <w:sz w:val="20"/>
       </w:rPr>
     </w:lvl>
@@ -5949,7 +5634,7 @@
         <w:ind w:left="720" w:hanging="360"/>
       </w:pPr>
       <w:rPr>
-        <w:rFonts w:hint="default" w:ascii="Symbol" w:hAnsi="Symbol"/>
+        <w:rFonts w:ascii="Symbol" w:hAnsi="Symbol" w:hint="default"/>
         <w:sz w:val="20"/>
       </w:rPr>
     </w:lvl>
@@ -5965,7 +5650,7 @@
         <w:ind w:left="1440" w:hanging="360"/>
       </w:pPr>
       <w:rPr>
-        <w:rFonts w:hint="default" w:ascii="Courier New" w:hAnsi="Courier New"/>
+        <w:rFonts w:ascii="Courier New" w:hAnsi="Courier New" w:hint="default"/>
         <w:sz w:val="20"/>
       </w:rPr>
     </w:lvl>
@@ -5981,7 +5666,7 @@
         <w:ind w:left="2160" w:hanging="360"/>
       </w:pPr>
       <w:rPr>
-        <w:rFonts w:hint="default" w:ascii="Wingdings" w:hAnsi="Wingdings"/>
+        <w:rFonts w:ascii="Wingdings" w:hAnsi="Wingdings" w:hint="default"/>
         <w:sz w:val="20"/>
       </w:rPr>
     </w:lvl>
@@ -5997,7 +5682,7 @@
         <w:ind w:left="2880" w:hanging="360"/>
       </w:pPr>
       <w:rPr>
-        <w:rFonts w:hint="default" w:ascii="Wingdings" w:hAnsi="Wingdings"/>
+        <w:rFonts w:ascii="Wingdings" w:hAnsi="Wingdings" w:hint="default"/>
         <w:sz w:val="20"/>
       </w:rPr>
     </w:lvl>
@@ -6013,7 +5698,7 @@
         <w:ind w:left="3600" w:hanging="360"/>
       </w:pPr>
       <w:rPr>
-        <w:rFonts w:hint="default" w:ascii="Wingdings" w:hAnsi="Wingdings"/>
+        <w:rFonts w:ascii="Wingdings" w:hAnsi="Wingdings" w:hint="default"/>
         <w:sz w:val="20"/>
       </w:rPr>
     </w:lvl>
@@ -6029,7 +5714,7 @@
         <w:ind w:left="4320" w:hanging="360"/>
       </w:pPr>
       <w:rPr>
-        <w:rFonts w:hint="default" w:ascii="Wingdings" w:hAnsi="Wingdings"/>
+        <w:rFonts w:ascii="Wingdings" w:hAnsi="Wingdings" w:hint="default"/>
         <w:sz w:val="20"/>
       </w:rPr>
     </w:lvl>
@@ -6045,7 +5730,7 @@
         <w:ind w:left="5040" w:hanging="360"/>
       </w:pPr>
       <w:rPr>
-        <w:rFonts w:hint="default" w:ascii="Wingdings" w:hAnsi="Wingdings"/>
+        <w:rFonts w:ascii="Wingdings" w:hAnsi="Wingdings" w:hint="default"/>
         <w:sz w:val="20"/>
       </w:rPr>
     </w:lvl>
@@ -6061,7 +5746,7 @@
         <w:ind w:left="5760" w:hanging="360"/>
       </w:pPr>
       <w:rPr>
-        <w:rFonts w:hint="default" w:ascii="Wingdings" w:hAnsi="Wingdings"/>
+        <w:rFonts w:ascii="Wingdings" w:hAnsi="Wingdings" w:hint="default"/>
         <w:sz w:val="20"/>
       </w:rPr>
     </w:lvl>
@@ -6077,7 +5762,7 @@
         <w:ind w:left="6480" w:hanging="360"/>
       </w:pPr>
       <w:rPr>
-        <w:rFonts w:hint="default" w:ascii="Wingdings" w:hAnsi="Wingdings"/>
+        <w:rFonts w:ascii="Wingdings" w:hAnsi="Wingdings" w:hint="default"/>
         <w:sz w:val="20"/>
       </w:rPr>
     </w:lvl>
@@ -6098,7 +5783,7 @@
         <w:ind w:left="720" w:hanging="360"/>
       </w:pPr>
       <w:rPr>
-        <w:rFonts w:hint="default" w:ascii="Symbol" w:hAnsi="Symbol"/>
+        <w:rFonts w:ascii="Symbol" w:hAnsi="Symbol" w:hint="default"/>
         <w:sz w:val="20"/>
       </w:rPr>
     </w:lvl>
@@ -6114,7 +5799,7 @@
         <w:ind w:left="1440" w:hanging="360"/>
       </w:pPr>
       <w:rPr>
-        <w:rFonts w:hint="default" w:ascii="Symbol" w:hAnsi="Symbol"/>
+        <w:rFonts w:ascii="Symbol" w:hAnsi="Symbol" w:hint="default"/>
         <w:sz w:val="20"/>
       </w:rPr>
     </w:lvl>
@@ -6130,7 +5815,7 @@
         <w:ind w:left="2160" w:hanging="360"/>
       </w:pPr>
       <w:rPr>
-        <w:rFonts w:hint="default" w:ascii="Symbol" w:hAnsi="Symbol"/>
+        <w:rFonts w:ascii="Symbol" w:hAnsi="Symbol" w:hint="default"/>
         <w:sz w:val="20"/>
       </w:rPr>
     </w:lvl>
@@ -6146,7 +5831,7 @@
         <w:ind w:left="2880" w:hanging="360"/>
       </w:pPr>
       <w:rPr>
-        <w:rFonts w:hint="default" w:ascii="Symbol" w:hAnsi="Symbol"/>
+        <w:rFonts w:ascii="Symbol" w:hAnsi="Symbol" w:hint="default"/>
         <w:sz w:val="20"/>
       </w:rPr>
     </w:lvl>
@@ -6162,7 +5847,7 @@
         <w:ind w:left="3600" w:hanging="360"/>
       </w:pPr>
       <w:rPr>
-        <w:rFonts w:hint="default" w:ascii="Symbol" w:hAnsi="Symbol"/>
+        <w:rFonts w:ascii="Symbol" w:hAnsi="Symbol" w:hint="default"/>
         <w:sz w:val="20"/>
       </w:rPr>
     </w:lvl>
@@ -6178,7 +5863,7 @@
         <w:ind w:left="4320" w:hanging="360"/>
       </w:pPr>
       <w:rPr>
-        <w:rFonts w:hint="default" w:ascii="Symbol" w:hAnsi="Symbol"/>
+        <w:rFonts w:ascii="Symbol" w:hAnsi="Symbol" w:hint="default"/>
         <w:sz w:val="20"/>
       </w:rPr>
     </w:lvl>
@@ -6194,7 +5879,7 @@
         <w:ind w:left="5040" w:hanging="360"/>
       </w:pPr>
       <w:rPr>
-        <w:rFonts w:hint="default" w:ascii="Symbol" w:hAnsi="Symbol"/>
+        <w:rFonts w:ascii="Symbol" w:hAnsi="Symbol" w:hint="default"/>
         <w:sz w:val="20"/>
       </w:rPr>
     </w:lvl>
@@ -6210,7 +5895,7 @@
         <w:ind w:left="5760" w:hanging="360"/>
       </w:pPr>
       <w:rPr>
-        <w:rFonts w:hint="default" w:ascii="Symbol" w:hAnsi="Symbol"/>
+        <w:rFonts w:ascii="Symbol" w:hAnsi="Symbol" w:hint="default"/>
         <w:sz w:val="20"/>
       </w:rPr>
     </w:lvl>
@@ -6226,7 +5911,7 @@
         <w:ind w:left="6480" w:hanging="360"/>
       </w:pPr>
       <w:rPr>
-        <w:rFonts w:hint="default" w:ascii="Symbol" w:hAnsi="Symbol"/>
+        <w:rFonts w:ascii="Symbol" w:hAnsi="Symbol" w:hint="default"/>
         <w:sz w:val="20"/>
       </w:rPr>
     </w:lvl>
@@ -6244,7 +5929,7 @@
         <w:ind w:left="720" w:hanging="360"/>
       </w:pPr>
       <w:rPr>
-        <w:rFonts w:hint="default" w:ascii="Symbol" w:hAnsi="Symbol"/>
+        <w:rFonts w:ascii="Symbol" w:hAnsi="Symbol" w:hint="default"/>
       </w:rPr>
     </w:lvl>
     <w:lvl w:ilvl="1" w:tplc="04130003" w:tentative="1">
@@ -6256,7 +5941,7 @@
         <w:ind w:left="1440" w:hanging="360"/>
       </w:pPr>
       <w:rPr>
-        <w:rFonts w:hint="default" w:ascii="Courier New" w:hAnsi="Courier New" w:cs="Courier New"/>
+        <w:rFonts w:ascii="Courier New" w:hAnsi="Courier New" w:cs="Courier New" w:hint="default"/>
       </w:rPr>
     </w:lvl>
     <w:lvl w:ilvl="2" w:tplc="04130005" w:tentative="1">
@@ -6268,7 +5953,7 @@
         <w:ind w:left="2160" w:hanging="360"/>
       </w:pPr>
       <w:rPr>
-        <w:rFonts w:hint="default" w:ascii="Wingdings" w:hAnsi="Wingdings"/>
+        <w:rFonts w:ascii="Wingdings" w:hAnsi="Wingdings" w:hint="default"/>
       </w:rPr>
     </w:lvl>
     <w:lvl w:ilvl="3" w:tplc="04130001" w:tentative="1">
@@ -6280,7 +5965,7 @@
         <w:ind w:left="2880" w:hanging="360"/>
       </w:pPr>
       <w:rPr>
-        <w:rFonts w:hint="default" w:ascii="Symbol" w:hAnsi="Symbol"/>
+        <w:rFonts w:ascii="Symbol" w:hAnsi="Symbol" w:hint="default"/>
       </w:rPr>
     </w:lvl>
     <w:lvl w:ilvl="4" w:tplc="04130003" w:tentative="1">
@@ -6292,7 +5977,7 @@
         <w:ind w:left="3600" w:hanging="360"/>
       </w:pPr>
       <w:rPr>
-        <w:rFonts w:hint="default" w:ascii="Courier New" w:hAnsi="Courier New" w:cs="Courier New"/>
+        <w:rFonts w:ascii="Courier New" w:hAnsi="Courier New" w:cs="Courier New" w:hint="default"/>
       </w:rPr>
     </w:lvl>
     <w:lvl w:ilvl="5" w:tplc="04130005" w:tentative="1">
@@ -6304,7 +5989,7 @@
         <w:ind w:left="4320" w:hanging="360"/>
       </w:pPr>
       <w:rPr>
-        <w:rFonts w:hint="default" w:ascii="Wingdings" w:hAnsi="Wingdings"/>
+        <w:rFonts w:ascii="Wingdings" w:hAnsi="Wingdings" w:hint="default"/>
       </w:rPr>
     </w:lvl>
     <w:lvl w:ilvl="6" w:tplc="04130001" w:tentative="1">
@@ -6316,7 +6001,7 @@
         <w:ind w:left="5040" w:hanging="360"/>
       </w:pPr>
       <w:rPr>
-        <w:rFonts w:hint="default" w:ascii="Symbol" w:hAnsi="Symbol"/>
+        <w:rFonts w:ascii="Symbol" w:hAnsi="Symbol" w:hint="default"/>
       </w:rPr>
     </w:lvl>
     <w:lvl w:ilvl="7" w:tplc="04130003" w:tentative="1">
@@ -6328,7 +6013,7 @@
         <w:ind w:left="5760" w:hanging="360"/>
       </w:pPr>
       <w:rPr>
-        <w:rFonts w:hint="default" w:ascii="Courier New" w:hAnsi="Courier New" w:cs="Courier New"/>
+        <w:rFonts w:ascii="Courier New" w:hAnsi="Courier New" w:cs="Courier New" w:hint="default"/>
       </w:rPr>
     </w:lvl>
     <w:lvl w:ilvl="8" w:tplc="04130005" w:tentative="1">
@@ -6340,7 +6025,7 @@
         <w:ind w:left="6480" w:hanging="360"/>
       </w:pPr>
       <w:rPr>
-        <w:rFonts w:hint="default" w:ascii="Wingdings" w:hAnsi="Wingdings"/>
+        <w:rFonts w:ascii="Wingdings" w:hAnsi="Wingdings" w:hint="default"/>
       </w:rPr>
     </w:lvl>
   </w:abstractNum>
@@ -6360,7 +6045,7 @@
         <w:ind w:left="720" w:hanging="360"/>
       </w:pPr>
       <w:rPr>
-        <w:rFonts w:hint="default" w:ascii="Symbol" w:hAnsi="Symbol"/>
+        <w:rFonts w:ascii="Symbol" w:hAnsi="Symbol" w:hint="default"/>
         <w:sz w:val="20"/>
       </w:rPr>
     </w:lvl>
@@ -6376,7 +6061,7 @@
         <w:ind w:left="1440" w:hanging="360"/>
       </w:pPr>
       <w:rPr>
-        <w:rFonts w:hint="default" w:ascii="Symbol" w:hAnsi="Symbol"/>
+        <w:rFonts w:ascii="Symbol" w:hAnsi="Symbol" w:hint="default"/>
         <w:sz w:val="20"/>
       </w:rPr>
     </w:lvl>
@@ -6392,7 +6077,7 @@
         <w:ind w:left="2160" w:hanging="360"/>
       </w:pPr>
       <w:rPr>
-        <w:rFonts w:hint="default" w:ascii="Symbol" w:hAnsi="Symbol"/>
+        <w:rFonts w:ascii="Symbol" w:hAnsi="Symbol" w:hint="default"/>
         <w:sz w:val="20"/>
       </w:rPr>
     </w:lvl>
@@ -6408,7 +6093,7 @@
         <w:ind w:left="2880" w:hanging="360"/>
       </w:pPr>
       <w:rPr>
-        <w:rFonts w:hint="default" w:ascii="Symbol" w:hAnsi="Symbol"/>
+        <w:rFonts w:ascii="Symbol" w:hAnsi="Symbol" w:hint="default"/>
         <w:sz w:val="20"/>
       </w:rPr>
     </w:lvl>
@@ -6424,7 +6109,7 @@
         <w:ind w:left="3600" w:hanging="360"/>
       </w:pPr>
       <w:rPr>
-        <w:rFonts w:hint="default" w:ascii="Symbol" w:hAnsi="Symbol"/>
+        <w:rFonts w:ascii="Symbol" w:hAnsi="Symbol" w:hint="default"/>
         <w:sz w:val="20"/>
       </w:rPr>
     </w:lvl>
@@ -6440,7 +6125,7 @@
         <w:ind w:left="4320" w:hanging="360"/>
       </w:pPr>
       <w:rPr>
-        <w:rFonts w:hint="default" w:ascii="Symbol" w:hAnsi="Symbol"/>
+        <w:rFonts w:ascii="Symbol" w:hAnsi="Symbol" w:hint="default"/>
         <w:sz w:val="20"/>
       </w:rPr>
     </w:lvl>
@@ -6456,7 +6141,7 @@
         <w:ind w:left="5040" w:hanging="360"/>
       </w:pPr>
       <w:rPr>
-        <w:rFonts w:hint="default" w:ascii="Symbol" w:hAnsi="Symbol"/>
+        <w:rFonts w:ascii="Symbol" w:hAnsi="Symbol" w:hint="default"/>
         <w:sz w:val="20"/>
       </w:rPr>
     </w:lvl>
@@ -6472,7 +6157,7 @@
         <w:ind w:left="5760" w:hanging="360"/>
       </w:pPr>
       <w:rPr>
-        <w:rFonts w:hint="default" w:ascii="Symbol" w:hAnsi="Symbol"/>
+        <w:rFonts w:ascii="Symbol" w:hAnsi="Symbol" w:hint="default"/>
         <w:sz w:val="20"/>
       </w:rPr>
     </w:lvl>
@@ -6488,7 +6173,7 @@
         <w:ind w:left="6480" w:hanging="360"/>
       </w:pPr>
       <w:rPr>
-        <w:rFonts w:hint="default" w:ascii="Symbol" w:hAnsi="Symbol"/>
+        <w:rFonts w:ascii="Symbol" w:hAnsi="Symbol" w:hint="default"/>
         <w:sz w:val="20"/>
       </w:rPr>
     </w:lvl>
@@ -6613,7 +6298,7 @@
         <w:ind w:left="1440" w:hanging="360"/>
       </w:pPr>
       <w:rPr>
-        <w:rFonts w:hint="default" w:ascii="Times New Roman" w:hAnsi="Times New Roman"/>
+        <w:rFonts w:ascii="Times New Roman" w:hAnsi="Times New Roman" w:hint="default"/>
       </w:rPr>
     </w:lvl>
     <w:lvl w:ilvl="2" w:tplc="FFFFFFFF" w:tentative="1">
@@ -6628,7 +6313,7 @@
         <w:ind w:left="2160" w:hanging="360"/>
       </w:pPr>
       <w:rPr>
-        <w:rFonts w:hint="default" w:ascii="Times New Roman" w:hAnsi="Times New Roman"/>
+        <w:rFonts w:ascii="Times New Roman" w:hAnsi="Times New Roman" w:hint="default"/>
       </w:rPr>
     </w:lvl>
     <w:lvl w:ilvl="3" w:tplc="FFFFFFFF" w:tentative="1">
@@ -6643,7 +6328,7 @@
         <w:ind w:left="2880" w:hanging="360"/>
       </w:pPr>
       <w:rPr>
-        <w:rFonts w:hint="default" w:ascii="Times New Roman" w:hAnsi="Times New Roman"/>
+        <w:rFonts w:ascii="Times New Roman" w:hAnsi="Times New Roman" w:hint="default"/>
       </w:rPr>
     </w:lvl>
     <w:lvl w:ilvl="4" w:tplc="FFFFFFFF" w:tentative="1">
@@ -6658,7 +6343,7 @@
         <w:ind w:left="3600" w:hanging="360"/>
       </w:pPr>
       <w:rPr>
-        <w:rFonts w:hint="default" w:ascii="Times New Roman" w:hAnsi="Times New Roman"/>
+        <w:rFonts w:ascii="Times New Roman" w:hAnsi="Times New Roman" w:hint="default"/>
       </w:rPr>
     </w:lvl>
     <w:lvl w:ilvl="5" w:tplc="FFFFFFFF" w:tentative="1">
@@ -6673,7 +6358,7 @@
         <w:ind w:left="4320" w:hanging="360"/>
       </w:pPr>
       <w:rPr>
-        <w:rFonts w:hint="default" w:ascii="Times New Roman" w:hAnsi="Times New Roman"/>
+        <w:rFonts w:ascii="Times New Roman" w:hAnsi="Times New Roman" w:hint="default"/>
       </w:rPr>
     </w:lvl>
     <w:lvl w:ilvl="6" w:tplc="FFFFFFFF" w:tentative="1">
@@ -6688,7 +6373,7 @@
         <w:ind w:left="5040" w:hanging="360"/>
       </w:pPr>
       <w:rPr>
-        <w:rFonts w:hint="default" w:ascii="Times New Roman" w:hAnsi="Times New Roman"/>
+        <w:rFonts w:ascii="Times New Roman" w:hAnsi="Times New Roman" w:hint="default"/>
       </w:rPr>
     </w:lvl>
     <w:lvl w:ilvl="7" w:tplc="FFFFFFFF" w:tentative="1">
@@ -6703,7 +6388,7 @@
         <w:ind w:left="5760" w:hanging="360"/>
       </w:pPr>
       <w:rPr>
-        <w:rFonts w:hint="default" w:ascii="Times New Roman" w:hAnsi="Times New Roman"/>
+        <w:rFonts w:ascii="Times New Roman" w:hAnsi="Times New Roman" w:hint="default"/>
       </w:rPr>
     </w:lvl>
     <w:lvl w:ilvl="8" w:tplc="FFFFFFFF" w:tentative="1">
@@ -6718,7 +6403,7 @@
         <w:ind w:left="6480" w:hanging="360"/>
       </w:pPr>
       <w:rPr>
-        <w:rFonts w:hint="default" w:ascii="Times New Roman" w:hAnsi="Times New Roman"/>
+        <w:rFonts w:ascii="Times New Roman" w:hAnsi="Times New Roman" w:hint="default"/>
       </w:rPr>
     </w:lvl>
   </w:abstractNum>
@@ -6738,7 +6423,7 @@
         <w:ind w:left="720" w:hanging="360"/>
       </w:pPr>
       <w:rPr>
-        <w:rFonts w:hint="default" w:ascii="Symbol" w:hAnsi="Symbol"/>
+        <w:rFonts w:ascii="Symbol" w:hAnsi="Symbol" w:hint="default"/>
         <w:sz w:val="20"/>
       </w:rPr>
     </w:lvl>
@@ -6754,7 +6439,7 @@
         <w:ind w:left="1440" w:hanging="360"/>
       </w:pPr>
       <w:rPr>
-        <w:rFonts w:hint="default" w:ascii="Symbol" w:hAnsi="Symbol"/>
+        <w:rFonts w:ascii="Symbol" w:hAnsi="Symbol" w:hint="default"/>
         <w:sz w:val="20"/>
       </w:rPr>
     </w:lvl>
@@ -6770,7 +6455,7 @@
         <w:ind w:left="2160" w:hanging="360"/>
       </w:pPr>
       <w:rPr>
-        <w:rFonts w:hint="default" w:ascii="Symbol" w:hAnsi="Symbol"/>
+        <w:rFonts w:ascii="Symbol" w:hAnsi="Symbol" w:hint="default"/>
         <w:sz w:val="20"/>
       </w:rPr>
     </w:lvl>
@@ -6786,7 +6471,7 @@
         <w:ind w:left="2880" w:hanging="360"/>
       </w:pPr>
       <w:rPr>
-        <w:rFonts w:hint="default" w:ascii="Symbol" w:hAnsi="Symbol"/>
+        <w:rFonts w:ascii="Symbol" w:hAnsi="Symbol" w:hint="default"/>
         <w:sz w:val="20"/>
       </w:rPr>
     </w:lvl>
@@ -6802,7 +6487,7 @@
         <w:ind w:left="3600" w:hanging="360"/>
       </w:pPr>
       <w:rPr>
-        <w:rFonts w:hint="default" w:ascii="Symbol" w:hAnsi="Symbol"/>
+        <w:rFonts w:ascii="Symbol" w:hAnsi="Symbol" w:hint="default"/>
         <w:sz w:val="20"/>
       </w:rPr>
     </w:lvl>
@@ -6818,7 +6503,7 @@
         <w:ind w:left="4320" w:hanging="360"/>
       </w:pPr>
       <w:rPr>
-        <w:rFonts w:hint="default" w:ascii="Symbol" w:hAnsi="Symbol"/>
+        <w:rFonts w:ascii="Symbol" w:hAnsi="Symbol" w:hint="default"/>
         <w:sz w:val="20"/>
       </w:rPr>
     </w:lvl>
@@ -6834,7 +6519,7 @@
         <w:ind w:left="5040" w:hanging="360"/>
       </w:pPr>
       <w:rPr>
-        <w:rFonts w:hint="default" w:ascii="Symbol" w:hAnsi="Symbol"/>
+        <w:rFonts w:ascii="Symbol" w:hAnsi="Symbol" w:hint="default"/>
         <w:sz w:val="20"/>
       </w:rPr>
     </w:lvl>
@@ -6850,7 +6535,7 @@
         <w:ind w:left="5760" w:hanging="360"/>
       </w:pPr>
       <w:rPr>
-        <w:rFonts w:hint="default" w:ascii="Symbol" w:hAnsi="Symbol"/>
+        <w:rFonts w:ascii="Symbol" w:hAnsi="Symbol" w:hint="default"/>
         <w:sz w:val="20"/>
       </w:rPr>
     </w:lvl>
@@ -6866,7 +6551,7 @@
         <w:ind w:left="6480" w:hanging="360"/>
       </w:pPr>
       <w:rPr>
-        <w:rFonts w:hint="default" w:ascii="Symbol" w:hAnsi="Symbol"/>
+        <w:rFonts w:ascii="Symbol" w:hAnsi="Symbol" w:hint="default"/>
         <w:sz w:val="20"/>
       </w:rPr>
     </w:lvl>
@@ -6887,7 +6572,7 @@
         <w:ind w:left="720" w:hanging="360"/>
       </w:pPr>
       <w:rPr>
-        <w:rFonts w:hint="default" w:ascii="Symbol" w:hAnsi="Symbol"/>
+        <w:rFonts w:ascii="Symbol" w:hAnsi="Symbol" w:hint="default"/>
         <w:sz w:val="20"/>
       </w:rPr>
     </w:lvl>
@@ -6903,7 +6588,7 @@
         <w:ind w:left="1440" w:hanging="360"/>
       </w:pPr>
       <w:rPr>
-        <w:rFonts w:hint="default" w:ascii="Symbol" w:hAnsi="Symbol"/>
+        <w:rFonts w:ascii="Symbol" w:hAnsi="Symbol" w:hint="default"/>
         <w:sz w:val="20"/>
       </w:rPr>
     </w:lvl>
@@ -6919,7 +6604,7 @@
         <w:ind w:left="2160" w:hanging="360"/>
       </w:pPr>
       <w:rPr>
-        <w:rFonts w:hint="default" w:ascii="Symbol" w:hAnsi="Symbol"/>
+        <w:rFonts w:ascii="Symbol" w:hAnsi="Symbol" w:hint="default"/>
         <w:sz w:val="20"/>
       </w:rPr>
     </w:lvl>
@@ -6935,7 +6620,7 @@
         <w:ind w:left="2880" w:hanging="360"/>
       </w:pPr>
       <w:rPr>
-        <w:rFonts w:hint="default" w:ascii="Symbol" w:hAnsi="Symbol"/>
+        <w:rFonts w:ascii="Symbol" w:hAnsi="Symbol" w:hint="default"/>
         <w:sz w:val="20"/>
       </w:rPr>
     </w:lvl>
@@ -6951,7 +6636,7 @@
         <w:ind w:left="3600" w:hanging="360"/>
       </w:pPr>
       <w:rPr>
-        <w:rFonts w:hint="default" w:ascii="Symbol" w:hAnsi="Symbol"/>
+        <w:rFonts w:ascii="Symbol" w:hAnsi="Symbol" w:hint="default"/>
         <w:sz w:val="20"/>
       </w:rPr>
     </w:lvl>
@@ -6967,7 +6652,7 @@
         <w:ind w:left="4320" w:hanging="360"/>
       </w:pPr>
       <w:rPr>
-        <w:rFonts w:hint="default" w:ascii="Symbol" w:hAnsi="Symbol"/>
+        <w:rFonts w:ascii="Symbol" w:hAnsi="Symbol" w:hint="default"/>
         <w:sz w:val="20"/>
       </w:rPr>
     </w:lvl>
@@ -6983,7 +6668,7 @@
         <w:ind w:left="5040" w:hanging="360"/>
       </w:pPr>
       <w:rPr>
-        <w:rFonts w:hint="default" w:ascii="Symbol" w:hAnsi="Symbol"/>
+        <w:rFonts w:ascii="Symbol" w:hAnsi="Symbol" w:hint="default"/>
         <w:sz w:val="20"/>
       </w:rPr>
     </w:lvl>
@@ -6999,7 +6684,7 @@
         <w:ind w:left="5760" w:hanging="360"/>
       </w:pPr>
       <w:rPr>
-        <w:rFonts w:hint="default" w:ascii="Symbol" w:hAnsi="Symbol"/>
+        <w:rFonts w:ascii="Symbol" w:hAnsi="Symbol" w:hint="default"/>
         <w:sz w:val="20"/>
       </w:rPr>
     </w:lvl>
@@ -7015,7 +6700,7 @@
         <w:ind w:left="6480" w:hanging="360"/>
       </w:pPr>
       <w:rPr>
-        <w:rFonts w:hint="default" w:ascii="Symbol" w:hAnsi="Symbol"/>
+        <w:rFonts w:ascii="Symbol" w:hAnsi="Symbol" w:hint="default"/>
         <w:sz w:val="20"/>
       </w:rPr>
     </w:lvl>
@@ -7036,7 +6721,7 @@
         <w:ind w:left="720" w:hanging="360"/>
       </w:pPr>
       <w:rPr>
-        <w:rFonts w:hint="default" w:ascii="Symbol" w:hAnsi="Symbol"/>
+        <w:rFonts w:ascii="Symbol" w:hAnsi="Symbol" w:hint="default"/>
         <w:sz w:val="20"/>
       </w:rPr>
     </w:lvl>
@@ -7052,7 +6737,7 @@
         <w:ind w:left="1440" w:hanging="360"/>
       </w:pPr>
       <w:rPr>
-        <w:rFonts w:hint="default" w:ascii="Symbol" w:hAnsi="Symbol"/>
+        <w:rFonts w:ascii="Symbol" w:hAnsi="Symbol" w:hint="default"/>
         <w:sz w:val="20"/>
       </w:rPr>
     </w:lvl>
@@ -7068,7 +6753,7 @@
         <w:ind w:left="2160" w:hanging="360"/>
       </w:pPr>
       <w:rPr>
-        <w:rFonts w:hint="default" w:ascii="Symbol" w:hAnsi="Symbol"/>
+        <w:rFonts w:ascii="Symbol" w:hAnsi="Symbol" w:hint="default"/>
         <w:sz w:val="20"/>
       </w:rPr>
     </w:lvl>
@@ -7084,7 +6769,7 @@
         <w:ind w:left="2880" w:hanging="360"/>
       </w:pPr>
       <w:rPr>
-        <w:rFonts w:hint="default" w:ascii="Symbol" w:hAnsi="Symbol"/>
+        <w:rFonts w:ascii="Symbol" w:hAnsi="Symbol" w:hint="default"/>
         <w:sz w:val="20"/>
       </w:rPr>
     </w:lvl>
@@ -7100,7 +6785,7 @@
         <w:ind w:left="3600" w:hanging="360"/>
       </w:pPr>
       <w:rPr>
-        <w:rFonts w:hint="default" w:ascii="Symbol" w:hAnsi="Symbol"/>
+        <w:rFonts w:ascii="Symbol" w:hAnsi="Symbol" w:hint="default"/>
         <w:sz w:val="20"/>
       </w:rPr>
     </w:lvl>
@@ -7116,7 +6801,7 @@
         <w:ind w:left="4320" w:hanging="360"/>
       </w:pPr>
       <w:rPr>
-        <w:rFonts w:hint="default" w:ascii="Symbol" w:hAnsi="Symbol"/>
+        <w:rFonts w:ascii="Symbol" w:hAnsi="Symbol" w:hint="default"/>
         <w:sz w:val="20"/>
       </w:rPr>
     </w:lvl>
@@ -7132,7 +6817,7 @@
         <w:ind w:left="5040" w:hanging="360"/>
       </w:pPr>
       <w:rPr>
-        <w:rFonts w:hint="default" w:ascii="Symbol" w:hAnsi="Symbol"/>
+        <w:rFonts w:ascii="Symbol" w:hAnsi="Symbol" w:hint="default"/>
         <w:sz w:val="20"/>
       </w:rPr>
     </w:lvl>
@@ -7148,7 +6833,7 @@
         <w:ind w:left="5760" w:hanging="360"/>
       </w:pPr>
       <w:rPr>
-        <w:rFonts w:hint="default" w:ascii="Symbol" w:hAnsi="Symbol"/>
+        <w:rFonts w:ascii="Symbol" w:hAnsi="Symbol" w:hint="default"/>
         <w:sz w:val="20"/>
       </w:rPr>
     </w:lvl>
@@ -7164,12 +6849,125 @@
         <w:ind w:left="6480" w:hanging="360"/>
       </w:pPr>
       <w:rPr>
-        <w:rFonts w:hint="default" w:ascii="Symbol" w:hAnsi="Symbol"/>
+        <w:rFonts w:ascii="Symbol" w:hAnsi="Symbol" w:hint="default"/>
         <w:sz w:val="20"/>
       </w:rPr>
     </w:lvl>
   </w:abstractNum>
   <w:abstractNum w:abstractNumId="20" w15:restartNumberingAfterBreak="0">
+    <w:nsid w:val="4B18E526"/>
+    <w:multiLevelType w:val="hybridMultilevel"/>
+    <w:tmpl w:val="8F5C40CC"/>
+    <w:lvl w:ilvl="0" w:tplc="359628D4">
+      <w:start w:val="1"/>
+      <w:numFmt w:val="bullet"/>
+      <w:lvlText w:val=""/>
+      <w:lvlJc w:val="left"/>
+      <w:pPr>
+        <w:ind w:left="720" w:hanging="360"/>
+      </w:pPr>
+      <w:rPr>
+        <w:rFonts w:ascii="Wingdings" w:hAnsi="Wingdings" w:hint="default"/>
+      </w:rPr>
+    </w:lvl>
+    <w:lvl w:ilvl="1" w:tplc="BFAEFFD0">
+      <w:start w:val="1"/>
+      <w:numFmt w:val="bullet"/>
+      <w:lvlText w:val=""/>
+      <w:lvlJc w:val="left"/>
+      <w:pPr>
+        <w:ind w:left="1440" w:hanging="360"/>
+      </w:pPr>
+      <w:rPr>
+        <w:rFonts w:ascii="Wingdings" w:hAnsi="Wingdings" w:hint="default"/>
+      </w:rPr>
+    </w:lvl>
+    <w:lvl w:ilvl="2" w:tplc="7D022C7A">
+      <w:start w:val="1"/>
+      <w:numFmt w:val="bullet"/>
+      <w:lvlText w:val=""/>
+      <w:lvlJc w:val="left"/>
+      <w:pPr>
+        <w:ind w:left="2160" w:hanging="360"/>
+      </w:pPr>
+      <w:rPr>
+        <w:rFonts w:ascii="Wingdings" w:hAnsi="Wingdings" w:hint="default"/>
+      </w:rPr>
+    </w:lvl>
+    <w:lvl w:ilvl="3" w:tplc="9B2C7E1E">
+      <w:start w:val="1"/>
+      <w:numFmt w:val="bullet"/>
+      <w:lvlText w:val=""/>
+      <w:lvlJc w:val="left"/>
+      <w:pPr>
+        <w:ind w:left="2880" w:hanging="360"/>
+      </w:pPr>
+      <w:rPr>
+        <w:rFonts w:ascii="Wingdings" w:hAnsi="Wingdings" w:hint="default"/>
+      </w:rPr>
+    </w:lvl>
+    <w:lvl w:ilvl="4" w:tplc="AF5E44BE">
+      <w:start w:val="1"/>
+      <w:numFmt w:val="bullet"/>
+      <w:lvlText w:val=""/>
+      <w:lvlJc w:val="left"/>
+      <w:pPr>
+        <w:ind w:left="3600" w:hanging="360"/>
+      </w:pPr>
+      <w:rPr>
+        <w:rFonts w:ascii="Wingdings" w:hAnsi="Wingdings" w:hint="default"/>
+      </w:rPr>
+    </w:lvl>
+    <w:lvl w:ilvl="5" w:tplc="7E9816EC">
+      <w:start w:val="1"/>
+      <w:numFmt w:val="bullet"/>
+      <w:lvlText w:val=""/>
+      <w:lvlJc w:val="left"/>
+      <w:pPr>
+        <w:ind w:left="4320" w:hanging="360"/>
+      </w:pPr>
+      <w:rPr>
+        <w:rFonts w:ascii="Wingdings" w:hAnsi="Wingdings" w:hint="default"/>
+      </w:rPr>
+    </w:lvl>
+    <w:lvl w:ilvl="6" w:tplc="A59864A6">
+      <w:start w:val="1"/>
+      <w:numFmt w:val="bullet"/>
+      <w:lvlText w:val=""/>
+      <w:lvlJc w:val="left"/>
+      <w:pPr>
+        <w:ind w:left="5040" w:hanging="360"/>
+      </w:pPr>
+      <w:rPr>
+        <w:rFonts w:ascii="Wingdings" w:hAnsi="Wingdings" w:hint="default"/>
+      </w:rPr>
+    </w:lvl>
+    <w:lvl w:ilvl="7" w:tplc="A6884BF0">
+      <w:start w:val="1"/>
+      <w:numFmt w:val="bullet"/>
+      <w:lvlText w:val=""/>
+      <w:lvlJc w:val="left"/>
+      <w:pPr>
+        <w:ind w:left="5760" w:hanging="360"/>
+      </w:pPr>
+      <w:rPr>
+        <w:rFonts w:ascii="Wingdings" w:hAnsi="Wingdings" w:hint="default"/>
+      </w:rPr>
+    </w:lvl>
+    <w:lvl w:ilvl="8" w:tplc="9FF85708">
+      <w:start w:val="1"/>
+      <w:numFmt w:val="bullet"/>
+      <w:lvlText w:val=""/>
+      <w:lvlJc w:val="left"/>
+      <w:pPr>
+        <w:ind w:left="6480" w:hanging="360"/>
+      </w:pPr>
+      <w:rPr>
+        <w:rFonts w:ascii="Wingdings" w:hAnsi="Wingdings" w:hint="default"/>
+      </w:rPr>
+    </w:lvl>
+  </w:abstractNum>
+  <w:abstractNum w:abstractNumId="21" w15:restartNumberingAfterBreak="0">
     <w:nsid w:val="4C7E3059"/>
     <w:multiLevelType w:val="hybridMultilevel"/>
     <w:tmpl w:val="E2D4A0F2"/>
@@ -7182,7 +6980,7 @@
         <w:ind w:left="1068" w:hanging="360"/>
       </w:pPr>
       <w:rPr>
-        <w:rFonts w:hint="default" w:ascii="Symbol" w:hAnsi="Symbol"/>
+        <w:rFonts w:ascii="Symbol" w:hAnsi="Symbol" w:hint="default"/>
       </w:rPr>
     </w:lvl>
     <w:lvl w:ilvl="1" w:tplc="04130003" w:tentative="1">
@@ -7194,7 +6992,7 @@
         <w:ind w:left="1788" w:hanging="360"/>
       </w:pPr>
       <w:rPr>
-        <w:rFonts w:hint="default" w:ascii="Courier New" w:hAnsi="Courier New" w:cs="Courier New"/>
+        <w:rFonts w:ascii="Courier New" w:hAnsi="Courier New" w:cs="Courier New" w:hint="default"/>
       </w:rPr>
     </w:lvl>
     <w:lvl w:ilvl="2" w:tplc="04130005" w:tentative="1">
@@ -7206,7 +7004,7 @@
         <w:ind w:left="2508" w:hanging="360"/>
       </w:pPr>
       <w:rPr>
-        <w:rFonts w:hint="default" w:ascii="Wingdings" w:hAnsi="Wingdings"/>
+        <w:rFonts w:ascii="Wingdings" w:hAnsi="Wingdings" w:hint="default"/>
       </w:rPr>
     </w:lvl>
     <w:lvl w:ilvl="3" w:tplc="04130001" w:tentative="1">
@@ -7218,7 +7016,7 @@
         <w:ind w:left="3228" w:hanging="360"/>
       </w:pPr>
       <w:rPr>
-        <w:rFonts w:hint="default" w:ascii="Symbol" w:hAnsi="Symbol"/>
+        <w:rFonts w:ascii="Symbol" w:hAnsi="Symbol" w:hint="default"/>
       </w:rPr>
     </w:lvl>
     <w:lvl w:ilvl="4" w:tplc="04130003" w:tentative="1">
@@ -7230,7 +7028,7 @@
         <w:ind w:left="3948" w:hanging="360"/>
       </w:pPr>
       <w:rPr>
-        <w:rFonts w:hint="default" w:ascii="Courier New" w:hAnsi="Courier New" w:cs="Courier New"/>
+        <w:rFonts w:ascii="Courier New" w:hAnsi="Courier New" w:cs="Courier New" w:hint="default"/>
       </w:rPr>
     </w:lvl>
     <w:lvl w:ilvl="5" w:tplc="04130005" w:tentative="1">
@@ -7242,7 +7040,7 @@
         <w:ind w:left="4668" w:hanging="360"/>
       </w:pPr>
       <w:rPr>
-        <w:rFonts w:hint="default" w:ascii="Wingdings" w:hAnsi="Wingdings"/>
+        <w:rFonts w:ascii="Wingdings" w:hAnsi="Wingdings" w:hint="default"/>
       </w:rPr>
     </w:lvl>
     <w:lvl w:ilvl="6" w:tplc="04130001" w:tentative="1">
@@ -7254,7 +7052,7 @@
         <w:ind w:left="5388" w:hanging="360"/>
       </w:pPr>
       <w:rPr>
-        <w:rFonts w:hint="default" w:ascii="Symbol" w:hAnsi="Symbol"/>
+        <w:rFonts w:ascii="Symbol" w:hAnsi="Symbol" w:hint="default"/>
       </w:rPr>
     </w:lvl>
     <w:lvl w:ilvl="7" w:tplc="04130003" w:tentative="1">
@@ -7266,7 +7064,7 @@
         <w:ind w:left="6108" w:hanging="360"/>
       </w:pPr>
       <w:rPr>
-        <w:rFonts w:hint="default" w:ascii="Courier New" w:hAnsi="Courier New" w:cs="Courier New"/>
+        <w:rFonts w:ascii="Courier New" w:hAnsi="Courier New" w:cs="Courier New" w:hint="default"/>
       </w:rPr>
     </w:lvl>
     <w:lvl w:ilvl="8" w:tplc="04130005" w:tentative="1">
@@ -7278,11 +7076,124 @@
         <w:ind w:left="6828" w:hanging="360"/>
       </w:pPr>
       <w:rPr>
-        <w:rFonts w:hint="default" w:ascii="Wingdings" w:hAnsi="Wingdings"/>
+        <w:rFonts w:ascii="Wingdings" w:hAnsi="Wingdings" w:hint="default"/>
       </w:rPr>
     </w:lvl>
   </w:abstractNum>
-  <w:abstractNum w:abstractNumId="21" w15:restartNumberingAfterBreak="0">
+  <w:abstractNum w:abstractNumId="22" w15:restartNumberingAfterBreak="0">
+    <w:nsid w:val="4F3ADBC9"/>
+    <w:multiLevelType w:val="hybridMultilevel"/>
+    <w:tmpl w:val="A4606C9E"/>
+    <w:lvl w:ilvl="0" w:tplc="7AF2F9E0">
+      <w:start w:val="1"/>
+      <w:numFmt w:val="bullet"/>
+      <w:lvlText w:val=""/>
+      <w:lvlJc w:val="left"/>
+      <w:pPr>
+        <w:ind w:left="720" w:hanging="360"/>
+      </w:pPr>
+      <w:rPr>
+        <w:rFonts w:ascii="Wingdings" w:hAnsi="Wingdings" w:hint="default"/>
+      </w:rPr>
+    </w:lvl>
+    <w:lvl w:ilvl="1" w:tplc="AA40F324">
+      <w:start w:val="1"/>
+      <w:numFmt w:val="bullet"/>
+      <w:lvlText w:val=""/>
+      <w:lvlJc w:val="left"/>
+      <w:pPr>
+        <w:ind w:left="1440" w:hanging="360"/>
+      </w:pPr>
+      <w:rPr>
+        <w:rFonts w:ascii="Wingdings" w:hAnsi="Wingdings" w:hint="default"/>
+      </w:rPr>
+    </w:lvl>
+    <w:lvl w:ilvl="2" w:tplc="6AF240E8">
+      <w:start w:val="1"/>
+      <w:numFmt w:val="bullet"/>
+      <w:lvlText w:val=""/>
+      <w:lvlJc w:val="left"/>
+      <w:pPr>
+        <w:ind w:left="2160" w:hanging="360"/>
+      </w:pPr>
+      <w:rPr>
+        <w:rFonts w:ascii="Wingdings" w:hAnsi="Wingdings" w:hint="default"/>
+      </w:rPr>
+    </w:lvl>
+    <w:lvl w:ilvl="3" w:tplc="808C0D9C">
+      <w:start w:val="1"/>
+      <w:numFmt w:val="bullet"/>
+      <w:lvlText w:val=""/>
+      <w:lvlJc w:val="left"/>
+      <w:pPr>
+        <w:ind w:left="2880" w:hanging="360"/>
+      </w:pPr>
+      <w:rPr>
+        <w:rFonts w:ascii="Wingdings" w:hAnsi="Wingdings" w:hint="default"/>
+      </w:rPr>
+    </w:lvl>
+    <w:lvl w:ilvl="4" w:tplc="9BB28458">
+      <w:start w:val="1"/>
+      <w:numFmt w:val="bullet"/>
+      <w:lvlText w:val=""/>
+      <w:lvlJc w:val="left"/>
+      <w:pPr>
+        <w:ind w:left="3600" w:hanging="360"/>
+      </w:pPr>
+      <w:rPr>
+        <w:rFonts w:ascii="Wingdings" w:hAnsi="Wingdings" w:hint="default"/>
+      </w:rPr>
+    </w:lvl>
+    <w:lvl w:ilvl="5" w:tplc="9FB42E04">
+      <w:start w:val="1"/>
+      <w:numFmt w:val="bullet"/>
+      <w:lvlText w:val=""/>
+      <w:lvlJc w:val="left"/>
+      <w:pPr>
+        <w:ind w:left="4320" w:hanging="360"/>
+      </w:pPr>
+      <w:rPr>
+        <w:rFonts w:ascii="Wingdings" w:hAnsi="Wingdings" w:hint="default"/>
+      </w:rPr>
+    </w:lvl>
+    <w:lvl w:ilvl="6" w:tplc="B3C65966">
+      <w:start w:val="1"/>
+      <w:numFmt w:val="bullet"/>
+      <w:lvlText w:val=""/>
+      <w:lvlJc w:val="left"/>
+      <w:pPr>
+        <w:ind w:left="5040" w:hanging="360"/>
+      </w:pPr>
+      <w:rPr>
+        <w:rFonts w:ascii="Wingdings" w:hAnsi="Wingdings" w:hint="default"/>
+      </w:rPr>
+    </w:lvl>
+    <w:lvl w:ilvl="7" w:tplc="1EB45E00">
+      <w:start w:val="1"/>
+      <w:numFmt w:val="bullet"/>
+      <w:lvlText w:val=""/>
+      <w:lvlJc w:val="left"/>
+      <w:pPr>
+        <w:ind w:left="5760" w:hanging="360"/>
+      </w:pPr>
+      <w:rPr>
+        <w:rFonts w:ascii="Wingdings" w:hAnsi="Wingdings" w:hint="default"/>
+      </w:rPr>
+    </w:lvl>
+    <w:lvl w:ilvl="8" w:tplc="B50AE218">
+      <w:start w:val="1"/>
+      <w:numFmt w:val="bullet"/>
+      <w:lvlText w:val=""/>
+      <w:lvlJc w:val="left"/>
+      <w:pPr>
+        <w:ind w:left="6480" w:hanging="360"/>
+      </w:pPr>
+      <w:rPr>
+        <w:rFonts w:ascii="Wingdings" w:hAnsi="Wingdings" w:hint="default"/>
+      </w:rPr>
+    </w:lvl>
+  </w:abstractNum>
+  <w:abstractNum w:abstractNumId="23" w15:restartNumberingAfterBreak="0">
     <w:nsid w:val="50F4726A"/>
     <w:multiLevelType w:val="hybridMultilevel"/>
     <w:tmpl w:val="286E8790"/>
@@ -7295,7 +7206,7 @@
         <w:ind w:left="720" w:hanging="360"/>
       </w:pPr>
       <w:rPr>
-        <w:rFonts w:hint="default" w:ascii="Symbol" w:hAnsi="Symbol"/>
+        <w:rFonts w:ascii="Symbol" w:hAnsi="Symbol" w:hint="default"/>
       </w:rPr>
     </w:lvl>
     <w:lvl w:ilvl="1" w:tplc="04130003" w:tentative="1">
@@ -7307,7 +7218,7 @@
         <w:ind w:left="1440" w:hanging="360"/>
       </w:pPr>
       <w:rPr>
-        <w:rFonts w:hint="default" w:ascii="Courier New" w:hAnsi="Courier New" w:cs="Courier New"/>
+        <w:rFonts w:ascii="Courier New" w:hAnsi="Courier New" w:cs="Courier New" w:hint="default"/>
       </w:rPr>
     </w:lvl>
     <w:lvl w:ilvl="2" w:tplc="04130005" w:tentative="1">
@@ -7319,7 +7230,7 @@
         <w:ind w:left="2160" w:hanging="360"/>
       </w:pPr>
       <w:rPr>
-        <w:rFonts w:hint="default" w:ascii="Wingdings" w:hAnsi="Wingdings"/>
+        <w:rFonts w:ascii="Wingdings" w:hAnsi="Wingdings" w:hint="default"/>
       </w:rPr>
     </w:lvl>
     <w:lvl w:ilvl="3" w:tplc="04130001" w:tentative="1">
@@ -7331,7 +7242,7 @@
         <w:ind w:left="2880" w:hanging="360"/>
       </w:pPr>
       <w:rPr>
-        <w:rFonts w:hint="default" w:ascii="Symbol" w:hAnsi="Symbol"/>
+        <w:rFonts w:ascii="Symbol" w:hAnsi="Symbol" w:hint="default"/>
       </w:rPr>
     </w:lvl>
     <w:lvl w:ilvl="4" w:tplc="04130003" w:tentative="1">
@@ -7343,7 +7254,7 @@
         <w:ind w:left="3600" w:hanging="360"/>
       </w:pPr>
       <w:rPr>
-        <w:rFonts w:hint="default" w:ascii="Courier New" w:hAnsi="Courier New" w:cs="Courier New"/>
+        <w:rFonts w:ascii="Courier New" w:hAnsi="Courier New" w:cs="Courier New" w:hint="default"/>
       </w:rPr>
     </w:lvl>
     <w:lvl w:ilvl="5" w:tplc="04130005" w:tentative="1">
@@ -7355,7 +7266,7 @@
         <w:ind w:left="4320" w:hanging="360"/>
       </w:pPr>
       <w:rPr>
-        <w:rFonts w:hint="default" w:ascii="Wingdings" w:hAnsi="Wingdings"/>
+        <w:rFonts w:ascii="Wingdings" w:hAnsi="Wingdings" w:hint="default"/>
       </w:rPr>
     </w:lvl>
     <w:lvl w:ilvl="6" w:tplc="04130001" w:tentative="1">
@@ -7367,7 +7278,7 @@
         <w:ind w:left="5040" w:hanging="360"/>
       </w:pPr>
       <w:rPr>
-        <w:rFonts w:hint="default" w:ascii="Symbol" w:hAnsi="Symbol"/>
+        <w:rFonts w:ascii="Symbol" w:hAnsi="Symbol" w:hint="default"/>
       </w:rPr>
     </w:lvl>
     <w:lvl w:ilvl="7" w:tplc="04130003" w:tentative="1">
@@ -7379,7 +7290,7 @@
         <w:ind w:left="5760" w:hanging="360"/>
       </w:pPr>
       <w:rPr>
-        <w:rFonts w:hint="default" w:ascii="Courier New" w:hAnsi="Courier New" w:cs="Courier New"/>
+        <w:rFonts w:ascii="Courier New" w:hAnsi="Courier New" w:cs="Courier New" w:hint="default"/>
       </w:rPr>
     </w:lvl>
     <w:lvl w:ilvl="8" w:tplc="04130005" w:tentative="1">
@@ -7391,11 +7302,124 @@
         <w:ind w:left="6480" w:hanging="360"/>
       </w:pPr>
       <w:rPr>
-        <w:rFonts w:hint="default" w:ascii="Wingdings" w:hAnsi="Wingdings"/>
+        <w:rFonts w:ascii="Wingdings" w:hAnsi="Wingdings" w:hint="default"/>
       </w:rPr>
     </w:lvl>
   </w:abstractNum>
-  <w:abstractNum w:abstractNumId="22" w15:restartNumberingAfterBreak="0">
+  <w:abstractNum w:abstractNumId="24" w15:restartNumberingAfterBreak="0">
+    <w:nsid w:val="549C9C8C"/>
+    <w:multiLevelType w:val="hybridMultilevel"/>
+    <w:tmpl w:val="D2C694E4"/>
+    <w:lvl w:ilvl="0" w:tplc="645C96C8">
+      <w:start w:val="1"/>
+      <w:numFmt w:val="bullet"/>
+      <w:lvlText w:val=""/>
+      <w:lvlJc w:val="left"/>
+      <w:pPr>
+        <w:ind w:left="720" w:hanging="360"/>
+      </w:pPr>
+      <w:rPr>
+        <w:rFonts w:ascii="Wingdings" w:hAnsi="Wingdings" w:hint="default"/>
+      </w:rPr>
+    </w:lvl>
+    <w:lvl w:ilvl="1" w:tplc="15C47BE0">
+      <w:start w:val="1"/>
+      <w:numFmt w:val="bullet"/>
+      <w:lvlText w:val=""/>
+      <w:lvlJc w:val="left"/>
+      <w:pPr>
+        <w:ind w:left="1440" w:hanging="360"/>
+      </w:pPr>
+      <w:rPr>
+        <w:rFonts w:ascii="Wingdings" w:hAnsi="Wingdings" w:hint="default"/>
+      </w:rPr>
+    </w:lvl>
+    <w:lvl w:ilvl="2" w:tplc="DBB698EC">
+      <w:start w:val="1"/>
+      <w:numFmt w:val="bullet"/>
+      <w:lvlText w:val=""/>
+      <w:lvlJc w:val="left"/>
+      <w:pPr>
+        <w:ind w:left="2160" w:hanging="360"/>
+      </w:pPr>
+      <w:rPr>
+        <w:rFonts w:ascii="Wingdings" w:hAnsi="Wingdings" w:hint="default"/>
+      </w:rPr>
+    </w:lvl>
+    <w:lvl w:ilvl="3" w:tplc="2070E086">
+      <w:start w:val="1"/>
+      <w:numFmt w:val="bullet"/>
+      <w:lvlText w:val=""/>
+      <w:lvlJc w:val="left"/>
+      <w:pPr>
+        <w:ind w:left="2880" w:hanging="360"/>
+      </w:pPr>
+      <w:rPr>
+        <w:rFonts w:ascii="Wingdings" w:hAnsi="Wingdings" w:hint="default"/>
+      </w:rPr>
+    </w:lvl>
+    <w:lvl w:ilvl="4" w:tplc="FDB0F9A4">
+      <w:start w:val="1"/>
+      <w:numFmt w:val="bullet"/>
+      <w:lvlText w:val=""/>
+      <w:lvlJc w:val="left"/>
+      <w:pPr>
+        <w:ind w:left="3600" w:hanging="360"/>
+      </w:pPr>
+      <w:rPr>
+        <w:rFonts w:ascii="Wingdings" w:hAnsi="Wingdings" w:hint="default"/>
+      </w:rPr>
+    </w:lvl>
+    <w:lvl w:ilvl="5" w:tplc="92843C6E">
+      <w:start w:val="1"/>
+      <w:numFmt w:val="bullet"/>
+      <w:lvlText w:val=""/>
+      <w:lvlJc w:val="left"/>
+      <w:pPr>
+        <w:ind w:left="4320" w:hanging="360"/>
+      </w:pPr>
+      <w:rPr>
+        <w:rFonts w:ascii="Wingdings" w:hAnsi="Wingdings" w:hint="default"/>
+      </w:rPr>
+    </w:lvl>
+    <w:lvl w:ilvl="6" w:tplc="937A36A0">
+      <w:start w:val="1"/>
+      <w:numFmt w:val="bullet"/>
+      <w:lvlText w:val=""/>
+      <w:lvlJc w:val="left"/>
+      <w:pPr>
+        <w:ind w:left="5040" w:hanging="360"/>
+      </w:pPr>
+      <w:rPr>
+        <w:rFonts w:ascii="Wingdings" w:hAnsi="Wingdings" w:hint="default"/>
+      </w:rPr>
+    </w:lvl>
+    <w:lvl w:ilvl="7" w:tplc="F15AB8CC">
+      <w:start w:val="1"/>
+      <w:numFmt w:val="bullet"/>
+      <w:lvlText w:val=""/>
+      <w:lvlJc w:val="left"/>
+      <w:pPr>
+        <w:ind w:left="5760" w:hanging="360"/>
+      </w:pPr>
+      <w:rPr>
+        <w:rFonts w:ascii="Wingdings" w:hAnsi="Wingdings" w:hint="default"/>
+      </w:rPr>
+    </w:lvl>
+    <w:lvl w:ilvl="8" w:tplc="FB9086C4">
+      <w:start w:val="1"/>
+      <w:numFmt w:val="bullet"/>
+      <w:lvlText w:val=""/>
+      <w:lvlJc w:val="left"/>
+      <w:pPr>
+        <w:ind w:left="6480" w:hanging="360"/>
+      </w:pPr>
+      <w:rPr>
+        <w:rFonts w:ascii="Wingdings" w:hAnsi="Wingdings" w:hint="default"/>
+      </w:rPr>
+    </w:lvl>
+  </w:abstractNum>
+  <w:abstractNum w:abstractNumId="25" w15:restartNumberingAfterBreak="0">
     <w:nsid w:val="564B33E3"/>
     <w:multiLevelType w:val="multilevel"/>
     <w:tmpl w:val="AB240D20"/>
@@ -7411,7 +7435,7 @@
         <w:ind w:left="720" w:hanging="360"/>
       </w:pPr>
       <w:rPr>
-        <w:rFonts w:hint="default" w:ascii="Symbol" w:hAnsi="Symbol"/>
+        <w:rFonts w:ascii="Symbol" w:hAnsi="Symbol" w:hint="default"/>
         <w:sz w:val="20"/>
       </w:rPr>
     </w:lvl>
@@ -7427,7 +7451,7 @@
         <w:ind w:left="1440" w:hanging="360"/>
       </w:pPr>
       <w:rPr>
-        <w:rFonts w:hint="default" w:ascii="Courier New" w:hAnsi="Courier New"/>
+        <w:rFonts w:ascii="Courier New" w:hAnsi="Courier New" w:hint="default"/>
         <w:sz w:val="20"/>
       </w:rPr>
     </w:lvl>
@@ -7443,7 +7467,7 @@
         <w:ind w:left="2160" w:hanging="360"/>
       </w:pPr>
       <w:rPr>
-        <w:rFonts w:hint="default" w:ascii="Wingdings" w:hAnsi="Wingdings"/>
+        <w:rFonts w:ascii="Wingdings" w:hAnsi="Wingdings" w:hint="default"/>
         <w:sz w:val="20"/>
       </w:rPr>
     </w:lvl>
@@ -7459,7 +7483,7 @@
         <w:ind w:left="2880" w:hanging="360"/>
       </w:pPr>
       <w:rPr>
-        <w:rFonts w:hint="default" w:ascii="Wingdings" w:hAnsi="Wingdings"/>
+        <w:rFonts w:ascii="Wingdings" w:hAnsi="Wingdings" w:hint="default"/>
         <w:sz w:val="20"/>
       </w:rPr>
     </w:lvl>
@@ -7475,7 +7499,7 @@
         <w:ind w:left="3600" w:hanging="360"/>
       </w:pPr>
       <w:rPr>
-        <w:rFonts w:hint="default" w:ascii="Wingdings" w:hAnsi="Wingdings"/>
+        <w:rFonts w:ascii="Wingdings" w:hAnsi="Wingdings" w:hint="default"/>
         <w:sz w:val="20"/>
       </w:rPr>
     </w:lvl>
@@ -7491,7 +7515,7 @@
         <w:ind w:left="4320" w:hanging="360"/>
       </w:pPr>
       <w:rPr>
-        <w:rFonts w:hint="default" w:ascii="Wingdings" w:hAnsi="Wingdings"/>
+        <w:rFonts w:ascii="Wingdings" w:hAnsi="Wingdings" w:hint="default"/>
         <w:sz w:val="20"/>
       </w:rPr>
     </w:lvl>
@@ -7507,7 +7531,7 @@
         <w:ind w:left="5040" w:hanging="360"/>
       </w:pPr>
       <w:rPr>
-        <w:rFonts w:hint="default" w:ascii="Wingdings" w:hAnsi="Wingdings"/>
+        <w:rFonts w:ascii="Wingdings" w:hAnsi="Wingdings" w:hint="default"/>
         <w:sz w:val="20"/>
       </w:rPr>
     </w:lvl>
@@ -7523,7 +7547,7 @@
         <w:ind w:left="5760" w:hanging="360"/>
       </w:pPr>
       <w:rPr>
-        <w:rFonts w:hint="default" w:ascii="Wingdings" w:hAnsi="Wingdings"/>
+        <w:rFonts w:ascii="Wingdings" w:hAnsi="Wingdings" w:hint="default"/>
         <w:sz w:val="20"/>
       </w:rPr>
     </w:lvl>
@@ -7539,12 +7563,12 @@
         <w:ind w:left="6480" w:hanging="360"/>
       </w:pPr>
       <w:rPr>
-        <w:rFonts w:hint="default" w:ascii="Wingdings" w:hAnsi="Wingdings"/>
+        <w:rFonts w:ascii="Wingdings" w:hAnsi="Wingdings" w:hint="default"/>
         <w:sz w:val="20"/>
       </w:rPr>
     </w:lvl>
   </w:abstractNum>
-  <w:abstractNum w:abstractNumId="23" w15:restartNumberingAfterBreak="0">
+  <w:abstractNum w:abstractNumId="26" w15:restartNumberingAfterBreak="0">
     <w:nsid w:val="5E7D305B"/>
     <w:multiLevelType w:val="hybridMultilevel"/>
     <w:tmpl w:val="EAA0C088"/>
@@ -7557,7 +7581,7 @@
         <w:ind w:left="720" w:hanging="360"/>
       </w:pPr>
       <w:rPr>
-        <w:rFonts w:hint="default" w:ascii="Wingdings" w:hAnsi="Wingdings"/>
+        <w:rFonts w:ascii="Wingdings" w:hAnsi="Wingdings" w:hint="default"/>
       </w:rPr>
     </w:lvl>
     <w:lvl w:ilvl="1" w:tplc="FFFFFFFF">
@@ -7633,7 +7657,7 @@
       </w:pPr>
     </w:lvl>
   </w:abstractNum>
-  <w:abstractNum w:abstractNumId="24" w15:restartNumberingAfterBreak="0">
+  <w:abstractNum w:abstractNumId="27" w15:restartNumberingAfterBreak="0">
     <w:nsid w:val="6039298E"/>
     <w:multiLevelType w:val="hybridMultilevel"/>
     <w:tmpl w:val="F35A86FC"/>
@@ -7649,7 +7673,7 @@
         <w:ind w:left="720" w:hanging="360"/>
       </w:pPr>
       <w:rPr>
-        <w:rFonts w:hint="default" w:ascii="Times New Roman" w:hAnsi="Times New Roman"/>
+        <w:rFonts w:ascii="Times New Roman" w:hAnsi="Times New Roman" w:hint="default"/>
       </w:rPr>
     </w:lvl>
     <w:lvl w:ilvl="1" w:tplc="70A4A23E" w:tentative="1">
@@ -7664,7 +7688,7 @@
         <w:ind w:left="1440" w:hanging="360"/>
       </w:pPr>
       <w:rPr>
-        <w:rFonts w:hint="default" w:ascii="Times New Roman" w:hAnsi="Times New Roman"/>
+        <w:rFonts w:ascii="Times New Roman" w:hAnsi="Times New Roman" w:hint="default"/>
       </w:rPr>
     </w:lvl>
     <w:lvl w:ilvl="2" w:tplc="A49094A4" w:tentative="1">
@@ -7679,7 +7703,7 @@
         <w:ind w:left="2160" w:hanging="360"/>
       </w:pPr>
       <w:rPr>
-        <w:rFonts w:hint="default" w:ascii="Times New Roman" w:hAnsi="Times New Roman"/>
+        <w:rFonts w:ascii="Times New Roman" w:hAnsi="Times New Roman" w:hint="default"/>
       </w:rPr>
     </w:lvl>
     <w:lvl w:ilvl="3" w:tplc="CCD6AB76" w:tentative="1">
@@ -7694,7 +7718,7 @@
         <w:ind w:left="2880" w:hanging="360"/>
       </w:pPr>
       <w:rPr>
-        <w:rFonts w:hint="default" w:ascii="Times New Roman" w:hAnsi="Times New Roman"/>
+        <w:rFonts w:ascii="Times New Roman" w:hAnsi="Times New Roman" w:hint="default"/>
       </w:rPr>
     </w:lvl>
     <w:lvl w:ilvl="4" w:tplc="54F25B62" w:tentative="1">
@@ -7709,7 +7733,7 @@
         <w:ind w:left="3600" w:hanging="360"/>
       </w:pPr>
       <w:rPr>
-        <w:rFonts w:hint="default" w:ascii="Times New Roman" w:hAnsi="Times New Roman"/>
+        <w:rFonts w:ascii="Times New Roman" w:hAnsi="Times New Roman" w:hint="default"/>
       </w:rPr>
     </w:lvl>
     <w:lvl w:ilvl="5" w:tplc="5A0ACE64" w:tentative="1">
@@ -7724,7 +7748,7 @@
         <w:ind w:left="4320" w:hanging="360"/>
       </w:pPr>
       <w:rPr>
-        <w:rFonts w:hint="default" w:ascii="Times New Roman" w:hAnsi="Times New Roman"/>
+        <w:rFonts w:ascii="Times New Roman" w:hAnsi="Times New Roman" w:hint="default"/>
       </w:rPr>
     </w:lvl>
     <w:lvl w:ilvl="6" w:tplc="4EE04990" w:tentative="1">
@@ -7739,7 +7763,7 @@
         <w:ind w:left="5040" w:hanging="360"/>
       </w:pPr>
       <w:rPr>
-        <w:rFonts w:hint="default" w:ascii="Times New Roman" w:hAnsi="Times New Roman"/>
+        <w:rFonts w:ascii="Times New Roman" w:hAnsi="Times New Roman" w:hint="default"/>
       </w:rPr>
     </w:lvl>
     <w:lvl w:ilvl="7" w:tplc="7B3E661E" w:tentative="1">
@@ -7754,7 +7778,7 @@
         <w:ind w:left="5760" w:hanging="360"/>
       </w:pPr>
       <w:rPr>
-        <w:rFonts w:hint="default" w:ascii="Times New Roman" w:hAnsi="Times New Roman"/>
+        <w:rFonts w:ascii="Times New Roman" w:hAnsi="Times New Roman" w:hint="default"/>
       </w:rPr>
     </w:lvl>
     <w:lvl w:ilvl="8" w:tplc="ED70883C" w:tentative="1">
@@ -7769,11 +7793,11 @@
         <w:ind w:left="6480" w:hanging="360"/>
       </w:pPr>
       <w:rPr>
-        <w:rFonts w:hint="default" w:ascii="Times New Roman" w:hAnsi="Times New Roman"/>
+        <w:rFonts w:ascii="Times New Roman" w:hAnsi="Times New Roman" w:hint="default"/>
       </w:rPr>
     </w:lvl>
   </w:abstractNum>
-  <w:abstractNum w:abstractNumId="25" w15:restartNumberingAfterBreak="0">
+  <w:abstractNum w:abstractNumId="28" w15:restartNumberingAfterBreak="0">
     <w:nsid w:val="625E7585"/>
     <w:multiLevelType w:val="hybridMultilevel"/>
     <w:tmpl w:val="40184EBE"/>
@@ -7786,7 +7810,7 @@
         <w:ind w:left="720" w:hanging="360"/>
       </w:pPr>
       <w:rPr>
-        <w:rFonts w:hint="default" w:ascii="Wingdings" w:hAnsi="Wingdings"/>
+        <w:rFonts w:ascii="Wingdings" w:hAnsi="Wingdings" w:hint="default"/>
       </w:rPr>
     </w:lvl>
     <w:lvl w:ilvl="1" w:tplc="04130003" w:tentative="1">
@@ -7798,7 +7822,7 @@
         <w:ind w:left="1440" w:hanging="360"/>
       </w:pPr>
       <w:rPr>
-        <w:rFonts w:hint="default" w:ascii="Courier New" w:hAnsi="Courier New" w:cs="Courier New"/>
+        <w:rFonts w:ascii="Courier New" w:hAnsi="Courier New" w:cs="Courier New" w:hint="default"/>
       </w:rPr>
     </w:lvl>
     <w:lvl w:ilvl="2" w:tplc="04130005" w:tentative="1">
@@ -7810,7 +7834,7 @@
         <w:ind w:left="2160" w:hanging="360"/>
       </w:pPr>
       <w:rPr>
-        <w:rFonts w:hint="default" w:ascii="Wingdings" w:hAnsi="Wingdings"/>
+        <w:rFonts w:ascii="Wingdings" w:hAnsi="Wingdings" w:hint="default"/>
       </w:rPr>
     </w:lvl>
     <w:lvl w:ilvl="3" w:tplc="04130001" w:tentative="1">
@@ -7822,7 +7846,7 @@
         <w:ind w:left="2880" w:hanging="360"/>
       </w:pPr>
       <w:rPr>
-        <w:rFonts w:hint="default" w:ascii="Symbol" w:hAnsi="Symbol"/>
+        <w:rFonts w:ascii="Symbol" w:hAnsi="Symbol" w:hint="default"/>
       </w:rPr>
     </w:lvl>
     <w:lvl w:ilvl="4" w:tplc="04130003" w:tentative="1">
@@ -7834,7 +7858,7 @@
         <w:ind w:left="3600" w:hanging="360"/>
       </w:pPr>
       <w:rPr>
-        <w:rFonts w:hint="default" w:ascii="Courier New" w:hAnsi="Courier New" w:cs="Courier New"/>
+        <w:rFonts w:ascii="Courier New" w:hAnsi="Courier New" w:cs="Courier New" w:hint="default"/>
       </w:rPr>
     </w:lvl>
     <w:lvl w:ilvl="5" w:tplc="04130005" w:tentative="1">
@@ -7846,7 +7870,7 @@
         <w:ind w:left="4320" w:hanging="360"/>
       </w:pPr>
       <w:rPr>
-        <w:rFonts w:hint="default" w:ascii="Wingdings" w:hAnsi="Wingdings"/>
+        <w:rFonts w:ascii="Wingdings" w:hAnsi="Wingdings" w:hint="default"/>
       </w:rPr>
     </w:lvl>
     <w:lvl w:ilvl="6" w:tplc="04130001" w:tentative="1">
@@ -7858,7 +7882,7 @@
         <w:ind w:left="5040" w:hanging="360"/>
       </w:pPr>
       <w:rPr>
-        <w:rFonts w:hint="default" w:ascii="Symbol" w:hAnsi="Symbol"/>
+        <w:rFonts w:ascii="Symbol" w:hAnsi="Symbol" w:hint="default"/>
       </w:rPr>
     </w:lvl>
     <w:lvl w:ilvl="7" w:tplc="04130003" w:tentative="1">
@@ -7870,7 +7894,7 @@
         <w:ind w:left="5760" w:hanging="360"/>
       </w:pPr>
       <w:rPr>
-        <w:rFonts w:hint="default" w:ascii="Courier New" w:hAnsi="Courier New" w:cs="Courier New"/>
+        <w:rFonts w:ascii="Courier New" w:hAnsi="Courier New" w:cs="Courier New" w:hint="default"/>
       </w:rPr>
     </w:lvl>
     <w:lvl w:ilvl="8" w:tplc="04130005" w:tentative="1">
@@ -7882,11 +7906,11 @@
         <w:ind w:left="6480" w:hanging="360"/>
       </w:pPr>
       <w:rPr>
-        <w:rFonts w:hint="default" w:ascii="Wingdings" w:hAnsi="Wingdings"/>
+        <w:rFonts w:ascii="Wingdings" w:hAnsi="Wingdings" w:hint="default"/>
       </w:rPr>
     </w:lvl>
   </w:abstractNum>
-  <w:abstractNum w:abstractNumId="26" w15:restartNumberingAfterBreak="0">
+  <w:abstractNum w:abstractNumId="29" w15:restartNumberingAfterBreak="0">
     <w:nsid w:val="63631FB4"/>
     <w:multiLevelType w:val="hybridMultilevel"/>
     <w:tmpl w:val="D7186044"/>
@@ -7899,7 +7923,7 @@
         <w:ind w:left="1080" w:hanging="360"/>
       </w:pPr>
       <w:rPr>
-        <w:rFonts w:hint="default" w:ascii="Symbol" w:hAnsi="Symbol"/>
+        <w:rFonts w:ascii="Symbol" w:hAnsi="Symbol" w:hint="default"/>
       </w:rPr>
     </w:lvl>
     <w:lvl w:ilvl="1" w:tplc="04130003" w:tentative="1">
@@ -7911,7 +7935,7 @@
         <w:ind w:left="1800" w:hanging="360"/>
       </w:pPr>
       <w:rPr>
-        <w:rFonts w:hint="default" w:ascii="Courier New" w:hAnsi="Courier New" w:cs="Courier New"/>
+        <w:rFonts w:ascii="Courier New" w:hAnsi="Courier New" w:cs="Courier New" w:hint="default"/>
       </w:rPr>
     </w:lvl>
     <w:lvl w:ilvl="2" w:tplc="04130005" w:tentative="1">
@@ -7923,7 +7947,7 @@
         <w:ind w:left="2520" w:hanging="360"/>
       </w:pPr>
       <w:rPr>
-        <w:rFonts w:hint="default" w:ascii="Wingdings" w:hAnsi="Wingdings"/>
+        <w:rFonts w:ascii="Wingdings" w:hAnsi="Wingdings" w:hint="default"/>
       </w:rPr>
     </w:lvl>
     <w:lvl w:ilvl="3" w:tplc="04130001" w:tentative="1">
@@ -7935,7 +7959,7 @@
         <w:ind w:left="3240" w:hanging="360"/>
       </w:pPr>
       <w:rPr>
-        <w:rFonts w:hint="default" w:ascii="Symbol" w:hAnsi="Symbol"/>
+        <w:rFonts w:ascii="Symbol" w:hAnsi="Symbol" w:hint="default"/>
       </w:rPr>
     </w:lvl>
     <w:lvl w:ilvl="4" w:tplc="04130003" w:tentative="1">
@@ -7947,7 +7971,7 @@
         <w:ind w:left="3960" w:hanging="360"/>
       </w:pPr>
       <w:rPr>
-        <w:rFonts w:hint="default" w:ascii="Courier New" w:hAnsi="Courier New" w:cs="Courier New"/>
+        <w:rFonts w:ascii="Courier New" w:hAnsi="Courier New" w:cs="Courier New" w:hint="default"/>
       </w:rPr>
     </w:lvl>
     <w:lvl w:ilvl="5" w:tplc="04130005" w:tentative="1">
@@ -7959,7 +7983,7 @@
         <w:ind w:left="4680" w:hanging="360"/>
       </w:pPr>
       <w:rPr>
-        <w:rFonts w:hint="default" w:ascii="Wingdings" w:hAnsi="Wingdings"/>
+        <w:rFonts w:ascii="Wingdings" w:hAnsi="Wingdings" w:hint="default"/>
       </w:rPr>
     </w:lvl>
     <w:lvl w:ilvl="6" w:tplc="04130001" w:tentative="1">
@@ -7971,7 +7995,7 @@
         <w:ind w:left="5400" w:hanging="360"/>
       </w:pPr>
       <w:rPr>
-        <w:rFonts w:hint="default" w:ascii="Symbol" w:hAnsi="Symbol"/>
+        <w:rFonts w:ascii="Symbol" w:hAnsi="Symbol" w:hint="default"/>
       </w:rPr>
     </w:lvl>
     <w:lvl w:ilvl="7" w:tplc="04130003" w:tentative="1">
@@ -7983,7 +8007,7 @@
         <w:ind w:left="6120" w:hanging="360"/>
       </w:pPr>
       <w:rPr>
-        <w:rFonts w:hint="default" w:ascii="Courier New" w:hAnsi="Courier New" w:cs="Courier New"/>
+        <w:rFonts w:ascii="Courier New" w:hAnsi="Courier New" w:cs="Courier New" w:hint="default"/>
       </w:rPr>
     </w:lvl>
     <w:lvl w:ilvl="8" w:tplc="04130005" w:tentative="1">
@@ -7995,11 +8019,11 @@
         <w:ind w:left="6840" w:hanging="360"/>
       </w:pPr>
       <w:rPr>
-        <w:rFonts w:hint="default" w:ascii="Wingdings" w:hAnsi="Wingdings"/>
+        <w:rFonts w:ascii="Wingdings" w:hAnsi="Wingdings" w:hint="default"/>
       </w:rPr>
     </w:lvl>
   </w:abstractNum>
-  <w:abstractNum w:abstractNumId="27" w15:restartNumberingAfterBreak="0">
+  <w:abstractNum w:abstractNumId="30" w15:restartNumberingAfterBreak="0">
     <w:nsid w:val="64A73A26"/>
     <w:multiLevelType w:val="hybridMultilevel"/>
     <w:tmpl w:val="C42E9E54"/>
@@ -8030,7 +8054,7 @@
         <w:ind w:left="1440" w:hanging="360"/>
       </w:pPr>
       <w:rPr>
-        <w:rFonts w:hint="default" w:ascii="Times New Roman" w:hAnsi="Times New Roman"/>
+        <w:rFonts w:ascii="Times New Roman" w:hAnsi="Times New Roman" w:hint="default"/>
       </w:rPr>
     </w:lvl>
     <w:lvl w:ilvl="2" w:tplc="FFFFFFFF" w:tentative="1">
@@ -8045,7 +8069,7 @@
         <w:ind w:left="2160" w:hanging="360"/>
       </w:pPr>
       <w:rPr>
-        <w:rFonts w:hint="default" w:ascii="Times New Roman" w:hAnsi="Times New Roman"/>
+        <w:rFonts w:ascii="Times New Roman" w:hAnsi="Times New Roman" w:hint="default"/>
       </w:rPr>
     </w:lvl>
     <w:lvl w:ilvl="3" w:tplc="FFFFFFFF" w:tentative="1">
@@ -8060,7 +8084,7 @@
         <w:ind w:left="2880" w:hanging="360"/>
       </w:pPr>
       <w:rPr>
-        <w:rFonts w:hint="default" w:ascii="Times New Roman" w:hAnsi="Times New Roman"/>
+        <w:rFonts w:ascii="Times New Roman" w:hAnsi="Times New Roman" w:hint="default"/>
       </w:rPr>
     </w:lvl>
     <w:lvl w:ilvl="4" w:tplc="FFFFFFFF" w:tentative="1">
@@ -8075,7 +8099,7 @@
         <w:ind w:left="3600" w:hanging="360"/>
       </w:pPr>
       <w:rPr>
-        <w:rFonts w:hint="default" w:ascii="Times New Roman" w:hAnsi="Times New Roman"/>
+        <w:rFonts w:ascii="Times New Roman" w:hAnsi="Times New Roman" w:hint="default"/>
       </w:rPr>
     </w:lvl>
     <w:lvl w:ilvl="5" w:tplc="FFFFFFFF" w:tentative="1">
@@ -8090,7 +8114,7 @@
         <w:ind w:left="4320" w:hanging="360"/>
       </w:pPr>
       <w:rPr>
-        <w:rFonts w:hint="default" w:ascii="Times New Roman" w:hAnsi="Times New Roman"/>
+        <w:rFonts w:ascii="Times New Roman" w:hAnsi="Times New Roman" w:hint="default"/>
       </w:rPr>
     </w:lvl>
     <w:lvl w:ilvl="6" w:tplc="FFFFFFFF" w:tentative="1">
@@ -8105,7 +8129,7 @@
         <w:ind w:left="5040" w:hanging="360"/>
       </w:pPr>
       <w:rPr>
-        <w:rFonts w:hint="default" w:ascii="Times New Roman" w:hAnsi="Times New Roman"/>
+        <w:rFonts w:ascii="Times New Roman" w:hAnsi="Times New Roman" w:hint="default"/>
       </w:rPr>
     </w:lvl>
     <w:lvl w:ilvl="7" w:tplc="FFFFFFFF" w:tentative="1">
@@ -8120,7 +8144,7 @@
         <w:ind w:left="5760" w:hanging="360"/>
       </w:pPr>
       <w:rPr>
-        <w:rFonts w:hint="default" w:ascii="Times New Roman" w:hAnsi="Times New Roman"/>
+        <w:rFonts w:ascii="Times New Roman" w:hAnsi="Times New Roman" w:hint="default"/>
       </w:rPr>
     </w:lvl>
     <w:lvl w:ilvl="8" w:tplc="FFFFFFFF" w:tentative="1">
@@ -8135,11 +8159,11 @@
         <w:ind w:left="6480" w:hanging="360"/>
       </w:pPr>
       <w:rPr>
-        <w:rFonts w:hint="default" w:ascii="Times New Roman" w:hAnsi="Times New Roman"/>
+        <w:rFonts w:ascii="Times New Roman" w:hAnsi="Times New Roman" w:hint="default"/>
       </w:rPr>
     </w:lvl>
   </w:abstractNum>
-  <w:abstractNum w:abstractNumId="28" w15:restartNumberingAfterBreak="0">
+  <w:abstractNum w:abstractNumId="31" w15:restartNumberingAfterBreak="0">
     <w:nsid w:val="6B351B6D"/>
     <w:multiLevelType w:val="multilevel"/>
     <w:tmpl w:val="A69C4040"/>
@@ -8155,7 +8179,7 @@
         <w:ind w:left="720" w:hanging="360"/>
       </w:pPr>
       <w:rPr>
-        <w:rFonts w:hint="default" w:ascii="Symbol" w:hAnsi="Symbol"/>
+        <w:rFonts w:ascii="Symbol" w:hAnsi="Symbol" w:hint="default"/>
         <w:sz w:val="20"/>
       </w:rPr>
     </w:lvl>
@@ -8171,7 +8195,7 @@
         <w:ind w:left="1440" w:hanging="360"/>
       </w:pPr>
       <w:rPr>
-        <w:rFonts w:hint="default" w:ascii="Symbol" w:hAnsi="Symbol"/>
+        <w:rFonts w:ascii="Symbol" w:hAnsi="Symbol" w:hint="default"/>
         <w:sz w:val="20"/>
       </w:rPr>
     </w:lvl>
@@ -8187,7 +8211,7 @@
         <w:ind w:left="2160" w:hanging="360"/>
       </w:pPr>
       <w:rPr>
-        <w:rFonts w:hint="default" w:ascii="Symbol" w:hAnsi="Symbol"/>
+        <w:rFonts w:ascii="Symbol" w:hAnsi="Symbol" w:hint="default"/>
         <w:sz w:val="20"/>
       </w:rPr>
     </w:lvl>
@@ -8203,7 +8227,7 @@
         <w:ind w:left="2880" w:hanging="360"/>
       </w:pPr>
       <w:rPr>
-        <w:rFonts w:hint="default" w:ascii="Symbol" w:hAnsi="Symbol"/>
+        <w:rFonts w:ascii="Symbol" w:hAnsi="Symbol" w:hint="default"/>
         <w:sz w:val="20"/>
       </w:rPr>
     </w:lvl>
@@ -8219,7 +8243,7 @@
         <w:ind w:left="3600" w:hanging="360"/>
       </w:pPr>
       <w:rPr>
-        <w:rFonts w:hint="default" w:ascii="Symbol" w:hAnsi="Symbol"/>
+        <w:rFonts w:ascii="Symbol" w:hAnsi="Symbol" w:hint="default"/>
         <w:sz w:val="20"/>
       </w:rPr>
     </w:lvl>
@@ -8235,7 +8259,7 @@
         <w:ind w:left="4320" w:hanging="360"/>
       </w:pPr>
       <w:rPr>
-        <w:rFonts w:hint="default" w:ascii="Symbol" w:hAnsi="Symbol"/>
+        <w:rFonts w:ascii="Symbol" w:hAnsi="Symbol" w:hint="default"/>
         <w:sz w:val="20"/>
       </w:rPr>
     </w:lvl>
@@ -8251,7 +8275,7 @@
         <w:ind w:left="5040" w:hanging="360"/>
       </w:pPr>
       <w:rPr>
-        <w:rFonts w:hint="default" w:ascii="Symbol" w:hAnsi="Symbol"/>
+        <w:rFonts w:ascii="Symbol" w:hAnsi="Symbol" w:hint="default"/>
         <w:sz w:val="20"/>
       </w:rPr>
     </w:lvl>
@@ -8267,7 +8291,7 @@
         <w:ind w:left="5760" w:hanging="360"/>
       </w:pPr>
       <w:rPr>
-        <w:rFonts w:hint="default" w:ascii="Symbol" w:hAnsi="Symbol"/>
+        <w:rFonts w:ascii="Symbol" w:hAnsi="Symbol" w:hint="default"/>
         <w:sz w:val="20"/>
       </w:rPr>
     </w:lvl>
@@ -8283,12 +8307,12 @@
         <w:ind w:left="6480" w:hanging="360"/>
       </w:pPr>
       <w:rPr>
-        <w:rFonts w:hint="default" w:ascii="Symbol" w:hAnsi="Symbol"/>
+        <w:rFonts w:ascii="Symbol" w:hAnsi="Symbol" w:hint="default"/>
         <w:sz w:val="20"/>
       </w:rPr>
     </w:lvl>
   </w:abstractNum>
-  <w:abstractNum w:abstractNumId="29" w15:restartNumberingAfterBreak="0">
+  <w:abstractNum w:abstractNumId="32" w15:restartNumberingAfterBreak="0">
     <w:nsid w:val="70FA6549"/>
     <w:multiLevelType w:val="multilevel"/>
     <w:tmpl w:val="E1C2532C"/>
@@ -8304,7 +8328,7 @@
         <w:ind w:left="720" w:hanging="360"/>
       </w:pPr>
       <w:rPr>
-        <w:rFonts w:hint="default" w:ascii="Symbol" w:hAnsi="Symbol"/>
+        <w:rFonts w:ascii="Symbol" w:hAnsi="Symbol" w:hint="default"/>
         <w:sz w:val="20"/>
       </w:rPr>
     </w:lvl>
@@ -8320,7 +8344,7 @@
         <w:ind w:left="1440" w:hanging="360"/>
       </w:pPr>
       <w:rPr>
-        <w:rFonts w:hint="default" w:ascii="Symbol" w:hAnsi="Symbol"/>
+        <w:rFonts w:ascii="Symbol" w:hAnsi="Symbol" w:hint="default"/>
         <w:sz w:val="20"/>
       </w:rPr>
     </w:lvl>
@@ -8336,7 +8360,7 @@
         <w:ind w:left="2160" w:hanging="360"/>
       </w:pPr>
       <w:rPr>
-        <w:rFonts w:hint="default" w:ascii="Symbol" w:hAnsi="Symbol"/>
+        <w:rFonts w:ascii="Symbol" w:hAnsi="Symbol" w:hint="default"/>
         <w:sz w:val="20"/>
       </w:rPr>
     </w:lvl>
@@ -8352,7 +8376,7 @@
         <w:ind w:left="2880" w:hanging="360"/>
       </w:pPr>
       <w:rPr>
-        <w:rFonts w:hint="default" w:ascii="Symbol" w:hAnsi="Symbol"/>
+        <w:rFonts w:ascii="Symbol" w:hAnsi="Symbol" w:hint="default"/>
         <w:sz w:val="20"/>
       </w:rPr>
     </w:lvl>
@@ -8368,7 +8392,7 @@
         <w:ind w:left="3600" w:hanging="360"/>
       </w:pPr>
       <w:rPr>
-        <w:rFonts w:hint="default" w:ascii="Symbol" w:hAnsi="Symbol"/>
+        <w:rFonts w:ascii="Symbol" w:hAnsi="Symbol" w:hint="default"/>
         <w:sz w:val="20"/>
       </w:rPr>
     </w:lvl>
@@ -8384,7 +8408,7 @@
         <w:ind w:left="4320" w:hanging="360"/>
       </w:pPr>
       <w:rPr>
-        <w:rFonts w:hint="default" w:ascii="Symbol" w:hAnsi="Symbol"/>
+        <w:rFonts w:ascii="Symbol" w:hAnsi="Symbol" w:hint="default"/>
         <w:sz w:val="20"/>
       </w:rPr>
     </w:lvl>
@@ -8400,7 +8424,7 @@
         <w:ind w:left="5040" w:hanging="360"/>
       </w:pPr>
       <w:rPr>
-        <w:rFonts w:hint="default" w:ascii="Symbol" w:hAnsi="Symbol"/>
+        <w:rFonts w:ascii="Symbol" w:hAnsi="Symbol" w:hint="default"/>
         <w:sz w:val="20"/>
       </w:rPr>
     </w:lvl>
@@ -8416,7 +8440,7 @@
         <w:ind w:left="5760" w:hanging="360"/>
       </w:pPr>
       <w:rPr>
-        <w:rFonts w:hint="default" w:ascii="Symbol" w:hAnsi="Symbol"/>
+        <w:rFonts w:ascii="Symbol" w:hAnsi="Symbol" w:hint="default"/>
         <w:sz w:val="20"/>
       </w:rPr>
     </w:lvl>
@@ -8432,12 +8456,12 @@
         <w:ind w:left="6480" w:hanging="360"/>
       </w:pPr>
       <w:rPr>
-        <w:rFonts w:hint="default" w:ascii="Symbol" w:hAnsi="Symbol"/>
+        <w:rFonts w:ascii="Symbol" w:hAnsi="Symbol" w:hint="default"/>
         <w:sz w:val="20"/>
       </w:rPr>
     </w:lvl>
   </w:abstractNum>
-  <w:abstractNum w:abstractNumId="30" w15:restartNumberingAfterBreak="0">
+  <w:abstractNum w:abstractNumId="33" w15:restartNumberingAfterBreak="0">
     <w:nsid w:val="71C7387B"/>
     <w:multiLevelType w:val="multilevel"/>
     <w:tmpl w:val="1DF6EC9A"/>
@@ -8453,7 +8477,7 @@
         <w:ind w:left="720" w:hanging="360"/>
       </w:pPr>
       <w:rPr>
-        <w:rFonts w:hint="default" w:ascii="Symbol" w:hAnsi="Symbol"/>
+        <w:rFonts w:ascii="Symbol" w:hAnsi="Symbol" w:hint="default"/>
         <w:sz w:val="20"/>
       </w:rPr>
     </w:lvl>
@@ -8469,7 +8493,7 @@
         <w:ind w:left="1440" w:hanging="360"/>
       </w:pPr>
       <w:rPr>
-        <w:rFonts w:hint="default" w:ascii="Symbol" w:hAnsi="Symbol"/>
+        <w:rFonts w:ascii="Symbol" w:hAnsi="Symbol" w:hint="default"/>
         <w:sz w:val="20"/>
       </w:rPr>
     </w:lvl>
@@ -8485,7 +8509,7 @@
         <w:ind w:left="2160" w:hanging="360"/>
       </w:pPr>
       <w:rPr>
-        <w:rFonts w:hint="default" w:ascii="Symbol" w:hAnsi="Symbol"/>
+        <w:rFonts w:ascii="Symbol" w:hAnsi="Symbol" w:hint="default"/>
         <w:sz w:val="20"/>
       </w:rPr>
     </w:lvl>
@@ -8501,7 +8525,7 @@
         <w:ind w:left="2880" w:hanging="360"/>
       </w:pPr>
       <w:rPr>
-        <w:rFonts w:hint="default" w:ascii="Symbol" w:hAnsi="Symbol"/>
+        <w:rFonts w:ascii="Symbol" w:hAnsi="Symbol" w:hint="default"/>
         <w:sz w:val="20"/>
       </w:rPr>
     </w:lvl>
@@ -8517,7 +8541,7 @@
         <w:ind w:left="3600" w:hanging="360"/>
       </w:pPr>
       <w:rPr>
-        <w:rFonts w:hint="default" w:ascii="Symbol" w:hAnsi="Symbol"/>
+        <w:rFonts w:ascii="Symbol" w:hAnsi="Symbol" w:hint="default"/>
         <w:sz w:val="20"/>
       </w:rPr>
     </w:lvl>
@@ -8533,7 +8557,7 @@
         <w:ind w:left="4320" w:hanging="360"/>
       </w:pPr>
       <w:rPr>
-        <w:rFonts w:hint="default" w:ascii="Symbol" w:hAnsi="Symbol"/>
+        <w:rFonts w:ascii="Symbol" w:hAnsi="Symbol" w:hint="default"/>
         <w:sz w:val="20"/>
       </w:rPr>
     </w:lvl>
@@ -8549,7 +8573,7 @@
         <w:ind w:left="5040" w:hanging="360"/>
       </w:pPr>
       <w:rPr>
-        <w:rFonts w:hint="default" w:ascii="Symbol" w:hAnsi="Symbol"/>
+        <w:rFonts w:ascii="Symbol" w:hAnsi="Symbol" w:hint="default"/>
         <w:sz w:val="20"/>
       </w:rPr>
     </w:lvl>
@@ -8565,7 +8589,7 @@
         <w:ind w:left="5760" w:hanging="360"/>
       </w:pPr>
       <w:rPr>
-        <w:rFonts w:hint="default" w:ascii="Symbol" w:hAnsi="Symbol"/>
+        <w:rFonts w:ascii="Symbol" w:hAnsi="Symbol" w:hint="default"/>
         <w:sz w:val="20"/>
       </w:rPr>
     </w:lvl>
@@ -8581,12 +8605,12 @@
         <w:ind w:left="6480" w:hanging="360"/>
       </w:pPr>
       <w:rPr>
-        <w:rFonts w:hint="default" w:ascii="Symbol" w:hAnsi="Symbol"/>
+        <w:rFonts w:ascii="Symbol" w:hAnsi="Symbol" w:hint="default"/>
         <w:sz w:val="20"/>
       </w:rPr>
     </w:lvl>
   </w:abstractNum>
-  <w:abstractNum w:abstractNumId="31" w15:restartNumberingAfterBreak="0">
+  <w:abstractNum w:abstractNumId="34" w15:restartNumberingAfterBreak="0">
     <w:nsid w:val="782166E6"/>
     <w:multiLevelType w:val="hybridMultilevel"/>
     <w:tmpl w:val="8338A33C"/>
@@ -8598,7 +8622,7 @@
         <w:ind w:left="720" w:hanging="360"/>
       </w:pPr>
       <w:rPr>
-        <w:rFonts w:hint="default" w:ascii="Aptos" w:hAnsi="Aptos" w:eastAsiaTheme="minorHAnsi" w:cstheme="minorBidi"/>
+        <w:rFonts w:ascii="Aptos" w:eastAsiaTheme="minorHAnsi" w:hAnsi="Aptos" w:cstheme="minorBidi" w:hint="default"/>
       </w:rPr>
     </w:lvl>
     <w:lvl w:ilvl="1" w:tplc="04130003" w:tentative="1">
@@ -8610,7 +8634,7 @@
         <w:ind w:left="1440" w:hanging="360"/>
       </w:pPr>
       <w:rPr>
-        <w:rFonts w:hint="default" w:ascii="Courier New" w:hAnsi="Courier New" w:cs="Courier New"/>
+        <w:rFonts w:ascii="Courier New" w:hAnsi="Courier New" w:cs="Courier New" w:hint="default"/>
       </w:rPr>
     </w:lvl>
     <w:lvl w:ilvl="2" w:tplc="04130005" w:tentative="1">
@@ -8622,7 +8646,7 @@
         <w:ind w:left="2160" w:hanging="360"/>
       </w:pPr>
       <w:rPr>
-        <w:rFonts w:hint="default" w:ascii="Wingdings" w:hAnsi="Wingdings"/>
+        <w:rFonts w:ascii="Wingdings" w:hAnsi="Wingdings" w:hint="default"/>
       </w:rPr>
     </w:lvl>
     <w:lvl w:ilvl="3" w:tplc="04130001" w:tentative="1">
@@ -8634,7 +8658,7 @@
         <w:ind w:left="2880" w:hanging="360"/>
       </w:pPr>
       <w:rPr>
-        <w:rFonts w:hint="default" w:ascii="Symbol" w:hAnsi="Symbol"/>
+        <w:rFonts w:ascii="Symbol" w:hAnsi="Symbol" w:hint="default"/>
       </w:rPr>
     </w:lvl>
     <w:lvl w:ilvl="4" w:tplc="04130003" w:tentative="1">
@@ -8646,7 +8670,7 @@
         <w:ind w:left="3600" w:hanging="360"/>
       </w:pPr>
       <w:rPr>
-        <w:rFonts w:hint="default" w:ascii="Courier New" w:hAnsi="Courier New" w:cs="Courier New"/>
+        <w:rFonts w:ascii="Courier New" w:hAnsi="Courier New" w:cs="Courier New" w:hint="default"/>
       </w:rPr>
     </w:lvl>
     <w:lvl w:ilvl="5" w:tplc="04130005" w:tentative="1">
@@ -8658,7 +8682,7 @@
         <w:ind w:left="4320" w:hanging="360"/>
       </w:pPr>
       <w:rPr>
-        <w:rFonts w:hint="default" w:ascii="Wingdings" w:hAnsi="Wingdings"/>
+        <w:rFonts w:ascii="Wingdings" w:hAnsi="Wingdings" w:hint="default"/>
       </w:rPr>
     </w:lvl>
     <w:lvl w:ilvl="6" w:tplc="04130001" w:tentative="1">
@@ -8670,7 +8694,7 @@
         <w:ind w:left="5040" w:hanging="360"/>
       </w:pPr>
       <w:rPr>
-        <w:rFonts w:hint="default" w:ascii="Symbol" w:hAnsi="Symbol"/>
+        <w:rFonts w:ascii="Symbol" w:hAnsi="Symbol" w:hint="default"/>
       </w:rPr>
     </w:lvl>
     <w:lvl w:ilvl="7" w:tplc="04130003" w:tentative="1">
@@ -8682,7 +8706,7 @@
         <w:ind w:left="5760" w:hanging="360"/>
       </w:pPr>
       <w:rPr>
-        <w:rFonts w:hint="default" w:ascii="Courier New" w:hAnsi="Courier New" w:cs="Courier New"/>
+        <w:rFonts w:ascii="Courier New" w:hAnsi="Courier New" w:cs="Courier New" w:hint="default"/>
       </w:rPr>
     </w:lvl>
     <w:lvl w:ilvl="8" w:tplc="04130005" w:tentative="1">
@@ -8694,113 +8718,113 @@
         <w:ind w:left="6480" w:hanging="360"/>
       </w:pPr>
       <w:rPr>
-        <w:rFonts w:hint="default" w:ascii="Wingdings" w:hAnsi="Wingdings"/>
+        <w:rFonts w:ascii="Wingdings" w:hAnsi="Wingdings" w:hint="default"/>
       </w:rPr>
     </w:lvl>
   </w:abstractNum>
-  <w:num w:numId="35">
+  <w:num w:numId="1" w16cid:durableId="1796220064">
+    <w:abstractNumId w:val="24"/>
+  </w:num>
+  <w:num w:numId="2" w16cid:durableId="2058315703">
+    <w:abstractNumId w:val="20"/>
+  </w:num>
+  <w:num w:numId="3" w16cid:durableId="1767455292">
+    <w:abstractNumId w:val="22"/>
+  </w:num>
+  <w:num w:numId="4" w16cid:durableId="668023518">
     <w:abstractNumId w:val="34"/>
   </w:num>
-  <w:num w:numId="34">
+  <w:num w:numId="5" w16cid:durableId="2068644016">
+    <w:abstractNumId w:val="8"/>
+  </w:num>
+  <w:num w:numId="6" w16cid:durableId="682131345">
+    <w:abstractNumId w:val="15"/>
+  </w:num>
+  <w:num w:numId="7" w16cid:durableId="1394112158">
+    <w:abstractNumId w:val="26"/>
+  </w:num>
+  <w:num w:numId="8" w16cid:durableId="781993057">
+    <w:abstractNumId w:val="4"/>
+  </w:num>
+  <w:num w:numId="9" w16cid:durableId="2048799105">
+    <w:abstractNumId w:val="1"/>
+  </w:num>
+  <w:num w:numId="10" w16cid:durableId="518280460">
+    <w:abstractNumId w:val="9"/>
+  </w:num>
+  <w:num w:numId="11" w16cid:durableId="534852917">
+    <w:abstractNumId w:val="10"/>
+  </w:num>
+  <w:num w:numId="12" w16cid:durableId="1272931149">
+    <w:abstractNumId w:val="23"/>
+  </w:num>
+  <w:num w:numId="13" w16cid:durableId="2002921987">
+    <w:abstractNumId w:val="28"/>
+  </w:num>
+  <w:num w:numId="14" w16cid:durableId="1580091937">
+    <w:abstractNumId w:val="11"/>
+  </w:num>
+  <w:num w:numId="15" w16cid:durableId="1535313836">
+    <w:abstractNumId w:val="0"/>
+  </w:num>
+  <w:num w:numId="16" w16cid:durableId="83232473">
+    <w:abstractNumId w:val="25"/>
+  </w:num>
+  <w:num w:numId="17" w16cid:durableId="401566484">
+    <w:abstractNumId w:val="3"/>
+  </w:num>
+  <w:num w:numId="18" w16cid:durableId="2097168948">
+    <w:abstractNumId w:val="27"/>
+  </w:num>
+  <w:num w:numId="19" w16cid:durableId="566113618">
+    <w:abstractNumId w:val="13"/>
+  </w:num>
+  <w:num w:numId="20" w16cid:durableId="514157047">
+    <w:abstractNumId w:val="6"/>
+  </w:num>
+  <w:num w:numId="21" w16cid:durableId="500244173">
+    <w:abstractNumId w:val="2"/>
+  </w:num>
+  <w:num w:numId="22" w16cid:durableId="1942953697">
+    <w:abstractNumId w:val="16"/>
+  </w:num>
+  <w:num w:numId="23" w16cid:durableId="236016974">
+    <w:abstractNumId w:val="30"/>
+  </w:num>
+  <w:num w:numId="24" w16cid:durableId="442303912">
+    <w:abstractNumId w:val="7"/>
+  </w:num>
+  <w:num w:numId="25" w16cid:durableId="656805576">
+    <w:abstractNumId w:val="31"/>
+  </w:num>
+  <w:num w:numId="26" w16cid:durableId="1132022618">
+    <w:abstractNumId w:val="17"/>
+  </w:num>
+  <w:num w:numId="27" w16cid:durableId="1084494429">
     <w:abstractNumId w:val="33"/>
   </w:num>
-  <w:num w:numId="33">
+  <w:num w:numId="28" w16cid:durableId="1188451321">
+    <w:abstractNumId w:val="12"/>
+  </w:num>
+  <w:num w:numId="29" w16cid:durableId="561259988">
+    <w:abstractNumId w:val="18"/>
+  </w:num>
+  <w:num w:numId="30" w16cid:durableId="271472293">
     <w:abstractNumId w:val="32"/>
   </w:num>
-  <w:num w:numId="1" w16cid:durableId="668023518">
-    <w:abstractNumId w:val="31"/>
+  <w:num w:numId="31" w16cid:durableId="1478255203">
+    <w:abstractNumId w:val="14"/>
   </w:num>
-  <w:num w:numId="2" w16cid:durableId="2068644016">
-    <w:abstractNumId w:val="8"/>
+  <w:num w:numId="32" w16cid:durableId="1757902013">
+    <w:abstractNumId w:val="19"/>
   </w:num>
-  <w:num w:numId="3" w16cid:durableId="682131345">
-    <w:abstractNumId w:val="15"/>
+  <w:num w:numId="33" w16cid:durableId="2124422331">
+    <w:abstractNumId w:val="29"/>
   </w:num>
-  <w:num w:numId="4" w16cid:durableId="1394112158">
-    <w:abstractNumId w:val="23"/>
-  </w:num>
-  <w:num w:numId="5" w16cid:durableId="781993057">
-    <w:abstractNumId w:val="4"/>
-  </w:num>
-  <w:num w:numId="6" w16cid:durableId="2048799105">
-    <w:abstractNumId w:val="1"/>
-  </w:num>
-  <w:num w:numId="7" w16cid:durableId="518280460">
-    <w:abstractNumId w:val="9"/>
-  </w:num>
-  <w:num w:numId="8" w16cid:durableId="534852917">
-    <w:abstractNumId w:val="10"/>
-  </w:num>
-  <w:num w:numId="9" w16cid:durableId="1272931149">
+  <w:num w:numId="34" w16cid:durableId="1324625734">
     <w:abstractNumId w:val="21"/>
   </w:num>
-  <w:num w:numId="10" w16cid:durableId="2002921987">
-    <w:abstractNumId w:val="25"/>
-  </w:num>
-  <w:num w:numId="11" w16cid:durableId="1580091937">
-    <w:abstractNumId w:val="11"/>
-  </w:num>
-  <w:num w:numId="12" w16cid:durableId="1535313836">
-    <w:abstractNumId w:val="0"/>
-  </w:num>
-  <w:num w:numId="13" w16cid:durableId="83232473">
-    <w:abstractNumId w:val="22"/>
-  </w:num>
-  <w:num w:numId="14" w16cid:durableId="401566484">
-    <w:abstractNumId w:val="3"/>
-  </w:num>
-  <w:num w:numId="15" w16cid:durableId="2097168948">
-    <w:abstractNumId w:val="24"/>
-  </w:num>
-  <w:num w:numId="16" w16cid:durableId="566113618">
-    <w:abstractNumId w:val="13"/>
-  </w:num>
-  <w:num w:numId="17" w16cid:durableId="514157047">
-    <w:abstractNumId w:val="6"/>
-  </w:num>
-  <w:num w:numId="18" w16cid:durableId="500244173">
-    <w:abstractNumId w:val="2"/>
-  </w:num>
-  <w:num w:numId="19" w16cid:durableId="1942953697">
-    <w:abstractNumId w:val="16"/>
-  </w:num>
-  <w:num w:numId="20" w16cid:durableId="236016974">
-    <w:abstractNumId w:val="27"/>
-  </w:num>
-  <w:num w:numId="21" w16cid:durableId="442303912">
-    <w:abstractNumId w:val="7"/>
-  </w:num>
-  <w:num w:numId="22" w16cid:durableId="656805576">
-    <w:abstractNumId w:val="28"/>
-  </w:num>
-  <w:num w:numId="23" w16cid:durableId="1132022618">
-    <w:abstractNumId w:val="17"/>
-  </w:num>
-  <w:num w:numId="24" w16cid:durableId="1084494429">
-    <w:abstractNumId w:val="30"/>
-  </w:num>
-  <w:num w:numId="25" w16cid:durableId="1188451321">
-    <w:abstractNumId w:val="12"/>
-  </w:num>
-  <w:num w:numId="26" w16cid:durableId="561259988">
-    <w:abstractNumId w:val="18"/>
-  </w:num>
-  <w:num w:numId="27" w16cid:durableId="271472293">
-    <w:abstractNumId w:val="29"/>
-  </w:num>
-  <w:num w:numId="28" w16cid:durableId="1478255203">
-    <w:abstractNumId w:val="14"/>
-  </w:num>
-  <w:num w:numId="29" w16cid:durableId="1757902013">
-    <w:abstractNumId w:val="19"/>
-  </w:num>
-  <w:num w:numId="30" w16cid:durableId="2124422331">
-    <w:abstractNumId w:val="26"/>
-  </w:num>
-  <w:num w:numId="31" w16cid:durableId="1324625734">
-    <w:abstractNumId w:val="20"/>
-  </w:num>
-  <w:num w:numId="32" w16cid:durableId="1533768541">
+  <w:num w:numId="35" w16cid:durableId="1533768541">
     <w:abstractNumId w:val="5"/>
   </w:num>
 </w:numbering>
@@ -8811,7 +8835,7 @@
   <w:docDefaults>
     <w:rPrDefault>
       <w:rPr>
-        <w:rFonts w:asciiTheme="minorHAnsi" w:hAnsiTheme="minorHAnsi" w:eastAsiaTheme="minorHAnsi" w:cstheme="minorBidi"/>
+        <w:rFonts w:asciiTheme="minorHAnsi" w:eastAsiaTheme="minorHAnsi" w:hAnsiTheme="minorHAnsi" w:cstheme="minorBidi"/>
         <w:kern w:val="2"/>
         <w:sz w:val="24"/>
         <w:szCs w:val="24"/>
@@ -8828,14 +8852,14 @@
   <w:latentStyles w:defLockedState="0" w:defUIPriority="99" w:defSemiHidden="0" w:defUnhideWhenUsed="0" w:defQFormat="0" w:count="376">
     <w:lsdException w:name="Normal" w:uiPriority="0" w:qFormat="1"/>
     <w:lsdException w:name="heading 1" w:uiPriority="9" w:qFormat="1"/>
-    <w:lsdException w:name="heading 2" w:uiPriority="9" w:semiHidden="1" w:unhideWhenUsed="1" w:qFormat="1"/>
-    <w:lsdException w:name="heading 3" w:uiPriority="9" w:semiHidden="1" w:unhideWhenUsed="1" w:qFormat="1"/>
-    <w:lsdException w:name="heading 4" w:uiPriority="9" w:semiHidden="1" w:unhideWhenUsed="1" w:qFormat="1"/>
-    <w:lsdException w:name="heading 5" w:uiPriority="9" w:semiHidden="1" w:unhideWhenUsed="1" w:qFormat="1"/>
-    <w:lsdException w:name="heading 6" w:uiPriority="9" w:semiHidden="1" w:unhideWhenUsed="1" w:qFormat="1"/>
-    <w:lsdException w:name="heading 7" w:uiPriority="9" w:semiHidden="1" w:unhideWhenUsed="1" w:qFormat="1"/>
-    <w:lsdException w:name="heading 8" w:uiPriority="9" w:semiHidden="1" w:unhideWhenUsed="1" w:qFormat="1"/>
-    <w:lsdException w:name="heading 9" w:uiPriority="9" w:semiHidden="1" w:unhideWhenUsed="1" w:qFormat="1"/>
+    <w:lsdException w:name="heading 2" w:semiHidden="1" w:uiPriority="9" w:unhideWhenUsed="1" w:qFormat="1"/>
+    <w:lsdException w:name="heading 3" w:semiHidden="1" w:uiPriority="9" w:unhideWhenUsed="1" w:qFormat="1"/>
+    <w:lsdException w:name="heading 4" w:semiHidden="1" w:uiPriority="9" w:unhideWhenUsed="1" w:qFormat="1"/>
+    <w:lsdException w:name="heading 5" w:semiHidden="1" w:uiPriority="9" w:unhideWhenUsed="1" w:qFormat="1"/>
+    <w:lsdException w:name="heading 6" w:semiHidden="1" w:uiPriority="9" w:unhideWhenUsed="1" w:qFormat="1"/>
+    <w:lsdException w:name="heading 7" w:semiHidden="1" w:uiPriority="9" w:unhideWhenUsed="1" w:qFormat="1"/>
+    <w:lsdException w:name="heading 8" w:semiHidden="1" w:uiPriority="9" w:unhideWhenUsed="1" w:qFormat="1"/>
+    <w:lsdException w:name="heading 9" w:semiHidden="1" w:uiPriority="9" w:unhideWhenUsed="1" w:qFormat="1"/>
     <w:lsdException w:name="index 1" w:semiHidden="1" w:unhideWhenUsed="1"/>
     <w:lsdException w:name="index 2" w:semiHidden="1" w:unhideWhenUsed="1"/>
     <w:lsdException w:name="index 3" w:semiHidden="1" w:unhideWhenUsed="1"/>
@@ -8845,22 +8869,22 @@
     <w:lsdException w:name="index 7" w:semiHidden="1" w:unhideWhenUsed="1"/>
     <w:lsdException w:name="index 8" w:semiHidden="1" w:unhideWhenUsed="1"/>
     <w:lsdException w:name="index 9" w:semiHidden="1" w:unhideWhenUsed="1"/>
-    <w:lsdException w:name="toc 1" w:uiPriority="39" w:semiHidden="1" w:unhideWhenUsed="1"/>
-    <w:lsdException w:name="toc 2" w:uiPriority="39" w:semiHidden="1" w:unhideWhenUsed="1"/>
-    <w:lsdException w:name="toc 3" w:uiPriority="39" w:semiHidden="1" w:unhideWhenUsed="1"/>
-    <w:lsdException w:name="toc 4" w:uiPriority="39" w:semiHidden="1" w:unhideWhenUsed="1"/>
-    <w:lsdException w:name="toc 5" w:uiPriority="39" w:semiHidden="1" w:unhideWhenUsed="1"/>
-    <w:lsdException w:name="toc 6" w:uiPriority="39" w:semiHidden="1" w:unhideWhenUsed="1"/>
-    <w:lsdException w:name="toc 7" w:uiPriority="39" w:semiHidden="1" w:unhideWhenUsed="1"/>
-    <w:lsdException w:name="toc 8" w:uiPriority="39" w:semiHidden="1" w:unhideWhenUsed="1"/>
-    <w:lsdException w:name="toc 9" w:uiPriority="39" w:semiHidden="1" w:unhideWhenUsed="1"/>
+    <w:lsdException w:name="toc 1" w:semiHidden="1" w:uiPriority="39" w:unhideWhenUsed="1"/>
+    <w:lsdException w:name="toc 2" w:semiHidden="1" w:uiPriority="39" w:unhideWhenUsed="1"/>
+    <w:lsdException w:name="toc 3" w:semiHidden="1" w:uiPriority="39" w:unhideWhenUsed="1"/>
+    <w:lsdException w:name="toc 4" w:semiHidden="1" w:uiPriority="39" w:unhideWhenUsed="1"/>
+    <w:lsdException w:name="toc 5" w:semiHidden="1" w:uiPriority="39" w:unhideWhenUsed="1"/>
+    <w:lsdException w:name="toc 6" w:semiHidden="1" w:uiPriority="39" w:unhideWhenUsed="1"/>
+    <w:lsdException w:name="toc 7" w:semiHidden="1" w:uiPriority="39" w:unhideWhenUsed="1"/>
+    <w:lsdException w:name="toc 8" w:semiHidden="1" w:uiPriority="39" w:unhideWhenUsed="1"/>
+    <w:lsdException w:name="toc 9" w:semiHidden="1" w:uiPriority="39" w:unhideWhenUsed="1"/>
     <w:lsdException w:name="Normal Indent" w:semiHidden="1" w:unhideWhenUsed="1"/>
     <w:lsdException w:name="footnote text" w:semiHidden="1" w:unhideWhenUsed="1"/>
     <w:lsdException w:name="annotation text" w:semiHidden="1" w:unhideWhenUsed="1"/>
     <w:lsdException w:name="header" w:semiHidden="1" w:unhideWhenUsed="1"/>
     <w:lsdException w:name="footer" w:semiHidden="1" w:unhideWhenUsed="1"/>
     <w:lsdException w:name="index heading" w:semiHidden="1" w:unhideWhenUsed="1"/>
-    <w:lsdException w:name="caption" w:uiPriority="35" w:semiHidden="1" w:unhideWhenUsed="1" w:qFormat="1"/>
+    <w:lsdException w:name="caption" w:semiHidden="1" w:uiPriority="35" w:unhideWhenUsed="1" w:qFormat="1"/>
     <w:lsdException w:name="table of figures" w:semiHidden="1" w:unhideWhenUsed="1"/>
     <w:lsdException w:name="envelope address" w:semiHidden="1" w:unhideWhenUsed="1"/>
     <w:lsdException w:name="envelope return" w:semiHidden="1" w:unhideWhenUsed="1"/>
@@ -8891,7 +8915,7 @@
     <w:lsdException w:name="Title" w:uiPriority="10" w:qFormat="1"/>
     <w:lsdException w:name="Closing" w:semiHidden="1" w:unhideWhenUsed="1"/>
     <w:lsdException w:name="Signature" w:semiHidden="1" w:unhideWhenUsed="1"/>
-    <w:lsdException w:name="Default Paragraph Font" w:uiPriority="1" w:semiHidden="1" w:unhideWhenUsed="1"/>
+    <w:lsdException w:name="Default Paragraph Font" w:semiHidden="1" w:uiPriority="1" w:unhideWhenUsed="1"/>
     <w:lsdException w:name="Body Text" w:semiHidden="1" w:unhideWhenUsed="1"/>
     <w:lsdException w:name="Body Text Indent" w:semiHidden="1" w:unhideWhenUsed="1"/>
     <w:lsdException w:name="List Continue" w:semiHidden="1" w:unhideWhenUsed="1"/>
@@ -9091,8 +9115,8 @@
     <w:lsdException w:name="Subtle Reference" w:uiPriority="31" w:qFormat="1"/>
     <w:lsdException w:name="Intense Reference" w:uiPriority="32" w:qFormat="1"/>
     <w:lsdException w:name="Book Title" w:uiPriority="33" w:qFormat="1"/>
-    <w:lsdException w:name="Bibliography" w:uiPriority="37" w:semiHidden="1" w:unhideWhenUsed="1"/>
-    <w:lsdException w:name="TOC Heading" w:uiPriority="39" w:semiHidden="1" w:unhideWhenUsed="1" w:qFormat="1"/>
+    <w:lsdException w:name="Bibliography" w:semiHidden="1" w:uiPriority="37" w:unhideWhenUsed="1"/>
+    <w:lsdException w:name="TOC Heading" w:semiHidden="1" w:uiPriority="39" w:unhideWhenUsed="1" w:qFormat="1"/>
     <w:lsdException w:name="Plain Table 1" w:uiPriority="41"/>
     <w:lsdException w:name="Plain Table 2" w:uiPriority="42"/>
     <w:lsdException w:name="Plain Table 3" w:uiPriority="43"/>
@@ -9203,7 +9227,7 @@
     <w:lsdException w:name="Unresolved Mention" w:semiHidden="1" w:unhideWhenUsed="1"/>
     <w:lsdException w:name="Smart Link" w:semiHidden="1" w:unhideWhenUsed="1"/>
   </w:latentStyles>
-  <w:style w:type="paragraph" w:styleId="Normal" w:default="1">
+  <w:style w:type="paragraph" w:default="1" w:styleId="Normal">
     <w:name w:val="Normal"/>
     <w:qFormat/>
   </w:style>
@@ -9222,7 +9246,7 @@
       <w:outlineLvl w:val="0"/>
     </w:pPr>
     <w:rPr>
-      <w:rFonts w:asciiTheme="majorHAnsi" w:hAnsiTheme="majorHAnsi" w:eastAsiaTheme="majorEastAsia" w:cstheme="majorBidi"/>
+      <w:rFonts w:asciiTheme="majorHAnsi" w:eastAsiaTheme="majorEastAsia" w:hAnsiTheme="majorHAnsi" w:cstheme="majorBidi"/>
       <w:color w:val="0F4761" w:themeColor="accent1" w:themeShade="BF"/>
       <w:sz w:val="40"/>
       <w:szCs w:val="40"/>
@@ -9244,7 +9268,7 @@
       <w:outlineLvl w:val="1"/>
     </w:pPr>
     <w:rPr>
-      <w:rFonts w:asciiTheme="majorHAnsi" w:hAnsiTheme="majorHAnsi" w:eastAsiaTheme="majorEastAsia" w:cstheme="majorBidi"/>
+      <w:rFonts w:asciiTheme="majorHAnsi" w:eastAsiaTheme="majorEastAsia" w:hAnsiTheme="majorHAnsi" w:cstheme="majorBidi"/>
       <w:color w:val="0F4761" w:themeColor="accent1" w:themeShade="BF"/>
       <w:sz w:val="32"/>
       <w:szCs w:val="32"/>
@@ -9404,13 +9428,13 @@
       <w:color w:val="272727" w:themeColor="text1" w:themeTint="D8"/>
     </w:rPr>
   </w:style>
-  <w:style w:type="character" w:styleId="DefaultParagraphFont" w:default="1">
+  <w:style w:type="character" w:default="1" w:styleId="DefaultParagraphFont">
     <w:name w:val="Default Paragraph Font"/>
     <w:uiPriority w:val="1"/>
     <w:semiHidden/>
     <w:unhideWhenUsed/>
   </w:style>
-  <w:style w:type="table" w:styleId="TableNormal" w:default="1">
+  <w:style w:type="table" w:default="1" w:styleId="TableNormal">
     <w:name w:val="Normal Table"/>
     <w:uiPriority w:val="99"/>
     <w:semiHidden/>
@@ -9425,39 +9449,39 @@
       </w:tblCellMar>
     </w:tblPr>
   </w:style>
-  <w:style w:type="numbering" w:styleId="NoList" w:default="1">
+  <w:style w:type="numbering" w:default="1" w:styleId="NoList">
     <w:name w:val="No List"/>
     <w:uiPriority w:val="99"/>
     <w:semiHidden/>
     <w:unhideWhenUsed/>
   </w:style>
-  <w:style w:type="character" w:styleId="Heading1Char" w:customStyle="1">
+  <w:style w:type="character" w:customStyle="1" w:styleId="Heading1Char">
     <w:name w:val="Heading 1 Char"/>
     <w:basedOn w:val="DefaultParagraphFont"/>
     <w:link w:val="Heading1"/>
     <w:uiPriority w:val="9"/>
     <w:rsid w:val="000F458E"/>
     <w:rPr>
-      <w:rFonts w:asciiTheme="majorHAnsi" w:hAnsiTheme="majorHAnsi" w:eastAsiaTheme="majorEastAsia" w:cstheme="majorBidi"/>
+      <w:rFonts w:asciiTheme="majorHAnsi" w:eastAsiaTheme="majorEastAsia" w:hAnsiTheme="majorHAnsi" w:cstheme="majorBidi"/>
       <w:color w:val="0F4761" w:themeColor="accent1" w:themeShade="BF"/>
       <w:sz w:val="40"/>
       <w:szCs w:val="40"/>
     </w:rPr>
   </w:style>
-  <w:style w:type="character" w:styleId="Heading2Char" w:customStyle="1">
+  <w:style w:type="character" w:customStyle="1" w:styleId="Heading2Char">
     <w:name w:val="Heading 2 Char"/>
     <w:basedOn w:val="DefaultParagraphFont"/>
     <w:link w:val="Heading2"/>
     <w:uiPriority w:val="9"/>
     <w:rsid w:val="000F458E"/>
     <w:rPr>
-      <w:rFonts w:asciiTheme="majorHAnsi" w:hAnsiTheme="majorHAnsi" w:eastAsiaTheme="majorEastAsia" w:cstheme="majorBidi"/>
+      <w:rFonts w:asciiTheme="majorHAnsi" w:eastAsiaTheme="majorEastAsia" w:hAnsiTheme="majorHAnsi" w:cstheme="majorBidi"/>
       <w:color w:val="0F4761" w:themeColor="accent1" w:themeShade="BF"/>
       <w:sz w:val="32"/>
       <w:szCs w:val="32"/>
     </w:rPr>
   </w:style>
-  <w:style w:type="character" w:styleId="Heading3Char" w:customStyle="1">
+  <w:style w:type="character" w:customStyle="1" w:styleId="Heading3Char">
     <w:name w:val="Heading 3 Char"/>
     <w:basedOn w:val="DefaultParagraphFont"/>
     <w:link w:val="Heading3"/>
@@ -9470,7 +9494,7 @@
       <w:szCs w:val="28"/>
     </w:rPr>
   </w:style>
-  <w:style w:type="character" w:styleId="Heading4Char" w:customStyle="1">
+  <w:style w:type="character" w:customStyle="1" w:styleId="Heading4Char">
     <w:name w:val="Heading 4 Char"/>
     <w:basedOn w:val="DefaultParagraphFont"/>
     <w:link w:val="Heading4"/>
@@ -9484,7 +9508,7 @@
       <w:color w:val="0F4761" w:themeColor="accent1" w:themeShade="BF"/>
     </w:rPr>
   </w:style>
-  <w:style w:type="character" w:styleId="Heading5Char" w:customStyle="1">
+  <w:style w:type="character" w:customStyle="1" w:styleId="Heading5Char">
     <w:name w:val="Heading 5 Char"/>
     <w:basedOn w:val="DefaultParagraphFont"/>
     <w:link w:val="Heading5"/>
@@ -9496,7 +9520,7 @@
       <w:color w:val="0F4761" w:themeColor="accent1" w:themeShade="BF"/>
     </w:rPr>
   </w:style>
-  <w:style w:type="character" w:styleId="Heading6Char" w:customStyle="1">
+  <w:style w:type="character" w:customStyle="1" w:styleId="Heading6Char">
     <w:name w:val="Heading 6 Char"/>
     <w:basedOn w:val="DefaultParagraphFont"/>
     <w:link w:val="Heading6"/>
@@ -9510,7 +9534,7 @@
       <w:color w:val="595959" w:themeColor="text1" w:themeTint="A6"/>
     </w:rPr>
   </w:style>
-  <w:style w:type="character" w:styleId="Heading7Char" w:customStyle="1">
+  <w:style w:type="character" w:customStyle="1" w:styleId="Heading7Char">
     <w:name w:val="Heading 7 Char"/>
     <w:basedOn w:val="DefaultParagraphFont"/>
     <w:link w:val="Heading7"/>
@@ -9522,7 +9546,7 @@
       <w:color w:val="595959" w:themeColor="text1" w:themeTint="A6"/>
     </w:rPr>
   </w:style>
-  <w:style w:type="character" w:styleId="Heading8Char" w:customStyle="1">
+  <w:style w:type="character" w:customStyle="1" w:styleId="Heading8Char">
     <w:name w:val="Heading 8 Char"/>
     <w:basedOn w:val="DefaultParagraphFont"/>
     <w:link w:val="Heading8"/>
@@ -9536,7 +9560,7 @@
       <w:color w:val="272727" w:themeColor="text1" w:themeTint="D8"/>
     </w:rPr>
   </w:style>
-  <w:style w:type="character" w:styleId="Heading9Char" w:customStyle="1">
+  <w:style w:type="character" w:customStyle="1" w:styleId="Heading9Char">
     <w:name w:val="Heading 9 Char"/>
     <w:basedOn w:val="DefaultParagraphFont"/>
     <w:link w:val="Heading9"/>
@@ -9561,21 +9585,21 @@
       <w:contextualSpacing/>
     </w:pPr>
     <w:rPr>
-      <w:rFonts w:asciiTheme="majorHAnsi" w:hAnsiTheme="majorHAnsi" w:eastAsiaTheme="majorEastAsia" w:cstheme="majorBidi"/>
+      <w:rFonts w:asciiTheme="majorHAnsi" w:eastAsiaTheme="majorEastAsia" w:hAnsiTheme="majorHAnsi" w:cstheme="majorBidi"/>
       <w:spacing w:val="-10"/>
       <w:kern w:val="28"/>
       <w:sz w:val="56"/>
       <w:szCs w:val="56"/>
     </w:rPr>
   </w:style>
-  <w:style w:type="character" w:styleId="TitleChar" w:customStyle="1">
+  <w:style w:type="character" w:customStyle="1" w:styleId="TitleChar">
     <w:name w:val="Title Char"/>
     <w:basedOn w:val="DefaultParagraphFont"/>
     <w:link w:val="Title"/>
     <w:uiPriority w:val="10"/>
     <w:rsid w:val="000F458E"/>
     <w:rPr>
-      <w:rFonts w:asciiTheme="majorHAnsi" w:hAnsiTheme="majorHAnsi" w:eastAsiaTheme="majorEastAsia" w:cstheme="majorBidi"/>
+      <w:rFonts w:asciiTheme="majorHAnsi" w:eastAsiaTheme="majorEastAsia" w:hAnsiTheme="majorHAnsi" w:cstheme="majorBidi"/>
       <w:spacing w:val="-10"/>
       <w:kern w:val="28"/>
       <w:sz w:val="56"/>
@@ -9603,7 +9627,7 @@
       <w:szCs w:val="28"/>
     </w:rPr>
   </w:style>
-  <w:style w:type="character" w:styleId="SubtitleChar" w:customStyle="1">
+  <w:style w:type="character" w:customStyle="1" w:styleId="SubtitleChar">
     <w:name w:val="Subtitle Char"/>
     <w:basedOn w:val="DefaultParagraphFont"/>
     <w:link w:val="Subtitle"/>
@@ -9635,7 +9659,7 @@
       <w:color w:val="404040" w:themeColor="text1" w:themeTint="BF"/>
     </w:rPr>
   </w:style>
-  <w:style w:type="character" w:styleId="QuoteChar" w:customStyle="1">
+  <w:style w:type="character" w:customStyle="1" w:styleId="QuoteChar">
     <w:name w:val="Quote Char"/>
     <w:basedOn w:val="DefaultParagraphFont"/>
     <w:link w:val="Quote"/>
@@ -9680,8 +9704,8 @@
     <w:rsid w:val="000F458E"/>
     <w:pPr>
       <w:pBdr>
-        <w:top w:val="single" w:color="0F4761" w:themeColor="accent1" w:themeShade="BF" w:sz="4" w:space="10"/>
-        <w:bottom w:val="single" w:color="0F4761" w:themeColor="accent1" w:themeShade="BF" w:sz="4" w:space="10"/>
+        <w:top w:val="single" w:sz="4" w:space="10" w:color="0F4761" w:themeColor="accent1" w:themeShade="BF"/>
+        <w:bottom w:val="single" w:sz="4" w:space="10" w:color="0F4761" w:themeColor="accent1" w:themeShade="BF"/>
       </w:pBdr>
       <w:spacing w:before="360" w:after="360"/>
       <w:ind w:left="864" w:right="864"/>
@@ -9693,7 +9717,7 @@
       <w:color w:val="0F4761" w:themeColor="accent1" w:themeShade="BF"/>
     </w:rPr>
   </w:style>
-  <w:style w:type="character" w:styleId="IntenseQuoteChar" w:customStyle="1">
+  <w:style w:type="character" w:customStyle="1" w:styleId="IntenseQuoteChar">
     <w:name w:val="Intense Quote Char"/>
     <w:basedOn w:val="DefaultParagraphFont"/>
     <w:link w:val="IntenseQuote"/>
@@ -9729,12 +9753,12 @@
     </w:pPr>
     <w:tblPr>
       <w:tblBorders>
-        <w:top w:val="single" w:color="auto" w:sz="4" w:space="0"/>
-        <w:left w:val="single" w:color="auto" w:sz="4" w:space="0"/>
-        <w:bottom w:val="single" w:color="auto" w:sz="4" w:space="0"/>
-        <w:right w:val="single" w:color="auto" w:sz="4" w:space="0"/>
-        <w:insideH w:val="single" w:color="auto" w:sz="4" w:space="0"/>
-        <w:insideV w:val="single" w:color="auto" w:sz="4" w:space="0"/>
+        <w:top w:val="single" w:sz="4" w:space="0" w:color="auto"/>
+        <w:left w:val="single" w:sz="4" w:space="0" w:color="auto"/>
+        <w:bottom w:val="single" w:sz="4" w:space="0" w:color="auto"/>
+        <w:right w:val="single" w:sz="4" w:space="0" w:color="auto"/>
+        <w:insideH w:val="single" w:sz="4" w:space="0" w:color="auto"/>
+        <w:insideV w:val="single" w:sz="4" w:space="0" w:color="auto"/>
       </w:tblBorders>
     </w:tblPr>
   </w:style>
@@ -9765,7 +9789,7 @@
       <w:szCs w:val="20"/>
     </w:rPr>
   </w:style>
-  <w:style w:type="character" w:styleId="CommentTextChar" w:customStyle="1">
+  <w:style w:type="character" w:customStyle="1" w:styleId="CommentTextChar">
     <w:name w:val="Comment Text Char"/>
     <w:basedOn w:val="DefaultParagraphFont"/>
     <w:link w:val="CommentText"/>
@@ -9790,7 +9814,7 @@
       <w:bCs/>
     </w:rPr>
   </w:style>
-  <w:style w:type="character" w:styleId="CommentSubjectChar" w:customStyle="1">
+  <w:style w:type="character" w:customStyle="1" w:styleId="CommentSubjectChar">
     <w:name w:val="Comment Subject Char"/>
     <w:basedOn w:val="CommentTextChar"/>
     <w:link w:val="CommentSubject"/>
@@ -9852,7 +9876,7 @@
 </file>
 
 <file path=word/theme/theme1.xml><?xml version="1.0" encoding="utf-8"?>
-<a:theme xmlns:a="http://schemas.openxmlformats.org/drawingml/2006/main" xmlns:thm15="http://schemas.microsoft.com/office/thememl/2012/main" name="Office Theme">
+<a:theme xmlns:a="http://schemas.openxmlformats.org/drawingml/2006/main" name="Office Theme">
   <a:themeElements>
     <a:clrScheme name="Office">
       <a:dk1>
@@ -10147,6 +10171,15 @@
 </file>
 
 <file path=customXml/item1.xml><?xml version="1.0" encoding="utf-8"?>
+<?mso-contentType ?>
+<FormTemplates xmlns="http://schemas.microsoft.com/sharepoint/v3/contenttype/forms">
+  <Display>DocumentLibraryForm</Display>
+  <Edit>DocumentLibraryForm</Edit>
+  <New>DocumentLibraryForm</New>
+</FormTemplates>
+</file>
+
+<file path=customXml/item2.xml><?xml version="1.0" encoding="utf-8"?>
 <p:properties xmlns:p="http://schemas.microsoft.com/office/2006/metadata/properties" xmlns:xsi="http://www.w3.org/2001/XMLSchema-instance" xmlns:pc="http://schemas.microsoft.com/office/infopath/2007/PartnerControls">
   <documentManagement>
     <lcf76f155ced4ddcb4097134ff3c332f xmlns="de4dd4cd-b4a8-4208-ab00-137eb2055693">
@@ -10160,16 +10193,11 @@
 </p:properties>
 </file>
 
-<file path=customXml/item2.xml><?xml version="1.0" encoding="utf-8"?>
-<?mso-contentType ?>
-<FormTemplates xmlns="http://schemas.microsoft.com/sharepoint/v3/contenttype/forms">
-  <Display>DocumentLibraryForm</Display>
-  <Edit>DocumentLibraryForm</Edit>
-  <New>DocumentLibraryForm</New>
-</FormTemplates>
+<file path=customXml/item3.xml><?xml version="1.0" encoding="utf-8"?>
+<b:Sources xmlns:b="http://schemas.openxmlformats.org/officeDocument/2006/bibliography" xmlns="http://schemas.openxmlformats.org/officeDocument/2006/bibliography" SelectedStyle="\APASixthEditionOfficeOnline.xsl" StyleName="APA" Version="6"/>
 </file>
 
-<file path=customXml/item3.xml><?xml version="1.0" encoding="utf-8"?>
+<file path=customXml/item4.xml><?xml version="1.0" encoding="utf-8"?>
 <ct:contentTypeSchema xmlns:ct="http://schemas.microsoft.com/office/2006/metadata/contentType" xmlns:ma="http://schemas.microsoft.com/office/2006/metadata/properties/metaAttributes" ct:_="" ma:_="" ma:contentTypeName="Document" ma:contentTypeID="0x01010020C962F77BDE9F4FB9B58CF3AE565F95" ma:contentTypeVersion="21" ma:contentTypeDescription="Een nieuw document maken." ma:contentTypeScope="" ma:versionID="1c4c9f2c3374538a6b65d753c09d7493">
   <xsd:schema xmlns:xsd="http://www.w3.org/2001/XMLSchema" xmlns:xs="http://www.w3.org/2001/XMLSchema" xmlns:p="http://schemas.microsoft.com/office/2006/metadata/properties" xmlns:ns2="de4dd4cd-b4a8-4208-ab00-137eb2055693" xmlns:ns3="379a083f-24d6-4add-970e-7f45554ac387" targetNamespace="http://schemas.microsoft.com/office/2006/metadata/properties" ma:root="true" ma:fieldsID="c544882c87bedafdf4ca10585c73f416" ns2:_="" ns3:_="">
     <xsd:import namespace="de4dd4cd-b4a8-4208-ab00-137eb2055693"/>
@@ -10432,11 +10460,15 @@
 </ct:contentTypeSchema>
 </file>
 
-<file path=customXml/item4.xml><?xml version="1.0" encoding="utf-8"?>
-<b:Sources xmlns:b="http://schemas.openxmlformats.org/officeDocument/2006/bibliography" xmlns="http://schemas.openxmlformats.org/officeDocument/2006/bibliography" SelectedStyle="\APASixthEditionOfficeOnline.xsl" StyleName="APA" Version="6"/>
+<file path=customXml/itemProps1.xml><?xml version="1.0" encoding="utf-8"?>
+<ds:datastoreItem xmlns:ds="http://schemas.openxmlformats.org/officeDocument/2006/customXml" ds:itemID="{E4BBDA5C-4E13-4144-BD0A-BFD4CB117E9C}">
+  <ds:schemaRefs>
+    <ds:schemaRef ds:uri="http://schemas.microsoft.com/sharepoint/v3/contenttype/forms"/>
+  </ds:schemaRefs>
+</ds:datastoreItem>
 </file>
 
-<file path=customXml/itemProps1.xml><?xml version="1.0" encoding="utf-8"?>
+<file path=customXml/itemProps2.xml><?xml version="1.0" encoding="utf-8"?>
 <ds:datastoreItem xmlns:ds="http://schemas.openxmlformats.org/officeDocument/2006/customXml" ds:itemID="{3CB94714-5C8A-4854-9E45-BDE4596FC7A5}">
   <ds:schemaRefs>
     <ds:schemaRef ds:uri="http://schemas.microsoft.com/office/2006/metadata/properties"/>
@@ -10447,15 +10479,15 @@
 </ds:datastoreItem>
 </file>
 
-<file path=customXml/itemProps2.xml><?xml version="1.0" encoding="utf-8"?>
-<ds:datastoreItem xmlns:ds="http://schemas.openxmlformats.org/officeDocument/2006/customXml" ds:itemID="{E4BBDA5C-4E13-4144-BD0A-BFD4CB117E9C}">
+<file path=customXml/itemProps3.xml><?xml version="1.0" encoding="utf-8"?>
+<ds:datastoreItem xmlns:ds="http://schemas.openxmlformats.org/officeDocument/2006/customXml" ds:itemID="{4799BDA0-71FD-4D8A-93B2-60DD43CBC051}">
   <ds:schemaRefs>
-    <ds:schemaRef ds:uri="http://schemas.microsoft.com/sharepoint/v3/contenttype/forms"/>
+    <ds:schemaRef ds:uri="http://schemas.openxmlformats.org/officeDocument/2006/bibliography"/>
   </ds:schemaRefs>
 </ds:datastoreItem>
 </file>
 
-<file path=customXml/itemProps3.xml><?xml version="1.0" encoding="utf-8"?>
+<file path=customXml/itemProps4.xml><?xml version="1.0" encoding="utf-8"?>
 <ds:datastoreItem xmlns:ds="http://schemas.openxmlformats.org/officeDocument/2006/customXml" ds:itemID="{1B1F1516-4367-4B2E-8C8E-F55A45CB1DE8}">
   <ds:schemaRefs>
     <ds:schemaRef ds:uri="http://schemas.microsoft.com/office/2006/metadata/contentType"/>
@@ -10472,12 +10504,4 @@
     <ds:schemaRef ds:uri="http://schemas.microsoft.com/internal/obd"/>
   </ds:schemaRefs>
 </ds:datastoreItem>
-</file>
-
-<file path=customXml/itemProps4.xml><?xml version="1.0" encoding="utf-8"?>
-<ds:datastoreItem xmlns:ds="http://schemas.openxmlformats.org/officeDocument/2006/customXml" ds:itemID="{4799BDA0-71FD-4D8A-93B2-60DD43CBC051}">
-  <ds:schemaRefs>
-    <ds:schemaRef ds:uri="http://schemas.openxmlformats.org/officeDocument/2006/bibliography"/>
-  </ds:schemaRefs>
-</ds:datastoreItem>
 </file>